--- a/대본/2부/02화_The_Target_Profile.docx
+++ b/대본/2부/02화_The_Target_Profile.docx
@@ -2,7 +2,7 @@
 <file path=word/document.xml><?xml version="1.0" encoding="utf-8"?>
 <w:document xmlns:w="http://schemas.openxmlformats.org/wordprocessingml/2006/main" xmlns:m="http://schemas.openxmlformats.org/officeDocument/2006/math" xmlns:r="http://schemas.openxmlformats.org/officeDocument/2006/relationships" xmlns:o="urn:schemas-microsoft-com:office:office" xmlns:v="urn:schemas-microsoft-com:vml" xmlns:w10="urn:schemas-microsoft-com:office:word" xmlns:a="http://schemas.openxmlformats.org/drawingml/2006/main" xmlns:pic="http://schemas.openxmlformats.org/drawingml/2006/picture" xmlns:wp="http://schemas.openxmlformats.org/drawingml/2006/wordprocessingDrawing">
   <w:body>
-    <w:bookmarkStart w:id="31" w:name="ship-it-2부-2화"/>
+    <w:bookmarkStart w:id="32" w:name="ship-it-2부-2화"/>
     <w:p>
       <w:pPr>
         <w:pStyle w:val="Heading1"/>
@@ -65,7 +65,7 @@
         <w:t xml:space="preserve"> </w:t>
       </w:r>
       <w:r>
-        <w:t xml:space="preserve">- 규칙: 지문 없음. 전 화 100% 「화자명: 대사」. 1턴 15단어 이내.</w:t>
+        <w:t xml:space="preserve">- 규칙: 지문 없음. 전 화 100% 「화자명: 대사」. 1턴 15단어 이내 + 긴 턴 10~15회(25~35단어).</w:t>
       </w:r>
       <w:r>
         <w:t xml:space="preserve"> </w:t>
@@ -348,13 +348,13 @@
         </w:numPr>
       </w:pPr>
       <w:r>
-        <w:t xml:space="preserve">CAROL: Now. Somebody explain this company to me. Noah’s emails make no sense.</w:t>
-      </w:r>
-      <w:r>
-        <w:t xml:space="preserve"> </w:t>
-      </w:r>
-      <w:r>
-        <w:t xml:space="preserve">캐럴: 자. 누가 이 회사 좀 설명해 줘. 노아 이메일은 도무지 이해가 안 돼.</w:t>
+        <w:t xml:space="preserve">CAROL: Now. Somebody explain this company to me. Noah’s emails make no sense. I read every one twice, and I still couldn’t tell my book club what my son actually does.</w:t>
+      </w:r>
+      <w:r>
+        <w:t xml:space="preserve"> </w:t>
+      </w:r>
+      <w:r>
+        <w:t xml:space="preserve">캐럴: 자. 누가 이 회사 좀 설명해 줘. 노아 이메일은 도무지 이해가 안 돼. 매번 두 번씩 읽는데도, 우리 아들이 대체 무슨 일을 하는지 독서 모임에 설명을 못 하겠어.</w:t>
       </w:r>
     </w:p>
     <w:p>
@@ -511,13 +511,13 @@
         </w:numPr>
       </w:pPr>
       <w:r>
-        <w:t xml:space="preserve">PRIYA: Our filler lasts just as long. But it dissolves three times faster.</w:t>
-      </w:r>
-      <w:r>
-        <w:t xml:space="preserve"> </w:t>
-      </w:r>
-      <w:r>
-        <w:t xml:space="preserve">프리야: 우리 필러는 똑같이 오래가요. 하지만 세 배 빨리 녹아요.</w:t>
+        <w:t xml:space="preserve">PRIYA: Our filler lasts just as long as the others, about a year. But if something goes wrong, the doctor’s enzyme dissolves it three times faster. That’s the whole idea.</w:t>
+      </w:r>
+      <w:r>
+        <w:t xml:space="preserve"> </w:t>
+      </w:r>
+      <w:r>
+        <w:t xml:space="preserve">프리야: 우리 필러는 다른 필러만큼 오래가요. 1년 정도요. 하지만 문제가 생기면, 의사가 쓰는 효소로 세 배 빨리 녹아요. 그게 핵심이에요.</w:t>
       </w:r>
     </w:p>
     <w:p>
@@ -681,13 +681,13 @@
         </w:numPr>
       </w:pPr>
       <w:r>
-        <w:t xml:space="preserve">PRIYA: It’s a wish list for the product. Written before we build it.</w:t>
-      </w:r>
-      <w:r>
-        <w:t xml:space="preserve"> </w:t>
-      </w:r>
-      <w:r>
-        <w:t xml:space="preserve">프리야: 제품에 대한 희망 목록이에요. 만들기 전에 쓰는 거죠.</w:t>
+        <w:t xml:space="preserve">PRIYA: It’s a wish list for the product, written before we build it. Every decision we make later, the chemistry, the trials, the factory, gets checked against that one page.</w:t>
+      </w:r>
+      <w:r>
+        <w:t xml:space="preserve"> </w:t>
+      </w:r>
+      <w:r>
+        <w:t xml:space="preserve">프리야: 제품에 대한 희망 목록이에요. 만들기 전에 쓰는 거죠. 나중에 내리는 모든 결정, 그러니까 화학, 임상, 공장까지 전부 그 한 장과 맞춰 보는 거예요.</w:t>
       </w:r>
     </w:p>
     <w:p>
@@ -918,13 +918,13 @@
         </w:numPr>
       </w:pPr>
       <w:r>
-        <w:t xml:space="preserve">ELENA: Mrs. Bennett. Lily did the hard part. She stayed calm.</w:t>
-      </w:r>
-      <w:r>
-        <w:t xml:space="preserve"> </w:t>
-      </w:r>
-      <w:r>
-        <w:t xml:space="preserve">엘레나: 베넷 여사님. 힘든 건 릴리가 했어요. 침착하게 있어 줬거든요.</w:t>
+        <w:t xml:space="preserve">ELENA: Mrs. Bennett, Lily did the hard part. She stayed calm and let me work quickly, and in those first minutes, that’s what protects the skin. I just did my job.</w:t>
+      </w:r>
+      <w:r>
+        <w:t xml:space="preserve"> </w:t>
+      </w:r>
+      <w:r>
+        <w:t xml:space="preserve">엘레나: 베넷 여사님, 힘든 건 릴리가 했어요. 침착하게 있어 줘서 제가 빨리 처치할 수 있었고, 처음 몇 분 동안은 그게 피부를 지켜 주거든요. 저는 제 일을 했을 뿐이에요.</w:t>
       </w:r>
     </w:p>
     <w:p>
@@ -1125,13 +1125,13 @@
         </w:numPr>
       </w:pPr>
       <w:r>
-        <w:t xml:space="preserve">NOAH: I want lips. Lips are the fastest-growing market. Younger customers.</w:t>
-      </w:r>
-      <w:r>
-        <w:t xml:space="preserve"> </w:t>
-      </w:r>
-      <w:r>
-        <w:t xml:space="preserve">노아: 전 입술로 하고 싶어요. 입술이 가장 빨리 성장하는 시장이에요. 고객도 젊고.</w:t>
+        <w:t xml:space="preserve">NOAH: I want lips. Lips are the fastest-growing market, and the customers are younger, which means they’ll come back for years. Here’s the thing: that’s where the money is going.</w:t>
+      </w:r>
+      <w:r>
+        <w:t xml:space="preserve"> </w:t>
+      </w:r>
+      <w:r>
+        <w:t xml:space="preserve">노아: 전 입술로 하고 싶어요. 입술이 가장 빨리 성장하는 시장이고, 고객도 젊어요. 그 말은 몇 년이고 계속 다시 온다는 거죠. 요점은 이거예요. 돈이 그쪽으로 가고 있어요.</w:t>
       </w:r>
     </w:p>
     <w:p>
@@ -1244,13 +1244,13 @@
         </w:numPr>
       </w:pPr>
       <w:r>
-        <w:t xml:space="preserve">ELENA: Most fillers got approved there first. There’s a standard scale to measure results.</w:t>
-      </w:r>
-      <w:r>
-        <w:t xml:space="preserve"> </w:t>
-      </w:r>
-      <w:r>
-        <w:t xml:space="preserve">엘레나: 대부분의 필러가 거기서 먼저 승인받았어요. 결과를 측정하는 표준 척도도 있고요.</w:t>
+        <w:t xml:space="preserve">ELENA: Most fillers got approved there first, so the FDA knows exactly what to expect. There’s also a standard scale to measure results, so nobody argues about whether it worked.</w:t>
+      </w:r>
+      <w:r>
+        <w:t xml:space="preserve"> </w:t>
+      </w:r>
+      <w:r>
+        <w:t xml:space="preserve">엘레나: 대부분의 필러가 거기서 먼저 승인받았어요. 그래서 FDA가 뭘 기대해야 할지 정확히 알아요. 결과를 측정하는 표준 척도도 있어서, 효과가 있었는지를 두고 아무도 다투지 않아요.</w:t>
       </w:r>
     </w:p>
     <w:p>
@@ -1380,13 +1380,13 @@
         </w:numPr>
       </w:pPr>
       <w:r>
-        <w:t xml:space="preserve">CAROL: I’m sixty-one. I don’t want bigger lips. I’d want my smile lines first.</w:t>
-      </w:r>
-      <w:r>
-        <w:t xml:space="preserve"> </w:t>
-      </w:r>
-      <w:r>
-        <w:t xml:space="preserve">캐럴: 난 예순하나야. 입술 크게 하고 싶지 않아. 팔자주름을 먼저 하고 싶지.</w:t>
+        <w:t xml:space="preserve">CAROL: I’m sixty-one. I don’t want bigger lips. But every morning I look in the mirror and see these lines getting deeper. If I were your customer, I’d want my smile lines first.</w:t>
+      </w:r>
+      <w:r>
+        <w:t xml:space="preserve"> </w:t>
+      </w:r>
+      <w:r>
+        <w:t xml:space="preserve">캐럴: 난 예순하나야. 입술 크게 하고 싶지 않아. 그런데 매일 아침 거울을 보면 이 주름이 점점 깊어지는 게 보여. 내가 너희 고객이라면, 팔자주름을 먼저 하고 싶을 거야.</w:t>
       </w:r>
     </w:p>
     <w:p>
@@ -1570,13 +1570,13 @@
         </w:numPr>
       </w:pPr>
       <w:r>
-        <w:t xml:space="preserve">PRIYA: The first trial has to be clean. If it fails, there’s no second.</w:t>
-      </w:r>
-      <w:r>
-        <w:t xml:space="preserve"> </w:t>
-      </w:r>
-      <w:r>
-        <w:t xml:space="preserve">프리야: 첫 임상은 깔끔해야 해. 실패하면 두 번째는 없어.</w:t>
+        <w:t xml:space="preserve">PRIYA: The first trial has to be clean. If it fails, there’s no second. Investors will look at that one study and decide. Nobody gives a second chance to a company whose first trial failed.</w:t>
+      </w:r>
+      <w:r>
+        <w:t xml:space="preserve"> </w:t>
+      </w:r>
+      <w:r>
+        <w:t xml:space="preserve">프리야: 첫 임상은 깔끔해야 해. 실패하면 두 번째는 없어. 투자자들은 그 연구 하나만 보고 결정해. 첫 임상에서 실패한 회사에 두 번째 기회를 주는 사람은 없어.</w:t>
       </w:r>
     </w:p>
     <w:p>
@@ -2083,13 +2083,13 @@
         </w:numPr>
       </w:pPr>
       <w:r>
-        <w:t xml:space="preserve">MARCUS: Park it. Every size is a separate production run.</w:t>
-      </w:r>
-      <w:r>
-        <w:t xml:space="preserve"> </w:t>
-      </w:r>
-      <w:r>
-        <w:t xml:space="preserve">마커스: 보류. 크기마다 생산을 따로 돌려야 해.</w:t>
+        <w:t xml:space="preserve">MARCUS: Park it. Every size is a separate production run, with its own testing and its own paperwork. Start with one size, do it perfectly, then add more later.</w:t>
+      </w:r>
+      <w:r>
+        <w:t xml:space="preserve"> </w:t>
+      </w:r>
+      <w:r>
+        <w:t xml:space="preserve">마커스: 보류. 크기마다 생산을 따로 돌려야 하고, 시험도 서류도 따로야. 한 가지 크기로 시작해서 완벽하게 해내고, 나머지는 나중에 추가해.</w:t>
       </w:r>
     </w:p>
     <w:p>
@@ -2152,7 +2152,7 @@
         <w:t xml:space="preserve"> </w:t>
       </w:r>
       <w:r>
-        <w:t xml:space="preserve">addition adds months. And money.</w:t>
+        <w:t xml:space="preserve">addition adds months. And money. A glow ingredient means new safety tests. A men’s version means a new trial. Suddenly the plan doubles, and so does the budget.</w:t>
       </w:r>
       <w:r>
         <w:t xml:space="preserve"> </w:t>
@@ -2176,7 +2176,7 @@
         <w:t xml:space="preserve"> </w:t>
       </w:r>
       <w:r>
-        <w:t xml:space="preserve">추가 하나마다 몇 달이 늘어나요. 돈도요.</w:t>
+        <w:t xml:space="preserve">추가 하나마다 몇 달이 늘어나요. 돈도요. 광채 성분을 넣으면 안전성 시험을 새로 해야 하고, 남성용을 만들면 임상을 새로 해야 해요. 순식간에 계획이 두 배가 되고, 예산도 두 배가 되죠.</w:t>
       </w:r>
     </w:p>
     <w:p>
@@ -2282,13 +2282,13 @@
         </w:numPr>
       </w:pPr>
       <w:r>
-        <w:t xml:space="preserve">MARCUS: She sent the reply to Halvern yesterday. Three sentences. No answer yet.</w:t>
-      </w:r>
-      <w:r>
-        <w:t xml:space="preserve"> </w:t>
-      </w:r>
-      <w:r>
-        <w:t xml:space="preserve">마커스: 어제 할번에 답장 보냈대. 세 문장. 아직 답은 없고.</w:t>
+        <w:t xml:space="preserve">MARCUS: She sent the reply to Halvern yesterday. Three sentences. She said a short, calm letter tells them we’re not scared and we’re not hiding anything. No answer yet.</w:t>
+      </w:r>
+      <w:r>
+        <w:t xml:space="preserve"> </w:t>
+      </w:r>
+      <w:r>
+        <w:t xml:space="preserve">마커스: 어제 할번에 답장 보냈대. 세 문장. 짧고 침착한 편지가 우리가 겁먹지도 않았고 숨기는 것도 없다는 걸 보여 준다더라. 아직 답은 없고.</w:t>
       </w:r>
     </w:p>
     <w:p>
@@ -2435,13 +2435,13 @@
         </w:numPr>
       </w:pPr>
       <w:r>
-        <w:t xml:space="preserve">CAROL: And I’m grateful my children are alive. And brave. And a little crazy.</w:t>
-      </w:r>
-      <w:r>
-        <w:t xml:space="preserve"> </w:t>
-      </w:r>
-      <w:r>
-        <w:t xml:space="preserve">캐럴: 그리고 난 내 아이들이 살아 있어서 감사해. 용감하고. 조금 미친 것도.</w:t>
+        <w:t xml:space="preserve">CAROL: And I’m grateful my children are alive. And brave. And a little crazy. Five years ago I lost your father, and some days I’m still scared of losing more. Today I’m not.</w:t>
+      </w:r>
+      <w:r>
+        <w:t xml:space="preserve"> </w:t>
+      </w:r>
+      <w:r>
+        <w:t xml:space="preserve">캐럴: 그리고 난 내 아이들이 살아 있어서 감사해. 용감하고. 조금 미친 것도. 5년 전에 너희 아빠를 잃고 나서, 아직도 어떤 날은 더 잃을까 봐 무서워. 오늘은 아니야.</w:t>
       </w:r>
     </w:p>
     <w:p>
@@ -2504,7 +2504,7 @@
     </w:p>
     <w:bookmarkEnd w:id="25"/>
     <w:bookmarkEnd w:id="26"/>
-    <w:bookmarkStart w:id="30" w:name="학습-부록"/>
+    <w:bookmarkStart w:id="31" w:name="학습-부록"/>
     <w:p>
       <w:pPr>
         <w:pStyle w:val="Heading2"/>
@@ -3567,8 +3567,314 @@
       </w:r>
     </w:p>
     <w:bookmarkEnd w:id="29"/>
+    <w:bookmarkStart w:id="30" w:name="긴-발화-분석"/>
+    <w:p>
+      <w:pPr>
+        <w:pStyle w:val="Heading3"/>
+      </w:pPr>
+      <w:r>
+        <w:t xml:space="preserve">④ 긴 발화 분석</w:t>
+      </w:r>
+    </w:p>
+    <w:p>
+      <w:pPr>
+        <w:pStyle w:val="BlockText"/>
+      </w:pPr>
+      <w:r>
+        <w:rPr>
+          <w:bCs/>
+          <w:b/>
+        </w:rPr>
+        <w:t xml:space="preserve">102턴 PRIYA:</w:t>
+      </w:r>
+      <w:r>
+        <w:t xml:space="preserve"> </w:t>
+      </w:r>
+      <w:r>
+        <w:t xml:space="preserve">“</w:t>
+      </w:r>
+      <w:r>
+        <w:t xml:space="preserve">Every</w:t>
+      </w:r>
+      <w:r>
+        <w:t xml:space="preserve">”</w:t>
+      </w:r>
+      <w:r>
+        <w:t xml:space="preserve">small” addition adds months. And money. A glow ingredient means new safety tests. A men’s version means a new trial. Suddenly the plan doubles, and so does the budget.”</w:t>
+      </w:r>
+    </w:p>
+    <w:tbl>
+      <w:tblPr>
+        <w:tblStyle w:val="Table"/>
+        <w:tblW w:type="pct" w:w="5000"/>
+        <w:tblLook w:firstRow="1" w:lastRow="0" w:firstColumn="0" w:lastColumn="0" w:noHBand="0" w:noVBand="0" w:val="0020"/>
+        <w:jc w:val="start"/>
+      </w:tblPr>
+      <w:tblGrid>
+        <w:gridCol w:w="2640"/>
+        <w:gridCol w:w="2640"/>
+        <w:gridCol w:w="2640"/>
+      </w:tblGrid>
+      <w:tr>
+        <w:trPr>
+          <w:tblHeader w:val="true"/>
+        </w:trPr>
+        <w:tc>
+          <w:tcPr/>
+          <w:p>
+            <w:pPr>
+              <w:pStyle w:val="Compact"/>
+              <w:jc w:val="left"/>
+            </w:pPr>
+            <w:r>
+              <w:t xml:space="preserve">구조</w:t>
+            </w:r>
+          </w:p>
+        </w:tc>
+        <w:tc>
+          <w:tcPr/>
+          <w:p>
+            <w:pPr>
+              <w:pStyle w:val="Compact"/>
+              <w:jc w:val="left"/>
+            </w:pPr>
+            <w:r>
+              <w:t xml:space="preserve">영어</w:t>
+            </w:r>
+          </w:p>
+        </w:tc>
+        <w:tc>
+          <w:tcPr/>
+          <w:p>
+            <w:pPr>
+              <w:pStyle w:val="Compact"/>
+              <w:jc w:val="left"/>
+            </w:pPr>
+            <w:r>
+              <w:t xml:space="preserve">기능</w:t>
+            </w:r>
+          </w:p>
+        </w:tc>
+      </w:tr>
+      <w:tr>
+        <w:tc>
+          <w:tcPr/>
+          <w:p>
+            <w:pPr>
+              <w:pStyle w:val="Compact"/>
+              <w:jc w:val="left"/>
+            </w:pPr>
+            <w:r>
+              <w:t xml:space="preserve">① 주장(일반 원칙)</w:t>
+            </w:r>
+          </w:p>
+        </w:tc>
+        <w:tc>
+          <w:tcPr/>
+          <w:p>
+            <w:pPr>
+              <w:pStyle w:val="Compact"/>
+              <w:jc w:val="left"/>
+            </w:pPr>
+            <w:r>
+              <w:t xml:space="preserve">Every</w:t>
+            </w:r>
+            <w:r>
+              <w:t xml:space="preserve"> </w:t>
+            </w:r>
+            <w:r>
+              <w:t xml:space="preserve">“</w:t>
+            </w:r>
+            <w:r>
+              <w:t xml:space="preserve">small</w:t>
+            </w:r>
+            <w:r>
+              <w:t xml:space="preserve">”</w:t>
+            </w:r>
+            <w:r>
+              <w:t xml:space="preserve"> </w:t>
+            </w:r>
+            <w:r>
+              <w:t xml:space="preserve">addition adds months. And money.</w:t>
+            </w:r>
+          </w:p>
+        </w:tc>
+        <w:tc>
+          <w:tcPr/>
+          <w:p>
+            <w:pPr>
+              <w:pStyle w:val="Compact"/>
+              <w:jc w:val="left"/>
+            </w:pPr>
+            <w:r>
+              <w:t xml:space="preserve">범위 확장의 대가를 시간·돈으로 먼저 제시</w:t>
+            </w:r>
+          </w:p>
+        </w:tc>
+      </w:tr>
+      <w:tr>
+        <w:tc>
+          <w:tcPr/>
+          <w:p>
+            <w:pPr>
+              <w:pStyle w:val="Compact"/>
+              <w:jc w:val="left"/>
+            </w:pPr>
+            <w:r>
+              <w:t xml:space="preserve">② 예시(A means B)</w:t>
+            </w:r>
+          </w:p>
+        </w:tc>
+        <w:tc>
+          <w:tcPr/>
+          <w:p>
+            <w:pPr>
+              <w:pStyle w:val="Compact"/>
+              <w:jc w:val="left"/>
+            </w:pPr>
+            <w:r>
+              <w:t xml:space="preserve">A glow ingredient means new safety tests. A men’s version means a new trial.</w:t>
+            </w:r>
+          </w:p>
+        </w:tc>
+        <w:tc>
+          <w:tcPr/>
+          <w:p>
+            <w:pPr>
+              <w:pStyle w:val="Compact"/>
+              <w:jc w:val="left"/>
+            </w:pPr>
+            <w:r>
+              <w:t xml:space="preserve">추가 항목마다 숨은 비용을 1:1로 연결</w:t>
+            </w:r>
+          </w:p>
+        </w:tc>
+      </w:tr>
+      <w:tr>
+        <w:tc>
+          <w:tcPr/>
+          <w:p>
+            <w:pPr>
+              <w:pStyle w:val="Compact"/>
+              <w:jc w:val="left"/>
+            </w:pPr>
+            <w:r>
+              <w:t xml:space="preserve">③ 결과(누적)</w:t>
+            </w:r>
+          </w:p>
+        </w:tc>
+        <w:tc>
+          <w:tcPr/>
+          <w:p>
+            <w:pPr>
+              <w:pStyle w:val="Compact"/>
+              <w:jc w:val="left"/>
+            </w:pPr>
+            <w:r>
+              <w:t xml:space="preserve">Suddenly the plan doubles, and so does the budget.</w:t>
+            </w:r>
+          </w:p>
+        </w:tc>
+        <w:tc>
+          <w:tcPr/>
+          <w:p>
+            <w:pPr>
+              <w:pStyle w:val="Compact"/>
+              <w:jc w:val="left"/>
+            </w:pPr>
+            <w:r>
+              <w:t xml:space="preserve">작은 추가가 쌓인 최종 결과로 설득</w:t>
+            </w:r>
+          </w:p>
+        </w:tc>
+      </w:tr>
+    </w:tbl>
+    <w:p>
+      <w:pPr>
+        <w:pStyle w:val="BodyText"/>
+      </w:pPr>
+      <w:r>
+        <w:rPr>
+          <w:bCs/>
+          <w:b/>
+        </w:rPr>
+        <w:t xml:space="preserve">활용 패턴:</w:t>
+      </w:r>
+      <w:r>
+        <w:t xml:space="preserve"> </w:t>
+      </w:r>
+      <w:r>
+        <w:t xml:space="preserve">원칙(추가 = 비용) →</w:t>
+      </w:r>
+      <w:r>
+        <w:t xml:space="preserve"> </w:t>
+      </w:r>
+      <w:r>
+        <w:t xml:space="preserve">“</w:t>
+      </w:r>
+      <w:r>
+        <w:t xml:space="preserve">A means B</w:t>
+      </w:r>
+      <w:r>
+        <w:t xml:space="preserve">”</w:t>
+      </w:r>
+      <w:r>
+        <w:t xml:space="preserve"> </w:t>
+      </w:r>
+      <w:r>
+        <w:t xml:space="preserve">예시 두 개 → 누적 결과</w:t>
+      </w:r>
+      <w:r>
+        <w:t xml:space="preserve"> </w:t>
+      </w:r>
+      <w:r>
+        <w:rPr>
+          <w:bCs/>
+          <w:b/>
+        </w:rPr>
+        <w:t xml:space="preserve">연결 표현:</w:t>
+      </w:r>
+      <w:r>
+        <w:t xml:space="preserve"> </w:t>
+      </w:r>
+      <w:r>
+        <w:t xml:space="preserve">A means B(A를 하면 B가 따라온다) · Suddenly(순식간에) · and so does…(~도 마찬가지다)</w:t>
+      </w:r>
+      <w:r>
+        <w:t xml:space="preserve"> </w:t>
+      </w:r>
+      <w:r>
+        <w:rPr>
+          <w:bCs/>
+          <w:b/>
+        </w:rPr>
+        <w:t xml:space="preserve">연습:</w:t>
+      </w:r>
+      <w:r>
+        <w:t xml:space="preserve"> </w:t>
+      </w:r>
+      <w:r>
+        <w:t xml:space="preserve">회의 중</w:t>
+      </w:r>
+      <w:r>
+        <w:t xml:space="preserve"> </w:t>
+      </w:r>
+      <w:r>
+        <w:t xml:space="preserve">“</w:t>
+      </w:r>
+      <w:r>
+        <w:t xml:space="preserve">기능 하나만 더 넣자</w:t>
+      </w:r>
+      <w:r>
+        <w:t xml:space="preserve">”</w:t>
+      </w:r>
+      <w:r>
+        <w:t xml:space="preserve">는 제안에 같은 구조로 30단어 안팎으로 답해 보기.</w:t>
+      </w:r>
+    </w:p>
     <w:bookmarkEnd w:id="30"/>
     <w:bookmarkEnd w:id="31"/>
+    <w:bookmarkEnd w:id="32"/>
     <w:sectPr/>
   </w:body>
 </w:document>

--- a/대본/2부/02화_The_Target_Profile.docx
+++ b/대본/2부/02화_The_Target_Profile.docx
@@ -2,7 +2,7 @@
 <file path=word/document.xml><?xml version="1.0" encoding="utf-8"?>
 <w:document xmlns:w="http://schemas.openxmlformats.org/wordprocessingml/2006/main" xmlns:m="http://schemas.openxmlformats.org/officeDocument/2006/math" xmlns:r="http://schemas.openxmlformats.org/officeDocument/2006/relationships" xmlns:o="urn:schemas-microsoft-com:office:office" xmlns:v="urn:schemas-microsoft-com:vml" xmlns:w10="urn:schemas-microsoft-com:office:word" xmlns:a="http://schemas.openxmlformats.org/drawingml/2006/main" xmlns:pic="http://schemas.openxmlformats.org/drawingml/2006/picture" xmlns:wp="http://schemas.openxmlformats.org/drawingml/2006/wordprocessingDrawing">
   <w:body>
-    <w:bookmarkStart w:id="32" w:name="ship-it-2부-2화"/>
+    <w:bookmarkStart w:id="38" w:name="ship-it-2부-2화"/>
     <w:p>
       <w:pPr>
         <w:pStyle w:val="Heading1"/>
@@ -138,257 +138,122 @@
     </w:p>
     <w:p>
       <w:pPr>
-        <w:numPr>
-          <w:ilvl w:val="0"/>
-          <w:numId w:val="1001"/>
-        </w:numPr>
+        <w:pStyle w:val="FirstParagraph"/>
       </w:pPr>
       <w:r>
         <w:t xml:space="preserve">CAROL: Noah! Come here. Let me look at you. You’re too thin.</w:t>
       </w:r>
-      <w:r>
-        <w:t xml:space="preserve"> </w:t>
-      </w:r>
-      <w:r>
-        <w:t xml:space="preserve">캐럴: 노아! 이리 와. 얼굴 좀 보자. 너무 말랐다.</w:t>
-      </w:r>
-    </w:p>
-    <w:p>
-      <w:pPr>
-        <w:numPr>
-          <w:ilvl w:val="0"/>
-          <w:numId w:val="1001"/>
-        </w:numPr>
+    </w:p>
+    <w:p>
+      <w:pPr>
+        <w:pStyle w:val="BodyText"/>
       </w:pPr>
       <w:r>
         <w:t xml:space="preserve">NOAH: Hi, Mom. I’m eating. Mostly rice.</w:t>
       </w:r>
-      <w:r>
-        <w:t xml:space="preserve"> </w:t>
-      </w:r>
-      <w:r>
-        <w:t xml:space="preserve">노아: 안녕, 엄마. 먹고 있어. 주로 밥.</w:t>
-      </w:r>
-    </w:p>
-    <w:p>
-      <w:pPr>
-        <w:numPr>
-          <w:ilvl w:val="0"/>
-          <w:numId w:val="1001"/>
-        </w:numPr>
+    </w:p>
+    <w:p>
+      <w:pPr>
+        <w:pStyle w:val="BodyText"/>
       </w:pPr>
       <w:r>
         <w:t xml:space="preserve">CAROL: Rice is not a food group. And where’s my daughter?</w:t>
       </w:r>
-      <w:r>
-        <w:t xml:space="preserve"> </w:t>
-      </w:r>
-      <w:r>
-        <w:t xml:space="preserve">캐럴: 밥은 식품군이 아니야. 그리고 내 딸은 어디 있니?</w:t>
-      </w:r>
-    </w:p>
-    <w:p>
-      <w:pPr>
-        <w:numPr>
-          <w:ilvl w:val="0"/>
-          <w:numId w:val="1001"/>
-        </w:numPr>
+    </w:p>
+    <w:p>
+      <w:pPr>
+        <w:pStyle w:val="BodyText"/>
       </w:pPr>
       <w:r>
         <w:t xml:space="preserve">LILY: Right here, Mom. Don’t stare at my nose.</w:t>
       </w:r>
-      <w:r>
-        <w:t xml:space="preserve"> </w:t>
-      </w:r>
-      <w:r>
-        <w:t xml:space="preserve">릴리: 여기 있어, 엄마. 내 코 쳐다보지 마.</w:t>
-      </w:r>
-    </w:p>
-    <w:p>
-      <w:pPr>
-        <w:numPr>
-          <w:ilvl w:val="0"/>
-          <w:numId w:val="1001"/>
-        </w:numPr>
+    </w:p>
+    <w:p>
+      <w:pPr>
+        <w:pStyle w:val="BodyText"/>
       </w:pPr>
       <w:r>
         <w:t xml:space="preserve">CAROL: I’m not staring. I’m… looking with love.</w:t>
       </w:r>
-      <w:r>
-        <w:t xml:space="preserve"> </w:t>
-      </w:r>
-      <w:r>
-        <w:t xml:space="preserve">캐럴: 쳐다보는 거 아니야. 사랑스럽게… 보는 거지.</w:t>
-      </w:r>
-    </w:p>
-    <w:p>
-      <w:pPr>
-        <w:numPr>
-          <w:ilvl w:val="0"/>
-          <w:numId w:val="1001"/>
-        </w:numPr>
+    </w:p>
+    <w:p>
+      <w:pPr>
+        <w:pStyle w:val="BodyText"/>
       </w:pPr>
       <w:r>
         <w:t xml:space="preserve">LILY: That’s the same thing, Mom.</w:t>
       </w:r>
-      <w:r>
-        <w:t xml:space="preserve"> </w:t>
-      </w:r>
-      <w:r>
-        <w:t xml:space="preserve">릴리: 그게 같은 거야, 엄마.</w:t>
-      </w:r>
-    </w:p>
-    <w:p>
-      <w:pPr>
-        <w:numPr>
-          <w:ilvl w:val="0"/>
-          <w:numId w:val="1001"/>
-        </w:numPr>
+    </w:p>
+    <w:p>
+      <w:pPr>
+        <w:pStyle w:val="BodyText"/>
       </w:pPr>
       <w:r>
         <w:t xml:space="preserve">NOAH: Mom, this is Priya. My co-founder. The chemist.</w:t>
       </w:r>
-      <w:r>
-        <w:t xml:space="preserve"> </w:t>
-      </w:r>
-      <w:r>
-        <w:t xml:space="preserve">노아: 엄마, 이쪽은 프리야. 내 공동창업자. 화학자.</w:t>
-      </w:r>
-    </w:p>
-    <w:p>
-      <w:pPr>
-        <w:numPr>
-          <w:ilvl w:val="0"/>
-          <w:numId w:val="1001"/>
-        </w:numPr>
+    </w:p>
+    <w:p>
+      <w:pPr>
+        <w:pStyle w:val="BodyText"/>
       </w:pPr>
       <w:r>
         <w:t xml:space="preserve">PRIYA: Happy Thanksgiving, Mrs. Bennett. Thank you for having me.</w:t>
       </w:r>
-      <w:r>
-        <w:t xml:space="preserve"> </w:t>
-      </w:r>
-      <w:r>
-        <w:t xml:space="preserve">프리야: 추수감사절 축하드려요, 베넷 여사님. 초대해 주셔서 감사해요.</w:t>
-      </w:r>
-    </w:p>
-    <w:p>
-      <w:pPr>
-        <w:numPr>
-          <w:ilvl w:val="0"/>
-          <w:numId w:val="1001"/>
-        </w:numPr>
+    </w:p>
+    <w:p>
+      <w:pPr>
+        <w:pStyle w:val="BodyText"/>
       </w:pPr>
       <w:r>
         <w:t xml:space="preserve">CAROL: Carol, please. Noah says your family is in India?</w:t>
       </w:r>
-      <w:r>
-        <w:t xml:space="preserve"> </w:t>
-      </w:r>
-      <w:r>
-        <w:t xml:space="preserve">캐럴: 캐럴이라고 불러요. 노아 말로는 가족이 인도에 있다고?</w:t>
-      </w:r>
-    </w:p>
-    <w:p>
-      <w:pPr>
-        <w:numPr>
-          <w:ilvl w:val="0"/>
-          <w:numId w:val="1001"/>
-        </w:numPr>
+    </w:p>
+    <w:p>
+      <w:pPr>
+        <w:pStyle w:val="BodyText"/>
       </w:pPr>
       <w:r>
         <w:t xml:space="preserve">PRIYA: In Chennai. It’s three in the morning there. They’re asleep.</w:t>
       </w:r>
-      <w:r>
-        <w:t xml:space="preserve"> </w:t>
-      </w:r>
-      <w:r>
-        <w:t xml:space="preserve">프리야: 첸나이에요. 거긴 새벽 3시예요. 다들 자고 있어요.</w:t>
-      </w:r>
-    </w:p>
-    <w:p>
-      <w:pPr>
-        <w:numPr>
-          <w:ilvl w:val="0"/>
-          <w:numId w:val="1001"/>
-        </w:numPr>
+    </w:p>
+    <w:p>
+      <w:pPr>
+        <w:pStyle w:val="BodyText"/>
       </w:pPr>
       <w:r>
         <w:t xml:space="preserve">CAROL: Then today, you’re family here. Sit. Have some cornbread.</w:t>
       </w:r>
-      <w:r>
-        <w:t xml:space="preserve"> </w:t>
-      </w:r>
-      <w:r>
-        <w:t xml:space="preserve">캐럴: 그럼 오늘은 여기가 가족이야. 앉아. 콘브레드 좀 먹어요.</w:t>
-      </w:r>
-    </w:p>
-    <w:p>
-      <w:pPr>
-        <w:numPr>
-          <w:ilvl w:val="0"/>
-          <w:numId w:val="1001"/>
-        </w:numPr>
+    </w:p>
+    <w:p>
+      <w:pPr>
+        <w:pStyle w:val="BodyText"/>
       </w:pPr>
       <w:r>
         <w:t xml:space="preserve">PRIYA: Thank you. That’s very kind.</w:t>
       </w:r>
-      <w:r>
-        <w:t xml:space="preserve"> </w:t>
-      </w:r>
-      <w:r>
-        <w:t xml:space="preserve">프리야: 감사합니다. 정말 친절하세요.</w:t>
-      </w:r>
-    </w:p>
-    <w:p>
-      <w:pPr>
-        <w:numPr>
-          <w:ilvl w:val="0"/>
-          <w:numId w:val="1001"/>
-        </w:numPr>
+    </w:p>
+    <w:p>
+      <w:pPr>
+        <w:pStyle w:val="BodyText"/>
       </w:pPr>
       <w:r>
         <w:t xml:space="preserve">CAROL: Now. Somebody explain this company to me. Noah’s emails make no sense. I read every one twice, and I still couldn’t tell my book club what my son actually does.</w:t>
       </w:r>
-      <w:r>
-        <w:t xml:space="preserve"> </w:t>
-      </w:r>
-      <w:r>
-        <w:t xml:space="preserve">캐럴: 자. 누가 이 회사 좀 설명해 줘. 노아 이메일은 도무지 이해가 안 돼. 매번 두 번씩 읽는데도, 우리 아들이 대체 무슨 일을 하는지 독서 모임에 설명을 못 하겠어.</w:t>
-      </w:r>
-    </w:p>
-    <w:p>
-      <w:pPr>
-        <w:numPr>
-          <w:ilvl w:val="0"/>
-          <w:numId w:val="1001"/>
-        </w:numPr>
+    </w:p>
+    <w:p>
+      <w:pPr>
+        <w:pStyle w:val="BodyText"/>
       </w:pPr>
       <w:r>
         <w:t xml:space="preserve">LILY: His emails are all buzzwords, Mom.</w:t>
       </w:r>
-      <w:r>
-        <w:t xml:space="preserve"> </w:t>
-      </w:r>
-      <w:r>
-        <w:t xml:space="preserve">릴리: 오빠 이메일은 전부 유행어뿐이야, 엄마.</w:t>
-      </w:r>
-    </w:p>
-    <w:p>
-      <w:pPr>
-        <w:numPr>
-          <w:ilvl w:val="0"/>
-          <w:numId w:val="1001"/>
-        </w:numPr>
+    </w:p>
+    <w:p>
+      <w:pPr>
+        <w:pStyle w:val="BodyText"/>
       </w:pPr>
       <w:r>
         <w:t xml:space="preserve">NOAH: Okay, okay. Plain English. I can do plain English.</w:t>
-      </w:r>
-      <w:r>
-        <w:t xml:space="preserve"> </w:t>
-      </w:r>
-      <w:r>
-        <w:t xml:space="preserve">노아: 알았어, 알았어. 쉬운 말로. 나 쉬운 말 할 수 있어.</w:t>
       </w:r>
     </w:p>
     <w:bookmarkEnd w:id="21"/>
@@ -403,418 +268,199 @@
     </w:p>
     <w:p>
       <w:pPr>
-        <w:numPr>
-          <w:ilvl w:val="0"/>
-          <w:numId w:val="1002"/>
-        </w:numPr>
+        <w:pStyle w:val="FirstParagraph"/>
       </w:pPr>
       <w:r>
         <w:t xml:space="preserve">NOAH: Mom, you know fillers? The injections for wrinkles?</w:t>
       </w:r>
-      <w:r>
-        <w:t xml:space="preserve"> </w:t>
-      </w:r>
-      <w:r>
-        <w:t xml:space="preserve">노아: 엄마, 필러 알지? 주름에 놓는 주사?</w:t>
-      </w:r>
-    </w:p>
-    <w:p>
-      <w:pPr>
-        <w:numPr>
-          <w:ilvl w:val="0"/>
-          <w:numId w:val="1002"/>
-        </w:numPr>
+    </w:p>
+    <w:p>
+      <w:pPr>
+        <w:pStyle w:val="BodyText"/>
       </w:pPr>
       <w:r>
         <w:t xml:space="preserve">CAROL: Of course. Half my book club gets them. They won’t admit it.</w:t>
       </w:r>
-      <w:r>
-        <w:t xml:space="preserve"> </w:t>
-      </w:r>
-      <w:r>
-        <w:t xml:space="preserve">캐럴: 당연하지. 우리 독서 모임 절반이 맞아. 인정은 안 하지만.</w:t>
-      </w:r>
-    </w:p>
-    <w:p>
-      <w:pPr>
-        <w:numPr>
-          <w:ilvl w:val="0"/>
-          <w:numId w:val="1002"/>
-        </w:numPr>
+    </w:p>
+    <w:p>
+      <w:pPr>
+        <w:pStyle w:val="BodyText"/>
       </w:pPr>
       <w:r>
         <w:t xml:space="preserve">NOAH: Sometimes the filler blocks a blood vessel. That’s what happened to Lily.</w:t>
       </w:r>
-      <w:r>
-        <w:t xml:space="preserve"> </w:t>
-      </w:r>
-      <w:r>
-        <w:t xml:space="preserve">노아: 가끔 필러가 혈관을 막아. 릴리한테 일어난 게 그거야.</w:t>
-      </w:r>
-    </w:p>
-    <w:p>
-      <w:pPr>
-        <w:numPr>
-          <w:ilvl w:val="0"/>
-          <w:numId w:val="1002"/>
-        </w:numPr>
+    </w:p>
+    <w:p>
+      <w:pPr>
+        <w:pStyle w:val="BodyText"/>
       </w:pPr>
       <w:r>
         <w:t xml:space="preserve">CAROL: I know. I cried for forty minutes. Lily told you, I’m sure.</w:t>
       </w:r>
-      <w:r>
-        <w:t xml:space="preserve"> </w:t>
-      </w:r>
-      <w:r>
-        <w:t xml:space="preserve">캐럴: 알아. 40분을 울었어. 릴리가 말했겠지.</w:t>
-      </w:r>
-    </w:p>
-    <w:p>
-      <w:pPr>
-        <w:numPr>
-          <w:ilvl w:val="0"/>
-          <w:numId w:val="1002"/>
-        </w:numPr>
+    </w:p>
+    <w:p>
+      <w:pPr>
+        <w:pStyle w:val="BodyText"/>
       </w:pPr>
       <w:r>
         <w:t xml:space="preserve">LILY: I told everyone, Mom.</w:t>
       </w:r>
-      <w:r>
-        <w:t xml:space="preserve"> </w:t>
-      </w:r>
-      <w:r>
-        <w:t xml:space="preserve">릴리: 다들한테 말했지, 엄마.</w:t>
-      </w:r>
-    </w:p>
-    <w:p>
-      <w:pPr>
-        <w:numPr>
-          <w:ilvl w:val="0"/>
-          <w:numId w:val="1002"/>
-        </w:numPr>
+    </w:p>
+    <w:p>
+      <w:pPr>
+        <w:pStyle w:val="BodyText"/>
       </w:pPr>
       <w:r>
         <w:t xml:space="preserve">NOAH: Doctors can dissolve the filler. But today it’s slow. Too slow.</w:t>
       </w:r>
-      <w:r>
-        <w:t xml:space="preserve"> </w:t>
-      </w:r>
-      <w:r>
-        <w:t xml:space="preserve">노아: 의사가 필러를 녹일 수 있어. 근데 지금은 느려. 너무 느려.</w:t>
-      </w:r>
-    </w:p>
-    <w:p>
-      <w:pPr>
-        <w:numPr>
-          <w:ilvl w:val="0"/>
-          <w:numId w:val="1002"/>
-        </w:numPr>
+    </w:p>
+    <w:p>
+      <w:pPr>
+        <w:pStyle w:val="BodyText"/>
       </w:pPr>
       <w:r>
         <w:t xml:space="preserve">PRIYA: Our filler lasts just as long as the others, about a year. But if something goes wrong, the doctor’s enzyme dissolves it three times faster. That’s the whole idea.</w:t>
       </w:r>
-      <w:r>
-        <w:t xml:space="preserve"> </w:t>
-      </w:r>
-      <w:r>
-        <w:t xml:space="preserve">프리야: 우리 필러는 다른 필러만큼 오래가요. 1년 정도요. 하지만 문제가 생기면, 의사가 쓰는 효소로 세 배 빨리 녹아요. 그게 핵심이에요.</w:t>
-      </w:r>
-    </w:p>
-    <w:p>
-      <w:pPr>
-        <w:numPr>
-          <w:ilvl w:val="0"/>
-          <w:numId w:val="1002"/>
-        </w:numPr>
+    </w:p>
+    <w:p>
+      <w:pPr>
+        <w:pStyle w:val="BodyText"/>
       </w:pPr>
       <w:r>
         <w:t xml:space="preserve">CAROL: So it’s an emergency exit. Built into the product.</w:t>
       </w:r>
-      <w:r>
-        <w:t xml:space="preserve"> </w:t>
-      </w:r>
-      <w:r>
-        <w:t xml:space="preserve">캐럴: 그러니까 비상구네. 제품 안에 들어 있는.</w:t>
-      </w:r>
-    </w:p>
-    <w:p>
-      <w:pPr>
-        <w:numPr>
-          <w:ilvl w:val="0"/>
-          <w:numId w:val="1002"/>
-        </w:numPr>
+    </w:p>
+    <w:p>
+      <w:pPr>
+        <w:pStyle w:val="BodyText"/>
       </w:pPr>
       <w:r>
         <w:t xml:space="preserve">NOAH: Mom. That’s exactly it. That’s better than my emails.</w:t>
       </w:r>
-      <w:r>
-        <w:t xml:space="preserve"> </w:t>
-      </w:r>
-      <w:r>
-        <w:t xml:space="preserve">노아: 엄마. 바로 그거야. 내 이메일보다 낫네.</w:t>
-      </w:r>
-    </w:p>
-    <w:p>
-      <w:pPr>
-        <w:numPr>
-          <w:ilvl w:val="0"/>
-          <w:numId w:val="1002"/>
-        </w:numPr>
+    </w:p>
+    <w:p>
+      <w:pPr>
+        <w:pStyle w:val="BodyText"/>
       </w:pPr>
       <w:r>
         <w:t xml:space="preserve">CAROL: I raised you. Of course I’m better than your emails.</w:t>
       </w:r>
-      <w:r>
-        <w:t xml:space="preserve"> </w:t>
-      </w:r>
-      <w:r>
-        <w:t xml:space="preserve">캐럴: 내가 널 키웠잖니. 당연히 네 이메일보단 낫지.</w:t>
-      </w:r>
-    </w:p>
-    <w:p>
-      <w:pPr>
-        <w:numPr>
-          <w:ilvl w:val="0"/>
-          <w:numId w:val="1002"/>
-        </w:numPr>
+    </w:p>
+    <w:p>
+      <w:pPr>
+        <w:pStyle w:val="BodyText"/>
       </w:pPr>
       <w:r>
         <w:t xml:space="preserve">LILY: But who’s it for? Women Mom’s age? Or my age?</w:t>
       </w:r>
-      <w:r>
-        <w:t xml:space="preserve"> </w:t>
-      </w:r>
-      <w:r>
-        <w:t xml:space="preserve">릴리: 근데 누구를 위한 건데? 엄마 또래? 아니면 내 또래?</w:t>
-      </w:r>
-    </w:p>
-    <w:p>
-      <w:pPr>
-        <w:numPr>
-          <w:ilvl w:val="0"/>
-          <w:numId w:val="1002"/>
-        </w:numPr>
+    </w:p>
+    <w:p>
+      <w:pPr>
+        <w:pStyle w:val="BodyText"/>
       </w:pPr>
       <w:r>
         <w:t xml:space="preserve">NOAH: That’s actually the question we’re deciding this week.</w:t>
       </w:r>
-      <w:r>
-        <w:t xml:space="preserve"> </w:t>
-      </w:r>
-      <w:r>
-        <w:t xml:space="preserve">노아: 그게 사실 이번 주에 우리가 정하고 있는 질문이야.</w:t>
-      </w:r>
-    </w:p>
-    <w:p>
-      <w:pPr>
-        <w:numPr>
-          <w:ilvl w:val="0"/>
-          <w:numId w:val="1002"/>
-        </w:numPr>
+    </w:p>
+    <w:p>
+      <w:pPr>
+        <w:pStyle w:val="BodyText"/>
       </w:pPr>
       <w:r>
         <w:t xml:space="preserve">PRIYA: It’s called a Target Product Profile. A TPP.</w:t>
       </w:r>
-      <w:r>
-        <w:t xml:space="preserve"> </w:t>
-      </w:r>
-      <w:r>
-        <w:t xml:space="preserve">프리야: 목표 제품 프로파일이라고 해요. TPP요.</w:t>
-      </w:r>
-    </w:p>
-    <w:p>
-      <w:pPr>
-        <w:numPr>
-          <w:ilvl w:val="0"/>
-          <w:numId w:val="1002"/>
-        </w:numPr>
+    </w:p>
+    <w:p>
+      <w:pPr>
+        <w:pStyle w:val="BodyText"/>
       </w:pPr>
       <w:r>
         <w:t xml:space="preserve">CAROL: Marcus would hate that. Noah says he keeps a list of acronyms.</w:t>
       </w:r>
-      <w:r>
-        <w:t xml:space="preserve"> </w:t>
-      </w:r>
-      <w:r>
-        <w:t xml:space="preserve">캐럴: 마커스가 싫어하겠네. 노아 말로는 약자 목록을 만든다며.</w:t>
-      </w:r>
-    </w:p>
-    <w:p>
-      <w:pPr>
-        <w:numPr>
-          <w:ilvl w:val="0"/>
-          <w:numId w:val="1002"/>
-        </w:numPr>
+    </w:p>
+    <w:p>
+      <w:pPr>
+        <w:pStyle w:val="BodyText"/>
       </w:pPr>
       <w:r>
         <w:t xml:space="preserve">NOAH: He’s up to thirty-one now. TPP is number thirty-two.</w:t>
       </w:r>
-      <w:r>
-        <w:t xml:space="preserve"> </w:t>
-      </w:r>
-      <w:r>
-        <w:t xml:space="preserve">노아: 지금 서른한 개야. TPP가 서른두 번째고.</w:t>
-      </w:r>
-    </w:p>
-    <w:p>
-      <w:pPr>
-        <w:numPr>
-          <w:ilvl w:val="0"/>
-          <w:numId w:val="1002"/>
-        </w:numPr>
+    </w:p>
+    <w:p>
+      <w:pPr>
+        <w:pStyle w:val="BodyText"/>
       </w:pPr>
       <w:r>
         <w:t xml:space="preserve">CAROL: So what is a target… profile?</w:t>
       </w:r>
-      <w:r>
-        <w:t xml:space="preserve"> </w:t>
-      </w:r>
-      <w:r>
-        <w:t xml:space="preserve">캐럴: 그래서 그 목표… 프로파일이 뭔데?</w:t>
-      </w:r>
-    </w:p>
-    <w:p>
-      <w:pPr>
-        <w:numPr>
-          <w:ilvl w:val="0"/>
-          <w:numId w:val="1002"/>
-        </w:numPr>
+    </w:p>
+    <w:p>
+      <w:pPr>
+        <w:pStyle w:val="BodyText"/>
       </w:pPr>
       <w:r>
         <w:t xml:space="preserve">PRIYA: It’s a wish list for the product, written before we build it. Every decision we make later, the chemistry, the trials, the factory, gets checked against that one page.</w:t>
       </w:r>
-      <w:r>
-        <w:t xml:space="preserve"> </w:t>
-      </w:r>
-      <w:r>
-        <w:t xml:space="preserve">프리야: 제품에 대한 희망 목록이에요. 만들기 전에 쓰는 거죠. 나중에 내리는 모든 결정, 그러니까 화학, 임상, 공장까지 전부 그 한 장과 맞춰 보는 거예요.</w:t>
-      </w:r>
-    </w:p>
-    <w:p>
-      <w:pPr>
-        <w:numPr>
-          <w:ilvl w:val="0"/>
-          <w:numId w:val="1002"/>
-        </w:numPr>
+    </w:p>
+    <w:p>
+      <w:pPr>
+        <w:pStyle w:val="BodyText"/>
       </w:pPr>
       <w:r>
         <w:t xml:space="preserve">NOAH: What it treats. How long it lasts. How it’s stored. What it costs.</w:t>
       </w:r>
-      <w:r>
-        <w:t xml:space="preserve"> </w:t>
-      </w:r>
-      <w:r>
-        <w:t xml:space="preserve">노아: 뭘 치료하는지. 얼마나 오래가는지. 어떻게 보관하는지. 얼마인지.</w:t>
-      </w:r>
-    </w:p>
-    <w:p>
-      <w:pPr>
-        <w:numPr>
-          <w:ilvl w:val="0"/>
-          <w:numId w:val="1002"/>
-        </w:numPr>
+    </w:p>
+    <w:p>
+      <w:pPr>
+        <w:pStyle w:val="BodyText"/>
       </w:pPr>
       <w:r>
         <w:t xml:space="preserve">CAROL: Like a recipe card. Before you start cooking.</w:t>
       </w:r>
-      <w:r>
-        <w:t xml:space="preserve"> </w:t>
-      </w:r>
-      <w:r>
-        <w:t xml:space="preserve">캐럴: 요리 시작하기 전의 레시피 카드 같은 거네.</w:t>
-      </w:r>
-    </w:p>
-    <w:p>
-      <w:pPr>
-        <w:numPr>
-          <w:ilvl w:val="0"/>
-          <w:numId w:val="1002"/>
-        </w:numPr>
+    </w:p>
+    <w:p>
+      <w:pPr>
+        <w:pStyle w:val="BodyText"/>
       </w:pPr>
       <w:r>
         <w:t xml:space="preserve">PRIYA: Exactly like that. You’d be good at this, Carol.</w:t>
       </w:r>
-      <w:r>
-        <w:t xml:space="preserve"> </w:t>
-      </w:r>
-      <w:r>
-        <w:t xml:space="preserve">프리야: 딱 그거예요. 캐럴은 이 일 잘하시겠어요.</w:t>
-      </w:r>
-    </w:p>
-    <w:p>
-      <w:pPr>
-        <w:numPr>
-          <w:ilvl w:val="0"/>
-          <w:numId w:val="1002"/>
-        </w:numPr>
+    </w:p>
+    <w:p>
+      <w:pPr>
+        <w:pStyle w:val="BodyText"/>
       </w:pPr>
       <w:r>
         <w:t xml:space="preserve">LILY: Don’t encourage her. She’ll start sending you emails too.</w:t>
       </w:r>
-      <w:r>
-        <w:t xml:space="preserve"> </w:t>
-      </w:r>
-      <w:r>
-        <w:t xml:space="preserve">릴리: 부추기지 마요. 엄마가 프리야한테도 이메일 보내기 시작할 거예요.</w:t>
-      </w:r>
-    </w:p>
-    <w:p>
-      <w:pPr>
-        <w:numPr>
-          <w:ilvl w:val="0"/>
-          <w:numId w:val="1002"/>
-        </w:numPr>
+    </w:p>
+    <w:p>
+      <w:pPr>
+        <w:pStyle w:val="BodyText"/>
       </w:pPr>
       <w:r>
         <w:t xml:space="preserve">CAROL: What does your recipe card say so far?</w:t>
       </w:r>
-      <w:r>
-        <w:t xml:space="preserve"> </w:t>
-      </w:r>
-      <w:r>
-        <w:t xml:space="preserve">캐럴: 지금까지 그 레시피 카드엔 뭐라고 쓰여 있어?</w:t>
-      </w:r>
-    </w:p>
-    <w:p>
-      <w:pPr>
-        <w:numPr>
-          <w:ilvl w:val="0"/>
-          <w:numId w:val="1002"/>
-        </w:numPr>
+    </w:p>
+    <w:p>
+      <w:pPr>
+        <w:pStyle w:val="BodyText"/>
       </w:pPr>
       <w:r>
         <w:t xml:space="preserve">NOAH: Here. On my laptop. Line one: what part of the face.</w:t>
       </w:r>
-      <w:r>
-        <w:t xml:space="preserve"> </w:t>
-      </w:r>
-      <w:r>
-        <w:t xml:space="preserve">노아: 여기. 내 노트북에. 첫 줄: 얼굴의 어느 부위인지.</w:t>
-      </w:r>
-    </w:p>
-    <w:p>
-      <w:pPr>
-        <w:numPr>
-          <w:ilvl w:val="0"/>
-          <w:numId w:val="1002"/>
-        </w:numPr>
+    </w:p>
+    <w:p>
+      <w:pPr>
+        <w:pStyle w:val="BodyText"/>
       </w:pPr>
       <w:r>
         <w:t xml:space="preserve">CAROL: And what does it say?</w:t>
       </w:r>
-      <w:r>
-        <w:t xml:space="preserve"> </w:t>
-      </w:r>
-      <w:r>
-        <w:t xml:space="preserve">캐럴: 그래서 뭐라고 돼 있는데?</w:t>
-      </w:r>
-    </w:p>
-    <w:p>
-      <w:pPr>
-        <w:numPr>
-          <w:ilvl w:val="0"/>
-          <w:numId w:val="1002"/>
-        </w:numPr>
+    </w:p>
+    <w:p>
+      <w:pPr>
+        <w:pStyle w:val="BodyText"/>
       </w:pPr>
       <w:r>
         <w:t xml:space="preserve">NOAH: It says</w:t>
@@ -837,11 +483,53 @@
       <w:r>
         <w:t xml:space="preserve">That’s the fight.</w:t>
       </w:r>
-      <w:r>
-        <w:t xml:space="preserve"> </w:t>
-      </w:r>
-      <w:r>
-        <w:t xml:space="preserve">노아:</w:t>
+    </w:p>
+    <w:p>
+      <w:pPr>
+        <w:pStyle w:val="BodyText"/>
+      </w:pPr>
+      <w:r>
+        <w:t xml:space="preserve">ELENA: Knock, knock! I come bearing pecan pie.</w:t>
+      </w:r>
+    </w:p>
+    <w:p>
+      <w:pPr>
+        <w:pStyle w:val="BodyText"/>
+      </w:pPr>
+      <w:r>
+        <w:t xml:space="preserve">NOAH: Elena! You came. Mom, this is Dr. Ruiz.</w:t>
+      </w:r>
+    </w:p>
+    <w:p>
+      <w:pPr>
+        <w:pStyle w:val="BodyText"/>
+      </w:pPr>
+      <w:r>
+        <w:t xml:space="preserve">CAROL: The doctor. The one who saved my daughter’s face.</w:t>
+      </w:r>
+    </w:p>
+    <w:p>
+      <w:pPr>
+        <w:pStyle w:val="BodyText"/>
+      </w:pPr>
+      <w:r>
+        <w:t xml:space="preserve">ELENA: Mrs. Bennett, Lily did the hard part. She stayed calm and let me work quickly, and in those first minutes, that’s what protects the skin. I just did my job.</w:t>
+      </w:r>
+    </w:p>
+    <w:p>
+      <w:pPr>
+        <w:pStyle w:val="BodyText"/>
+      </w:pPr>
+      <w:r>
+        <w:t xml:space="preserve">LILY: I did not stay calm. I cried and asked for my mom.</w:t>
+      </w:r>
+    </w:p>
+    <w:p>
+      <w:pPr>
+        <w:pStyle w:val="BodyText"/>
+      </w:pPr>
+      <w:r>
+        <w:t xml:space="preserve">CAROL: And I wasn’t there. Because someone said,</w:t>
       </w:r>
       <w:r>
         <w:t xml:space="preserve"> </w:t>
@@ -850,210 +538,42 @@
         <w:t xml:space="preserve">“</w:t>
       </w:r>
       <w:r>
-        <w:t xml:space="preserve">물음표</w:t>
+        <w:t xml:space="preserve">Don’t tell Mom.</w:t>
       </w:r>
       <w:r>
         <w:t xml:space="preserve">”</w:t>
       </w:r>
-      <w:r>
-        <w:t xml:space="preserve">라고 돼 있어. 그게 싸움거리야.</w:t>
-      </w:r>
-    </w:p>
-    <w:p>
-      <w:pPr>
-        <w:numPr>
-          <w:ilvl w:val="0"/>
-          <w:numId w:val="1002"/>
-        </w:numPr>
-      </w:pPr>
-      <w:r>
-        <w:t xml:space="preserve">ELENA: Knock, knock! I come bearing pecan pie.</w:t>
-      </w:r>
-      <w:r>
-        <w:t xml:space="preserve"> </w:t>
-      </w:r>
-      <w:r>
-        <w:t xml:space="preserve">엘레나: 똑똑! 피칸 파이 들고 왔어요.</w:t>
-      </w:r>
-    </w:p>
-    <w:p>
-      <w:pPr>
-        <w:numPr>
-          <w:ilvl w:val="0"/>
-          <w:numId w:val="1002"/>
-        </w:numPr>
-      </w:pPr>
-      <w:r>
-        <w:t xml:space="preserve">NOAH: Elena! You came. Mom, this is Dr. Ruiz.</w:t>
-      </w:r>
-      <w:r>
-        <w:t xml:space="preserve"> </w:t>
-      </w:r>
-      <w:r>
-        <w:t xml:space="preserve">노아: 엘레나! 오셨네요. 엄마, 이쪽이 루이스 선생님이야.</w:t>
-      </w:r>
-    </w:p>
-    <w:p>
-      <w:pPr>
-        <w:numPr>
-          <w:ilvl w:val="0"/>
-          <w:numId w:val="1002"/>
-        </w:numPr>
-      </w:pPr>
-      <w:r>
-        <w:t xml:space="preserve">CAROL: The doctor. The one who saved my daughter’s face.</w:t>
-      </w:r>
-      <w:r>
-        <w:t xml:space="preserve"> </w:t>
-      </w:r>
-      <w:r>
-        <w:t xml:space="preserve">캐럴: 그 선생님. 우리 딸 얼굴을 살려 주신 분.</w:t>
-      </w:r>
-    </w:p>
-    <w:p>
-      <w:pPr>
-        <w:numPr>
-          <w:ilvl w:val="0"/>
-          <w:numId w:val="1002"/>
-        </w:numPr>
-      </w:pPr>
-      <w:r>
-        <w:t xml:space="preserve">ELENA: Mrs. Bennett, Lily did the hard part. She stayed calm and let me work quickly, and in those first minutes, that’s what protects the skin. I just did my job.</w:t>
-      </w:r>
-      <w:r>
-        <w:t xml:space="preserve"> </w:t>
-      </w:r>
-      <w:r>
-        <w:t xml:space="preserve">엘레나: 베넷 여사님, 힘든 건 릴리가 했어요. 침착하게 있어 줘서 제가 빨리 처치할 수 있었고, 처음 몇 분 동안은 그게 피부를 지켜 주거든요. 저는 제 일을 했을 뿐이에요.</w:t>
-      </w:r>
-    </w:p>
-    <w:p>
-      <w:pPr>
-        <w:numPr>
-          <w:ilvl w:val="0"/>
-          <w:numId w:val="1002"/>
-        </w:numPr>
-      </w:pPr>
-      <w:r>
-        <w:t xml:space="preserve">LILY: I did not stay calm. I cried and asked for my mom.</w:t>
-      </w:r>
-      <w:r>
-        <w:t xml:space="preserve"> </w:t>
-      </w:r>
-      <w:r>
-        <w:t xml:space="preserve">릴리: 나 침착하지 않았어요. 울면서 엄마 찾았잖아요.</w:t>
-      </w:r>
-    </w:p>
-    <w:p>
-      <w:pPr>
-        <w:numPr>
-          <w:ilvl w:val="0"/>
-          <w:numId w:val="1002"/>
-        </w:numPr>
-      </w:pPr>
-      <w:r>
-        <w:t xml:space="preserve">CAROL: And I wasn’t there. Because someone said,</w:t>
-      </w:r>
-      <w:r>
-        <w:t xml:space="preserve"> </w:t>
-      </w:r>
-      <w:r>
-        <w:t xml:space="preserve">“</w:t>
-      </w:r>
-      <w:r>
-        <w:t xml:space="preserve">Don’t tell Mom.</w:t>
-      </w:r>
-      <w:r>
-        <w:t xml:space="preserve">”</w:t>
-      </w:r>
-      <w:r>
-        <w:t xml:space="preserve"> </w:t>
-      </w:r>
-      <w:r>
-        <w:t xml:space="preserve">캐럴: 그런데 난 없었지. 누가</w:t>
-      </w:r>
-      <w:r>
-        <w:t xml:space="preserve"> </w:t>
-      </w:r>
-      <w:r>
-        <w:t xml:space="preserve">“</w:t>
-      </w:r>
-      <w:r>
-        <w:t xml:space="preserve">엄마한텐 말하지 마</w:t>
-      </w:r>
-      <w:r>
-        <w:t xml:space="preserve">”</w:t>
-      </w:r>
-      <w:r>
-        <w:t xml:space="preserve">라고 해서.</w:t>
-      </w:r>
-    </w:p>
-    <w:p>
-      <w:pPr>
-        <w:numPr>
-          <w:ilvl w:val="0"/>
-          <w:numId w:val="1002"/>
-        </w:numPr>
+    </w:p>
+    <w:p>
+      <w:pPr>
+        <w:pStyle w:val="BodyText"/>
       </w:pPr>
       <w:r>
         <w:t xml:space="preserve">LILY: Okay, that was a mistake. Can we eat now?</w:t>
       </w:r>
-      <w:r>
-        <w:t xml:space="preserve"> </w:t>
-      </w:r>
-      <w:r>
-        <w:t xml:space="preserve">릴리: 알았어, 그건 실수였어. 이제 먹으면 안 돼?</w:t>
-      </w:r>
-    </w:p>
-    <w:p>
-      <w:pPr>
-        <w:numPr>
-          <w:ilvl w:val="0"/>
-          <w:numId w:val="1002"/>
-        </w:numPr>
+    </w:p>
+    <w:p>
+      <w:pPr>
+        <w:pStyle w:val="BodyText"/>
       </w:pPr>
       <w:r>
         <w:t xml:space="preserve">CAROL: After the doctor sits down. Dr. Ruiz, thank you. Truly.</w:t>
       </w:r>
-      <w:r>
-        <w:t xml:space="preserve"> </w:t>
-      </w:r>
-      <w:r>
-        <w:t xml:space="preserve">캐럴: 선생님 앉으시고 나서. 루이스 선생님, 감사해요. 진심으로.</w:t>
-      </w:r>
-    </w:p>
-    <w:p>
-      <w:pPr>
-        <w:numPr>
-          <w:ilvl w:val="0"/>
-          <w:numId w:val="1002"/>
-        </w:numPr>
+    </w:p>
+    <w:p>
+      <w:pPr>
+        <w:pStyle w:val="BodyText"/>
       </w:pPr>
       <w:r>
         <w:t xml:space="preserve">ELENA: Elena. And you’re very welcome. My family ate at two. I’m free.</w:t>
       </w:r>
-      <w:r>
-        <w:t xml:space="preserve"> </w:t>
-      </w:r>
-      <w:r>
-        <w:t xml:space="preserve">엘레나: 엘레나라고 하세요. 그리고 별말씀을요. 우리 가족은 2시에 먹어서 이제 자유예요.</w:t>
-      </w:r>
-    </w:p>
-    <w:p>
-      <w:pPr>
-        <w:numPr>
-          <w:ilvl w:val="0"/>
-          <w:numId w:val="1002"/>
-        </w:numPr>
+    </w:p>
+    <w:p>
+      <w:pPr>
+        <w:pStyle w:val="BodyText"/>
       </w:pPr>
       <w:r>
         <w:t xml:space="preserve">NOAH: Perfect timing. We were just about to fight about the TPP.</w:t>
-      </w:r>
-      <w:r>
-        <w:t xml:space="preserve"> </w:t>
-      </w:r>
-      <w:r>
-        <w:t xml:space="preserve">노아: 타이밍 완벽해요. 막 TPP 갖고 싸우려던 참이었어요.</w:t>
       </w:r>
     </w:p>
     <w:bookmarkEnd w:id="22"/>
@@ -1068,367 +588,175 @@
     </w:p>
     <w:p>
       <w:pPr>
-        <w:numPr>
-          <w:ilvl w:val="0"/>
-          <w:numId w:val="1003"/>
-        </w:numPr>
+        <w:pStyle w:val="FirstParagraph"/>
       </w:pPr>
       <w:r>
         <w:t xml:space="preserve">ELENA: The face question? Nasolabial folds or lips?</w:t>
       </w:r>
-      <w:r>
-        <w:t xml:space="preserve"> </w:t>
-      </w:r>
-      <w:r>
-        <w:t xml:space="preserve">엘레나: 부위 문제요? 팔자주름이냐 입술이냐?</w:t>
-      </w:r>
-    </w:p>
-    <w:p>
-      <w:pPr>
-        <w:numPr>
-          <w:ilvl w:val="0"/>
-          <w:numId w:val="1003"/>
-        </w:numPr>
+    </w:p>
+    <w:p>
+      <w:pPr>
+        <w:pStyle w:val="BodyText"/>
       </w:pPr>
       <w:r>
         <w:t xml:space="preserve">CAROL: Nasolabial what?</w:t>
       </w:r>
-      <w:r>
-        <w:t xml:space="preserve"> </w:t>
-      </w:r>
-      <w:r>
-        <w:t xml:space="preserve">캐럴: 나조… 뭐?</w:t>
-      </w:r>
-    </w:p>
-    <w:p>
-      <w:pPr>
-        <w:numPr>
-          <w:ilvl w:val="0"/>
-          <w:numId w:val="1003"/>
-        </w:numPr>
+    </w:p>
+    <w:p>
+      <w:pPr>
+        <w:pStyle w:val="BodyText"/>
       </w:pPr>
       <w:r>
         <w:t xml:space="preserve">ELENA: Smile lines. From your nose to the corners of your mouth.</w:t>
       </w:r>
-      <w:r>
-        <w:t xml:space="preserve"> </w:t>
-      </w:r>
-      <w:r>
-        <w:t xml:space="preserve">엘레나: 팔자주름이요. 코에서 입꼬리까지 이어지는 선.</w:t>
-      </w:r>
-    </w:p>
-    <w:p>
-      <w:pPr>
-        <w:numPr>
-          <w:ilvl w:val="0"/>
-          <w:numId w:val="1003"/>
-        </w:numPr>
+    </w:p>
+    <w:p>
+      <w:pPr>
+        <w:pStyle w:val="BodyText"/>
       </w:pPr>
       <w:r>
         <w:t xml:space="preserve">NOAH: I want lips. Lips are the fastest-growing market, and the customers are younger, which means they’ll come back for years. Here’s the thing: that’s where the money is going.</w:t>
       </w:r>
-      <w:r>
-        <w:t xml:space="preserve"> </w:t>
-      </w:r>
-      <w:r>
-        <w:t xml:space="preserve">노아: 전 입술로 하고 싶어요. 입술이 가장 빨리 성장하는 시장이고, 고객도 젊어요. 그 말은 몇 년이고 계속 다시 온다는 거죠. 요점은 이거예요. 돈이 그쪽으로 가고 있어요.</w:t>
-      </w:r>
-    </w:p>
-    <w:p>
-      <w:pPr>
-        <w:numPr>
-          <w:ilvl w:val="0"/>
-          <w:numId w:val="1003"/>
-        </w:numPr>
+    </w:p>
+    <w:p>
+      <w:pPr>
+        <w:pStyle w:val="BodyText"/>
       </w:pPr>
       <w:r>
         <w:t xml:space="preserve">ELENA: And I want smile lines. For the first trial, at least.</w:t>
       </w:r>
-      <w:r>
-        <w:t xml:space="preserve"> </w:t>
-      </w:r>
-      <w:r>
-        <w:t xml:space="preserve">엘레나: 그리고 난 팔자주름이요. 최소한 첫 임상은요.</w:t>
-      </w:r>
-    </w:p>
-    <w:p>
-      <w:pPr>
-        <w:numPr>
-          <w:ilvl w:val="0"/>
-          <w:numId w:val="1003"/>
-        </w:numPr>
+    </w:p>
+    <w:p>
+      <w:pPr>
+        <w:pStyle w:val="BodyText"/>
       </w:pPr>
       <w:r>
         <w:t xml:space="preserve">CAROL: Why does it matter? It’s the same filler, isn’t it?</w:t>
       </w:r>
-      <w:r>
-        <w:t xml:space="preserve"> </w:t>
-      </w:r>
-      <w:r>
-        <w:t xml:space="preserve">캐럴: 그게 왜 중요해? 같은 필러 아니야?</w:t>
-      </w:r>
-    </w:p>
-    <w:p>
-      <w:pPr>
-        <w:numPr>
-          <w:ilvl w:val="0"/>
-          <w:numId w:val="1003"/>
-        </w:numPr>
+    </w:p>
+    <w:p>
+      <w:pPr>
+        <w:pStyle w:val="BodyText"/>
       </w:pPr>
       <w:r>
         <w:t xml:space="preserve">PRIYA: Not exactly. Lips need a softer gel. Smile lines need a firmer one.</w:t>
       </w:r>
-      <w:r>
-        <w:t xml:space="preserve"> </w:t>
-      </w:r>
-      <w:r>
-        <w:t xml:space="preserve">프리야: 꼭 그렇진 않아요. 입술엔 더 부드러운 젤, 팔자주름엔 더 단단한 젤이 필요해요.</w:t>
-      </w:r>
-    </w:p>
-    <w:p>
-      <w:pPr>
-        <w:numPr>
-          <w:ilvl w:val="0"/>
-          <w:numId w:val="1003"/>
-        </w:numPr>
+    </w:p>
+    <w:p>
+      <w:pPr>
+        <w:pStyle w:val="BodyText"/>
       </w:pPr>
       <w:r>
         <w:t xml:space="preserve">NOAH: So two formulas. Twice the work.</w:t>
       </w:r>
-      <w:r>
-        <w:t xml:space="preserve"> </w:t>
-      </w:r>
-      <w:r>
-        <w:t xml:space="preserve">노아: 그러니까 배합이 두 개. 일이 두 배.</w:t>
-      </w:r>
-    </w:p>
-    <w:p>
-      <w:pPr>
-        <w:numPr>
-          <w:ilvl w:val="0"/>
-          <w:numId w:val="1003"/>
-        </w:numPr>
+    </w:p>
+    <w:p>
+      <w:pPr>
+        <w:pStyle w:val="BodyText"/>
       </w:pPr>
       <w:r>
         <w:t xml:space="preserve">ELENA: And for the FDA, smile lines are the well-known path.</w:t>
       </w:r>
-      <w:r>
-        <w:t xml:space="preserve"> </w:t>
-      </w:r>
-      <w:r>
-        <w:t xml:space="preserve">엘레나: 그리고 FDA 입장에선 팔자주름이 잘 알려진 경로예요.</w:t>
-      </w:r>
-    </w:p>
-    <w:p>
-      <w:pPr>
-        <w:numPr>
-          <w:ilvl w:val="0"/>
-          <w:numId w:val="1003"/>
-        </w:numPr>
+    </w:p>
+    <w:p>
+      <w:pPr>
+        <w:pStyle w:val="BodyText"/>
       </w:pPr>
       <w:r>
         <w:t xml:space="preserve">LILY: Well-known how?</w:t>
       </w:r>
-      <w:r>
-        <w:t xml:space="preserve"> </w:t>
-      </w:r>
-      <w:r>
-        <w:t xml:space="preserve">릴리: 어떻게 잘 알려졌는데요?</w:t>
-      </w:r>
-    </w:p>
-    <w:p>
-      <w:pPr>
-        <w:numPr>
-          <w:ilvl w:val="0"/>
-          <w:numId w:val="1003"/>
-        </w:numPr>
+    </w:p>
+    <w:p>
+      <w:pPr>
+        <w:pStyle w:val="BodyText"/>
       </w:pPr>
       <w:r>
         <w:t xml:space="preserve">ELENA: Most fillers got approved there first, so the FDA knows exactly what to expect. There’s also a standard scale to measure results, so nobody argues about whether it worked.</w:t>
       </w:r>
-      <w:r>
-        <w:t xml:space="preserve"> </w:t>
-      </w:r>
-      <w:r>
-        <w:t xml:space="preserve">엘레나: 대부분의 필러가 거기서 먼저 승인받았어요. 그래서 FDA가 뭘 기대해야 할지 정확히 알아요. 결과를 측정하는 표준 척도도 있어서, 효과가 있었는지를 두고 아무도 다투지 않아요.</w:t>
-      </w:r>
-    </w:p>
-    <w:p>
-      <w:pPr>
-        <w:numPr>
-          <w:ilvl w:val="0"/>
-          <w:numId w:val="1003"/>
-        </w:numPr>
+    </w:p>
+    <w:p>
+      <w:pPr>
+        <w:pStyle w:val="BodyText"/>
       </w:pPr>
       <w:r>
         <w:t xml:space="preserve">PRIYA: So the trial design is clearer. Less risk.</w:t>
       </w:r>
-      <w:r>
-        <w:t xml:space="preserve"> </w:t>
-      </w:r>
-      <w:r>
-        <w:t xml:space="preserve">프리야: 그러니까 임상 설계가 더 명확해요. 리스크가 적고요.</w:t>
-      </w:r>
-    </w:p>
-    <w:p>
-      <w:pPr>
-        <w:numPr>
-          <w:ilvl w:val="0"/>
-          <w:numId w:val="1003"/>
-        </w:numPr>
+    </w:p>
+    <w:p>
+      <w:pPr>
+        <w:pStyle w:val="BodyText"/>
       </w:pPr>
       <w:r>
         <w:t xml:space="preserve">NOAH: But Halvern launches Lumaderm Lips this spring. I wrote half of that plan.</w:t>
       </w:r>
-      <w:r>
-        <w:t xml:space="preserve"> </w:t>
-      </w:r>
-      <w:r>
-        <w:t xml:space="preserve">노아: 근데 할번이 올봄에 루마덤 립스를 출시해요. 그 계획 절반은 제가 썼고요.</w:t>
-      </w:r>
-    </w:p>
-    <w:p>
-      <w:pPr>
-        <w:numPr>
-          <w:ilvl w:val="0"/>
-          <w:numId w:val="1003"/>
-        </w:numPr>
+    </w:p>
+    <w:p>
+      <w:pPr>
+        <w:pStyle w:val="BodyText"/>
       </w:pPr>
       <w:r>
         <w:t xml:space="preserve">ELENA: All the more reason not to fight them there first.</w:t>
       </w:r>
-      <w:r>
-        <w:t xml:space="preserve"> </w:t>
-      </w:r>
-      <w:r>
-        <w:t xml:space="preserve">엘레나: 그러니까 더더욱 거기서 먼저 싸우면 안 되죠.</w:t>
-      </w:r>
-    </w:p>
-    <w:p>
-      <w:pPr>
-        <w:numPr>
-          <w:ilvl w:val="0"/>
-          <w:numId w:val="1003"/>
-        </w:numPr>
+    </w:p>
+    <w:p>
+      <w:pPr>
+        <w:pStyle w:val="BodyText"/>
       </w:pPr>
       <w:r>
         <w:t xml:space="preserve">NOAH: Why not? We’d be right next to them. Head to head.</w:t>
       </w:r>
-      <w:r>
-        <w:t xml:space="preserve"> </w:t>
-      </w:r>
-      <w:r>
-        <w:t xml:space="preserve">노아: 왜요? 바로 옆에서 맞붙는 건데요. 정면 승부.</w:t>
-      </w:r>
-    </w:p>
-    <w:p>
-      <w:pPr>
-        <w:numPr>
-          <w:ilvl w:val="0"/>
-          <w:numId w:val="1003"/>
-        </w:numPr>
+    </w:p>
+    <w:p>
+      <w:pPr>
+        <w:pStyle w:val="BodyText"/>
       </w:pPr>
       <w:r>
         <w:t xml:space="preserve">ELENA: With what? We won’t have a product for years.</w:t>
       </w:r>
-      <w:r>
-        <w:t xml:space="preserve"> </w:t>
-      </w:r>
-      <w:r>
-        <w:t xml:space="preserve">엘레나: 뭘 갖고요? 우린 몇 년간 제품이 없을 거예요.</w:t>
-      </w:r>
-    </w:p>
-    <w:p>
-      <w:pPr>
-        <w:numPr>
-          <w:ilvl w:val="0"/>
-          <w:numId w:val="1003"/>
-        </w:numPr>
+    </w:p>
+    <w:p>
+      <w:pPr>
+        <w:pStyle w:val="BodyText"/>
       </w:pPr>
       <w:r>
         <w:t xml:space="preserve">CAROL: Can I say something? As a customer?</w:t>
       </w:r>
-      <w:r>
-        <w:t xml:space="preserve"> </w:t>
-      </w:r>
-      <w:r>
-        <w:t xml:space="preserve">캐럴: 나도 한마디 해도 될까? 고객으로서?</w:t>
-      </w:r>
-    </w:p>
-    <w:p>
-      <w:pPr>
-        <w:numPr>
-          <w:ilvl w:val="0"/>
-          <w:numId w:val="1003"/>
-        </w:numPr>
+    </w:p>
+    <w:p>
+      <w:pPr>
+        <w:pStyle w:val="BodyText"/>
       </w:pPr>
       <w:r>
         <w:t xml:space="preserve">NOAH: Of course, Mom.</w:t>
       </w:r>
-      <w:r>
-        <w:t xml:space="preserve"> </w:t>
-      </w:r>
-      <w:r>
-        <w:t xml:space="preserve">노아: 당연하지, 엄마.</w:t>
-      </w:r>
-    </w:p>
-    <w:p>
-      <w:pPr>
-        <w:numPr>
-          <w:ilvl w:val="0"/>
-          <w:numId w:val="1003"/>
-        </w:numPr>
+    </w:p>
+    <w:p>
+      <w:pPr>
+        <w:pStyle w:val="BodyText"/>
       </w:pPr>
       <w:r>
         <w:t xml:space="preserve">CAROL: I’m sixty-one. I don’t want bigger lips. But every morning I look in the mirror and see these lines getting deeper. If I were your customer, I’d want my smile lines first.</w:t>
       </w:r>
-      <w:r>
-        <w:t xml:space="preserve"> </w:t>
-      </w:r>
-      <w:r>
-        <w:t xml:space="preserve">캐럴: 난 예순하나야. 입술 크게 하고 싶지 않아. 그런데 매일 아침 거울을 보면 이 주름이 점점 깊어지는 게 보여. 내가 너희 고객이라면, 팔자주름을 먼저 하고 싶을 거야.</w:t>
-      </w:r>
-    </w:p>
-    <w:p>
-      <w:pPr>
-        <w:numPr>
-          <w:ilvl w:val="0"/>
-          <w:numId w:val="1003"/>
-        </w:numPr>
+    </w:p>
+    <w:p>
+      <w:pPr>
+        <w:pStyle w:val="BodyText"/>
       </w:pPr>
       <w:r>
         <w:t xml:space="preserve">LILY: And my friends want lips. Every single one.</w:t>
       </w:r>
-      <w:r>
-        <w:t xml:space="preserve"> </w:t>
-      </w:r>
-      <w:r>
-        <w:t xml:space="preserve">릴리: 그리고 내 친구들은 입술을 원해. 한 명도 빠짐없이.</w:t>
-      </w:r>
-    </w:p>
-    <w:p>
-      <w:pPr>
-        <w:numPr>
-          <w:ilvl w:val="0"/>
-          <w:numId w:val="1003"/>
-        </w:numPr>
+    </w:p>
+    <w:p>
+      <w:pPr>
+        <w:pStyle w:val="BodyText"/>
       </w:pPr>
       <w:r>
         <w:t xml:space="preserve">PRIYA: So both markets are real. The question is order.</w:t>
       </w:r>
-      <w:r>
-        <w:t xml:space="preserve"> </w:t>
-      </w:r>
-      <w:r>
-        <w:t xml:space="preserve">프리야: 그러니까 두 시장 다 진짜야. 문제는 순서지.</w:t>
-      </w:r>
-    </w:p>
-    <w:p>
-      <w:pPr>
-        <w:numPr>
-          <w:ilvl w:val="0"/>
-          <w:numId w:val="1003"/>
-        </w:numPr>
+    </w:p>
+    <w:p>
+      <w:pPr>
+        <w:pStyle w:val="BodyText"/>
       </w:pPr>
       <w:r>
         <w:t xml:space="preserve">ELENA: Exactly. Not</w:t>
@@ -1457,11 +785,69 @@
       <w:r>
         <w:t xml:space="preserve">”</w:t>
       </w:r>
-      <w:r>
-        <w:t xml:space="preserve"> </w:t>
-      </w:r>
-      <w:r>
-        <w:t xml:space="preserve">엘레나: 바로 그거예요.</w:t>
+    </w:p>
+    <w:p>
+      <w:pPr>
+        <w:pStyle w:val="BodyText"/>
+      </w:pPr>
+      <w:r>
+        <w:t xml:space="preserve">NOAH: Okay. Show me the risk on each side.</w:t>
+      </w:r>
+    </w:p>
+    <w:p>
+      <w:pPr>
+        <w:pStyle w:val="BodyText"/>
+      </w:pPr>
+      <w:r>
+        <w:t xml:space="preserve">ELENA: Lips have more blood vessels near the surface. More risk of occlusion.</w:t>
+      </w:r>
+    </w:p>
+    <w:p>
+      <w:pPr>
+        <w:pStyle w:val="BodyText"/>
+      </w:pPr>
+      <w:r>
+        <w:t xml:space="preserve">NOAH: Wait. Higher risk means our product matters more there.</w:t>
+      </w:r>
+    </w:p>
+    <w:p>
+      <w:pPr>
+        <w:pStyle w:val="BodyText"/>
+      </w:pPr>
+      <w:r>
+        <w:t xml:space="preserve">ELENA: Yes. And it also means our first trial could have more problems.</w:t>
+      </w:r>
+    </w:p>
+    <w:p>
+      <w:pPr>
+        <w:pStyle w:val="BodyText"/>
+      </w:pPr>
+      <w:r>
+        <w:t xml:space="preserve">PRIYA: The first trial has to be clean. If it fails, there’s no second. Investors will look at that one study and decide. Nobody gives a second chance to a company whose first trial failed.</w:t>
+      </w:r>
+    </w:p>
+    <w:p>
+      <w:pPr>
+        <w:pStyle w:val="BodyText"/>
+      </w:pPr>
+      <w:r>
+        <w:t xml:space="preserve">NOAH: Because the money is gone.</w:t>
+      </w:r>
+    </w:p>
+    <w:p>
+      <w:pPr>
+        <w:pStyle w:val="BodyText"/>
+      </w:pPr>
+      <w:r>
+        <w:t xml:space="preserve">PRIYA: Because the money is gone. Start where the path is clearest.</w:t>
+      </w:r>
+    </w:p>
+    <w:p>
+      <w:pPr>
+        <w:pStyle w:val="BodyText"/>
+      </w:pPr>
+      <w:r>
+        <w:t xml:space="preserve">CAROL: Your father used to say that.</w:t>
       </w:r>
       <w:r>
         <w:t xml:space="preserve"> </w:t>
@@ -1470,185 +856,7 @@
         <w:t xml:space="preserve">“</w:t>
       </w:r>
       <w:r>
-        <w:t xml:space="preserve">어느 쪽</w:t>
-      </w:r>
-      <w:r>
-        <w:t xml:space="preserve">”</w:t>
-      </w:r>
-      <w:r>
-        <w:t xml:space="preserve">이 아니라</w:t>
-      </w:r>
-      <w:r>
-        <w:t xml:space="preserve"> </w:t>
-      </w:r>
-      <w:r>
-        <w:t xml:space="preserve">“</w:t>
-      </w:r>
-      <w:r>
-        <w:t xml:space="preserve">어느 쪽 먼저</w:t>
-      </w:r>
-      <w:r>
-        <w:t xml:space="preserve">”</w:t>
-      </w:r>
-      <w:r>
-        <w:t xml:space="preserve">.</w:t>
-      </w:r>
-    </w:p>
-    <w:p>
-      <w:pPr>
-        <w:numPr>
-          <w:ilvl w:val="0"/>
-          <w:numId w:val="1003"/>
-        </w:numPr>
-      </w:pPr>
-      <w:r>
-        <w:t xml:space="preserve">NOAH: Okay. Show me the risk on each side.</w:t>
-      </w:r>
-      <w:r>
-        <w:t xml:space="preserve"> </w:t>
-      </w:r>
-      <w:r>
-        <w:t xml:space="preserve">노아: 좋아요. 양쪽의 리스크를 보여 주세요.</w:t>
-      </w:r>
-    </w:p>
-    <w:p>
-      <w:pPr>
-        <w:numPr>
-          <w:ilvl w:val="0"/>
-          <w:numId w:val="1003"/>
-        </w:numPr>
-      </w:pPr>
-      <w:r>
-        <w:t xml:space="preserve">ELENA: Lips have more blood vessels near the surface. More risk of occlusion.</w:t>
-      </w:r>
-      <w:r>
-        <w:t xml:space="preserve"> </w:t>
-      </w:r>
-      <w:r>
-        <w:t xml:space="preserve">엘레나: 입술은 표면 가까이에 혈관이 더 많아요. 폐색 위험도 더 크고요.</w:t>
-      </w:r>
-    </w:p>
-    <w:p>
-      <w:pPr>
-        <w:numPr>
-          <w:ilvl w:val="0"/>
-          <w:numId w:val="1003"/>
-        </w:numPr>
-      </w:pPr>
-      <w:r>
-        <w:t xml:space="preserve">NOAH: Wait. Higher risk means our product matters more there.</w:t>
-      </w:r>
-      <w:r>
-        <w:t xml:space="preserve"> </w:t>
-      </w:r>
-      <w:r>
-        <w:t xml:space="preserve">노아: 잠깐요. 위험이 더 크다는 건 우리 제품이 거기서 더 중요하다는 거잖아요.</w:t>
-      </w:r>
-    </w:p>
-    <w:p>
-      <w:pPr>
-        <w:numPr>
-          <w:ilvl w:val="0"/>
-          <w:numId w:val="1003"/>
-        </w:numPr>
-      </w:pPr>
-      <w:r>
-        <w:t xml:space="preserve">ELENA: Yes. And it also means our first trial could have more problems.</w:t>
-      </w:r>
-      <w:r>
-        <w:t xml:space="preserve"> </w:t>
-      </w:r>
-      <w:r>
-        <w:t xml:space="preserve">엘레나: 네. 그리고 첫 임상에서 문제가 더 생길 수 있다는 뜻이기도 해요.</w:t>
-      </w:r>
-    </w:p>
-    <w:p>
-      <w:pPr>
-        <w:numPr>
-          <w:ilvl w:val="0"/>
-          <w:numId w:val="1003"/>
-        </w:numPr>
-      </w:pPr>
-      <w:r>
-        <w:t xml:space="preserve">PRIYA: The first trial has to be clean. If it fails, there’s no second. Investors will look at that one study and decide. Nobody gives a second chance to a company whose first trial failed.</w:t>
-      </w:r>
-      <w:r>
-        <w:t xml:space="preserve"> </w:t>
-      </w:r>
-      <w:r>
-        <w:t xml:space="preserve">프리야: 첫 임상은 깔끔해야 해. 실패하면 두 번째는 없어. 투자자들은 그 연구 하나만 보고 결정해. 첫 임상에서 실패한 회사에 두 번째 기회를 주는 사람은 없어.</w:t>
-      </w:r>
-    </w:p>
-    <w:p>
-      <w:pPr>
-        <w:numPr>
-          <w:ilvl w:val="0"/>
-          <w:numId w:val="1003"/>
-        </w:numPr>
-      </w:pPr>
-      <w:r>
-        <w:t xml:space="preserve">NOAH: Because the money is gone.</w:t>
-      </w:r>
-      <w:r>
-        <w:t xml:space="preserve"> </w:t>
-      </w:r>
-      <w:r>
-        <w:t xml:space="preserve">노아: 돈이 바닥나니까.</w:t>
-      </w:r>
-    </w:p>
-    <w:p>
-      <w:pPr>
-        <w:numPr>
-          <w:ilvl w:val="0"/>
-          <w:numId w:val="1003"/>
-        </w:numPr>
-      </w:pPr>
-      <w:r>
-        <w:t xml:space="preserve">PRIYA: Because the money is gone. Start where the path is clearest.</w:t>
-      </w:r>
-      <w:r>
-        <w:t xml:space="preserve"> </w:t>
-      </w:r>
-      <w:r>
-        <w:t xml:space="preserve">프리야: 돈이 바닥나니까. 길이 가장 분명한 데서 시작해.</w:t>
-      </w:r>
-    </w:p>
-    <w:p>
-      <w:pPr>
-        <w:numPr>
-          <w:ilvl w:val="0"/>
-          <w:numId w:val="1003"/>
-        </w:numPr>
-      </w:pPr>
-      <w:r>
-        <w:t xml:space="preserve">CAROL: Your father used to say that.</w:t>
-      </w:r>
-      <w:r>
-        <w:t xml:space="preserve"> </w:t>
-      </w:r>
-      <w:r>
-        <w:t xml:space="preserve">“</w:t>
-      </w:r>
-      <w:r>
         <w:t xml:space="preserve">Build the bridge you can finish.</w:t>
-      </w:r>
-      <w:r>
-        <w:t xml:space="preserve">”</w:t>
-      </w:r>
-      <w:r>
-        <w:t xml:space="preserve"> </w:t>
-      </w:r>
-      <w:r>
-        <w:t xml:space="preserve">캐럴: 너희 아빠가 그런 말을 하곤 했지.</w:t>
-      </w:r>
-      <w:r>
-        <w:t xml:space="preserve"> </w:t>
-      </w:r>
-      <w:r>
-        <w:t xml:space="preserve">“</w:t>
-      </w:r>
-      <w:r>
-        <w:t xml:space="preserve">끝낼 수 있는 다리를 지어라.</w:t>
       </w:r>
       <w:r>
         <w:t xml:space="preserve">”</w:t>
@@ -1666,61 +874,31 @@
     </w:p>
     <w:p>
       <w:pPr>
-        <w:numPr>
-          <w:ilvl w:val="0"/>
-          <w:numId w:val="1004"/>
-        </w:numPr>
+        <w:pStyle w:val="FirstParagraph"/>
       </w:pPr>
       <w:r>
         <w:t xml:space="preserve">ELENA: Was he an engineer?</w:t>
       </w:r>
-      <w:r>
-        <w:t xml:space="preserve"> </w:t>
-      </w:r>
-      <w:r>
-        <w:t xml:space="preserve">엘레나: 아버님이 엔지니어셨어요?</w:t>
-      </w:r>
-    </w:p>
-    <w:p>
-      <w:pPr>
-        <w:numPr>
-          <w:ilvl w:val="0"/>
-          <w:numId w:val="1004"/>
-        </w:numPr>
+    </w:p>
+    <w:p>
+      <w:pPr>
+        <w:pStyle w:val="BodyText"/>
       </w:pPr>
       <w:r>
         <w:t xml:space="preserve">CAROL: Civil engineer. Bridges and highways. He passed five years ago.</w:t>
       </w:r>
-      <w:r>
-        <w:t xml:space="preserve"> </w:t>
-      </w:r>
-      <w:r>
-        <w:t xml:space="preserve">캐럴: 토목 엔지니어. 다리랑 고속도로. 5년 전에 세상을 떠났어요.</w:t>
-      </w:r>
-    </w:p>
-    <w:p>
-      <w:pPr>
-        <w:numPr>
-          <w:ilvl w:val="0"/>
-          <w:numId w:val="1004"/>
-        </w:numPr>
+    </w:p>
+    <w:p>
+      <w:pPr>
+        <w:pStyle w:val="BodyText"/>
       </w:pPr>
       <w:r>
         <w:t xml:space="preserve">ELENA: I’m sorry. He sounds like a wise man.</w:t>
       </w:r>
-      <w:r>
-        <w:t xml:space="preserve"> </w:t>
-      </w:r>
-      <w:r>
-        <w:t xml:space="preserve">엘레나: 안타깝네요. 현명한 분이셨던 것 같아요.</w:t>
-      </w:r>
-    </w:p>
-    <w:p>
-      <w:pPr>
-        <w:numPr>
-          <w:ilvl w:val="0"/>
-          <w:numId w:val="1004"/>
-        </w:numPr>
+    </w:p>
+    <w:p>
+      <w:pPr>
+        <w:pStyle w:val="BodyText"/>
       </w:pPr>
       <w:r>
         <w:t xml:space="preserve">NOAH: He was. Okay.</w:t>
@@ -1743,11 +921,21 @@
       <w:r>
         <w:t xml:space="preserve">Smile lines first.</w:t>
       </w:r>
-      <w:r>
-        <w:t xml:space="preserve"> </w:t>
-      </w:r>
-      <w:r>
-        <w:t xml:space="preserve">노아: 그랬어요. 좋아요.</w:t>
+    </w:p>
+    <w:p>
+      <w:pPr>
+        <w:pStyle w:val="BodyText"/>
+      </w:pPr>
+      <w:r>
+        <w:t xml:space="preserve">PRIYA: Really? You agree?</w:t>
+      </w:r>
+    </w:p>
+    <w:p>
+      <w:pPr>
+        <w:pStyle w:val="BodyText"/>
+      </w:pPr>
+      <w:r>
+        <w:t xml:space="preserve">NOAH: Not</w:t>
       </w:r>
       <w:r>
         <w:t xml:space="preserve"> </w:t>
@@ -1756,7 +944,7 @@
         <w:t xml:space="preserve">“</w:t>
       </w:r>
       <w:r>
-        <w:t xml:space="preserve">끝낼 수 있는 다리를 지어라.</w:t>
+        <w:t xml:space="preserve">disagree and commit.</w:t>
       </w:r>
       <w:r>
         <w:t xml:space="preserve">”</w:t>
@@ -1765,35 +953,71 @@
         <w:t xml:space="preserve"> </w:t>
       </w:r>
       <w:r>
-        <w:t xml:space="preserve">팔자주름 먼저.</w:t>
-      </w:r>
-    </w:p>
-    <w:p>
-      <w:pPr>
-        <w:numPr>
-          <w:ilvl w:val="0"/>
-          <w:numId w:val="1004"/>
-        </w:numPr>
-      </w:pPr>
-      <w:r>
-        <w:t xml:space="preserve">PRIYA: Really? You agree?</w:t>
-      </w:r>
-      <w:r>
-        <w:t xml:space="preserve"> </w:t>
-      </w:r>
-      <w:r>
-        <w:t xml:space="preserve">프리야: 진짜? 동의하는 거야?</w:t>
-      </w:r>
-    </w:p>
-    <w:p>
-      <w:pPr>
-        <w:numPr>
-          <w:ilvl w:val="0"/>
-          <w:numId w:val="1004"/>
-        </w:numPr>
-      </w:pPr>
-      <w:r>
-        <w:t xml:space="preserve">NOAH: Not</w:t>
+        <w:t xml:space="preserve">Really agree. Lips come second.</w:t>
+      </w:r>
+    </w:p>
+    <w:p>
+      <w:pPr>
+        <w:pStyle w:val="BodyText"/>
+      </w:pPr>
+      <w:r>
+        <w:t xml:space="preserve">ELENA: Good. Now let’s finish the recipe card. What else is on it?</w:t>
+      </w:r>
+    </w:p>
+    <w:p>
+      <w:pPr>
+        <w:pStyle w:val="BodyText"/>
+      </w:pPr>
+      <w:r>
+        <w:t xml:space="preserve">NOAH: Twelve months. Three times faster. Lidocaine for pain.</w:t>
+      </w:r>
+    </w:p>
+    <w:p>
+      <w:pPr>
+        <w:pStyle w:val="BodyText"/>
+      </w:pPr>
+      <w:r>
+        <w:t xml:space="preserve">ELENA: Lidocaine is standard now. Must-have.</w:t>
+      </w:r>
+    </w:p>
+    <w:p>
+      <w:pPr>
+        <w:pStyle w:val="BodyText"/>
+      </w:pPr>
+      <w:r>
+        <w:t xml:space="preserve">NOAH: Room-temperature storage. Two-year shelf life.</w:t>
+      </w:r>
+    </w:p>
+    <w:p>
+      <w:pPr>
+        <w:pStyle w:val="BodyText"/>
+      </w:pPr>
+      <w:r>
+        <w:t xml:space="preserve">MARCUS: Must-have. Clinics hate refrigerators. I’m on speaker, by the way.</w:t>
+      </w:r>
+    </w:p>
+    <w:p>
+      <w:pPr>
+        <w:pStyle w:val="BodyText"/>
+      </w:pPr>
+      <w:r>
+        <w:t xml:space="preserve">PRIYA: Hi, Marcus! Happy Thanksgiving!</w:t>
+      </w:r>
+    </w:p>
+    <w:p>
+      <w:pPr>
+        <w:pStyle w:val="BodyText"/>
+      </w:pPr>
+      <w:r>
+        <w:t xml:space="preserve">MARCUS: Same to you. Denise says hi. Keep going, Noah.</w:t>
+      </w:r>
+    </w:p>
+    <w:p>
+      <w:pPr>
+        <w:pStyle w:val="BodyText"/>
+      </w:pPr>
+      <w:r>
+        <w:t xml:space="preserve">NOAH: Also, a</w:t>
       </w:r>
       <w:r>
         <w:t xml:space="preserve"> </w:t>
@@ -1802,7 +1026,7 @@
         <w:t xml:space="preserve">“</w:t>
       </w:r>
       <w:r>
-        <w:t xml:space="preserve">disagree and commit.</w:t>
+        <w:t xml:space="preserve">glow</w:t>
       </w:r>
       <w:r>
         <w:t xml:space="preserve">”</w:t>
@@ -1811,13 +1035,71 @@
         <w:t xml:space="preserve"> </w:t>
       </w:r>
       <w:r>
-        <w:t xml:space="preserve">Really agree. Lips come second.</w:t>
-      </w:r>
-      <w:r>
-        <w:t xml:space="preserve"> </w:t>
-      </w:r>
-      <w:r>
-        <w:t xml:space="preserve">노아:</w:t>
+        <w:t xml:space="preserve">ingredient. For skin quality. Patients love glow.</w:t>
+      </w:r>
+    </w:p>
+    <w:p>
+      <w:pPr>
+        <w:pStyle w:val="BodyText"/>
+      </w:pPr>
+      <w:r>
+        <w:t xml:space="preserve">PRIYA: Let’s park that.</w:t>
+      </w:r>
+    </w:p>
+    <w:p>
+      <w:pPr>
+        <w:pStyle w:val="BodyText"/>
+      </w:pPr>
+      <w:r>
+        <w:t xml:space="preserve">NOAH: And a men’s version. Men are a growing market.</w:t>
+      </w:r>
+    </w:p>
+    <w:p>
+      <w:pPr>
+        <w:pStyle w:val="BodyText"/>
+      </w:pPr>
+      <w:r>
+        <w:t xml:space="preserve">ELENA: Park that too.</w:t>
+      </w:r>
+    </w:p>
+    <w:p>
+      <w:pPr>
+        <w:pStyle w:val="BodyText"/>
+      </w:pPr>
+      <w:r>
+        <w:t xml:space="preserve">NOAH: And three product sizes. Small, medium, large.</w:t>
+      </w:r>
+    </w:p>
+    <w:p>
+      <w:pPr>
+        <w:pStyle w:val="BodyText"/>
+      </w:pPr>
+      <w:r>
+        <w:t xml:space="preserve">MARCUS: Park it. Every size is a separate production run, with its own testing and its own paperwork. Start with one size, do it perfectly, then add more later.</w:t>
+      </w:r>
+    </w:p>
+    <w:p>
+      <w:pPr>
+        <w:pStyle w:val="BodyText"/>
+      </w:pPr>
+      <w:r>
+        <w:t xml:space="preserve">LILY: Noah, your list keeps growing. Is that normal?</w:t>
+      </w:r>
+    </w:p>
+    <w:p>
+      <w:pPr>
+        <w:pStyle w:val="BodyText"/>
+      </w:pPr>
+      <w:r>
+        <w:t xml:space="preserve">ELENA: It’s called scope creep. Every project suffers from it.</w:t>
+      </w:r>
+    </w:p>
+    <w:p>
+      <w:pPr>
+        <w:pStyle w:val="BodyText"/>
+      </w:pPr>
+      <w:r>
+        <w:t xml:space="preserve">PRIYA: Every</w:t>
       </w:r>
       <w:r>
         <w:t xml:space="preserve"> </w:t>
@@ -1826,408 +1108,40 @@
         <w:t xml:space="preserve">“</w:t>
       </w:r>
       <w:r>
-        <w:t xml:space="preserve">반대하되 따른다</w:t>
+        <w:t xml:space="preserve">small</w:t>
       </w:r>
       <w:r>
         <w:t xml:space="preserve">”</w:t>
       </w:r>
       <w:r>
-        <w:t xml:space="preserve">가 아니라 진짜 동의해. 입술은 두 번째.</w:t>
-      </w:r>
-    </w:p>
-    <w:p>
-      <w:pPr>
-        <w:numPr>
-          <w:ilvl w:val="0"/>
-          <w:numId w:val="1004"/>
-        </w:numPr>
-      </w:pPr>
-      <w:r>
-        <w:t xml:space="preserve">ELENA: Good. Now let’s finish the recipe card. What else is on it?</w:t>
-      </w:r>
-      <w:r>
-        <w:t xml:space="preserve"> </w:t>
-      </w:r>
-      <w:r>
-        <w:t xml:space="preserve">엘레나: 좋아요. 이제 레시피 카드를 마저 써요. 또 뭐가 있죠?</w:t>
-      </w:r>
-    </w:p>
-    <w:p>
-      <w:pPr>
-        <w:numPr>
-          <w:ilvl w:val="0"/>
-          <w:numId w:val="1004"/>
-        </w:numPr>
-      </w:pPr>
-      <w:r>
-        <w:t xml:space="preserve">NOAH: Twelve months. Three times faster. Lidocaine for pain.</w:t>
-      </w:r>
-      <w:r>
-        <w:t xml:space="preserve"> </w:t>
-      </w:r>
-      <w:r>
-        <w:t xml:space="preserve">노아: 12개월. 세 배 빠르게. 통증 줄이는 리도카인.</w:t>
-      </w:r>
-    </w:p>
-    <w:p>
-      <w:pPr>
-        <w:numPr>
-          <w:ilvl w:val="0"/>
-          <w:numId w:val="1004"/>
-        </w:numPr>
-      </w:pPr>
-      <w:r>
-        <w:t xml:space="preserve">ELENA: Lidocaine is standard now. Must-have.</w:t>
-      </w:r>
-      <w:r>
-        <w:t xml:space="preserve"> </w:t>
-      </w:r>
-      <w:r>
-        <w:t xml:space="preserve">엘레나: 리도카인은 이제 표준이에요. 필수.</w:t>
-      </w:r>
-    </w:p>
-    <w:p>
-      <w:pPr>
-        <w:numPr>
-          <w:ilvl w:val="0"/>
-          <w:numId w:val="1004"/>
-        </w:numPr>
-      </w:pPr>
-      <w:r>
-        <w:t xml:space="preserve">NOAH: Room-temperature storage. Two-year shelf life.</w:t>
-      </w:r>
-      <w:r>
-        <w:t xml:space="preserve"> </w:t>
-      </w:r>
-      <w:r>
-        <w:t xml:space="preserve">노아: 상온 보관. 유통기한 2년.</w:t>
-      </w:r>
-    </w:p>
-    <w:p>
-      <w:pPr>
-        <w:numPr>
-          <w:ilvl w:val="0"/>
-          <w:numId w:val="1004"/>
-        </w:numPr>
-      </w:pPr>
-      <w:r>
-        <w:t xml:space="preserve">MARCUS: Must-have. Clinics hate refrigerators. I’m on speaker, by the way.</w:t>
-      </w:r>
-      <w:r>
-        <w:t xml:space="preserve"> </w:t>
-      </w:r>
-      <w:r>
-        <w:t xml:space="preserve">마커스: 필수야. 병원들은 냉장고를 싫어해. 그나저나 나 스피커로 듣고 있어.</w:t>
-      </w:r>
-    </w:p>
-    <w:p>
-      <w:pPr>
-        <w:numPr>
-          <w:ilvl w:val="0"/>
-          <w:numId w:val="1004"/>
-        </w:numPr>
-      </w:pPr>
-      <w:r>
-        <w:t xml:space="preserve">PRIYA: Hi, Marcus! Happy Thanksgiving!</w:t>
-      </w:r>
-      <w:r>
-        <w:t xml:space="preserve"> </w:t>
-      </w:r>
-      <w:r>
-        <w:t xml:space="preserve">프리야: 안녕, 마커스! 추수감사절 축하해요!</w:t>
-      </w:r>
-    </w:p>
-    <w:p>
-      <w:pPr>
-        <w:numPr>
-          <w:ilvl w:val="0"/>
-          <w:numId w:val="1004"/>
-        </w:numPr>
-      </w:pPr>
-      <w:r>
-        <w:t xml:space="preserve">MARCUS: Same to you. Denise says hi. Keep going, Noah.</w:t>
-      </w:r>
-      <w:r>
-        <w:t xml:space="preserve"> </w:t>
-      </w:r>
-      <w:r>
-        <w:t xml:space="preserve">마커스: 자네들도. 데니스가 안부 전하래. 계속해, 노아.</w:t>
-      </w:r>
-    </w:p>
-    <w:p>
-      <w:pPr>
-        <w:numPr>
-          <w:ilvl w:val="0"/>
-          <w:numId w:val="1004"/>
-        </w:numPr>
-      </w:pPr>
-      <w:r>
-        <w:t xml:space="preserve">NOAH: Also, a</w:t>
-      </w:r>
-      <w:r>
-        <w:t xml:space="preserve"> </w:t>
-      </w:r>
-      <w:r>
-        <w:t xml:space="preserve">“</w:t>
-      </w:r>
-      <w:r>
-        <w:t xml:space="preserve">glow</w:t>
-      </w:r>
-      <w:r>
-        <w:t xml:space="preserve">”</w:t>
-      </w:r>
-      <w:r>
-        <w:t xml:space="preserve"> </w:t>
-      </w:r>
-      <w:r>
-        <w:t xml:space="preserve">ingredient. For skin quality. Patients love glow.</w:t>
-      </w:r>
-      <w:r>
-        <w:t xml:space="preserve"> </w:t>
-      </w:r>
-      <w:r>
-        <w:t xml:space="preserve">노아: 그리고</w:t>
-      </w:r>
-      <w:r>
-        <w:t xml:space="preserve"> </w:t>
-      </w:r>
-      <w:r>
-        <w:t xml:space="preserve">“</w:t>
-      </w:r>
-      <w:r>
-        <w:t xml:space="preserve">광채</w:t>
-      </w:r>
-      <w:r>
-        <w:t xml:space="preserve">”</w:t>
-      </w:r>
-      <w:r>
-        <w:t xml:space="preserve"> </w:t>
-      </w:r>
-      <w:r>
-        <w:t xml:space="preserve">성분. 피부 결을 위해서. 환자들은 광채를 좋아하거든.</w:t>
-      </w:r>
-    </w:p>
-    <w:p>
-      <w:pPr>
-        <w:numPr>
-          <w:ilvl w:val="0"/>
-          <w:numId w:val="1004"/>
-        </w:numPr>
-      </w:pPr>
-      <w:r>
-        <w:t xml:space="preserve">PRIYA: Let’s park that.</w:t>
-      </w:r>
-      <w:r>
-        <w:t xml:space="preserve"> </w:t>
-      </w:r>
-      <w:r>
-        <w:t xml:space="preserve">프리야: 그건 일단 보류하자.</w:t>
-      </w:r>
-    </w:p>
-    <w:p>
-      <w:pPr>
-        <w:numPr>
-          <w:ilvl w:val="0"/>
-          <w:numId w:val="1004"/>
-        </w:numPr>
-      </w:pPr>
-      <w:r>
-        <w:t xml:space="preserve">NOAH: And a men’s version. Men are a growing market.</w:t>
-      </w:r>
-      <w:r>
-        <w:t xml:space="preserve"> </w:t>
-      </w:r>
-      <w:r>
-        <w:t xml:space="preserve">노아: 그리고 남성용 버전. 남성 시장이 커지고 있어.</w:t>
-      </w:r>
-    </w:p>
-    <w:p>
-      <w:pPr>
-        <w:numPr>
-          <w:ilvl w:val="0"/>
-          <w:numId w:val="1004"/>
-        </w:numPr>
-      </w:pPr>
-      <w:r>
-        <w:t xml:space="preserve">ELENA: Park that too.</w:t>
-      </w:r>
-      <w:r>
-        <w:t xml:space="preserve"> </w:t>
-      </w:r>
-      <w:r>
-        <w:t xml:space="preserve">엘레나: 그것도 보류요.</w:t>
-      </w:r>
-    </w:p>
-    <w:p>
-      <w:pPr>
-        <w:numPr>
-          <w:ilvl w:val="0"/>
-          <w:numId w:val="1004"/>
-        </w:numPr>
-      </w:pPr>
-      <w:r>
-        <w:t xml:space="preserve">NOAH: And three product sizes. Small, medium, large.</w:t>
-      </w:r>
-      <w:r>
-        <w:t xml:space="preserve"> </w:t>
-      </w:r>
-      <w:r>
-        <w:t xml:space="preserve">노아: 그리고 제품 크기 세 가지. 소, 중, 대.</w:t>
-      </w:r>
-    </w:p>
-    <w:p>
-      <w:pPr>
-        <w:numPr>
-          <w:ilvl w:val="0"/>
-          <w:numId w:val="1004"/>
-        </w:numPr>
-      </w:pPr>
-      <w:r>
-        <w:t xml:space="preserve">MARCUS: Park it. Every size is a separate production run, with its own testing and its own paperwork. Start with one size, do it perfectly, then add more later.</w:t>
-      </w:r>
-      <w:r>
-        <w:t xml:space="preserve"> </w:t>
-      </w:r>
-      <w:r>
-        <w:t xml:space="preserve">마커스: 보류. 크기마다 생산을 따로 돌려야 하고, 시험도 서류도 따로야. 한 가지 크기로 시작해서 완벽하게 해내고, 나머지는 나중에 추가해.</w:t>
-      </w:r>
-    </w:p>
-    <w:p>
-      <w:pPr>
-        <w:numPr>
-          <w:ilvl w:val="0"/>
-          <w:numId w:val="1004"/>
-        </w:numPr>
-      </w:pPr>
-      <w:r>
-        <w:t xml:space="preserve">LILY: Noah, your list keeps growing. Is that normal?</w:t>
-      </w:r>
-      <w:r>
-        <w:t xml:space="preserve"> </w:t>
-      </w:r>
-      <w:r>
-        <w:t xml:space="preserve">릴리: 오빠, 목록이 계속 늘어나. 그게 정상이야?</w:t>
-      </w:r>
-    </w:p>
-    <w:p>
-      <w:pPr>
-        <w:numPr>
-          <w:ilvl w:val="0"/>
-          <w:numId w:val="1004"/>
-        </w:numPr>
-      </w:pPr>
-      <w:r>
-        <w:t xml:space="preserve">ELENA: It’s called scope creep. Every project suffers from it.</w:t>
-      </w:r>
-      <w:r>
-        <w:t xml:space="preserve"> </w:t>
-      </w:r>
-      <w:r>
-        <w:t xml:space="preserve">엘레나: 그걸 범위 확장이라고 해요. 모든 프로젝트가 겪죠.</w:t>
-      </w:r>
-    </w:p>
-    <w:p>
-      <w:pPr>
-        <w:numPr>
-          <w:ilvl w:val="0"/>
-          <w:numId w:val="1004"/>
-        </w:numPr>
-      </w:pPr>
-      <w:r>
-        <w:t xml:space="preserve">PRIYA: Every</w:t>
-      </w:r>
-      <w:r>
-        <w:t xml:space="preserve"> </w:t>
-      </w:r>
-      <w:r>
-        <w:t xml:space="preserve">“</w:t>
-      </w:r>
-      <w:r>
-        <w:t xml:space="preserve">small</w:t>
-      </w:r>
-      <w:r>
-        <w:t xml:space="preserve">”</w:t>
-      </w:r>
-      <w:r>
         <w:t xml:space="preserve"> </w:t>
       </w:r>
       <w:r>
         <w:t xml:space="preserve">addition adds months. And money. A glow ingredient means new safety tests. A men’s version means a new trial. Suddenly the plan doubles, and so does the budget.</w:t>
       </w:r>
-      <w:r>
-        <w:t xml:space="preserve"> </w:t>
-      </w:r>
-      <w:r>
-        <w:t xml:space="preserve">프리야:</w:t>
-      </w:r>
-      <w:r>
-        <w:t xml:space="preserve"> </w:t>
-      </w:r>
-      <w:r>
-        <w:t xml:space="preserve">“</w:t>
-      </w:r>
-      <w:r>
-        <w:t xml:space="preserve">작은</w:t>
-      </w:r>
-      <w:r>
-        <w:t xml:space="preserve">”</w:t>
-      </w:r>
-      <w:r>
-        <w:t xml:space="preserve"> </w:t>
-      </w:r>
-      <w:r>
-        <w:t xml:space="preserve">추가 하나마다 몇 달이 늘어나요. 돈도요. 광채 성분을 넣으면 안전성 시험을 새로 해야 하고, 남성용을 만들면 임상을 새로 해야 해요. 순식간에 계획이 두 배가 되고, 예산도 두 배가 되죠.</w:t>
-      </w:r>
-    </w:p>
-    <w:p>
-      <w:pPr>
-        <w:numPr>
-          <w:ilvl w:val="0"/>
-          <w:numId w:val="1004"/>
-        </w:numPr>
+    </w:p>
+    <w:p>
+      <w:pPr>
+        <w:pStyle w:val="BodyText"/>
       </w:pPr>
       <w:r>
         <w:t xml:space="preserve">CAROL: Like Thanksgiving. I wanted one pie. Now there are four.</w:t>
       </w:r>
-      <w:r>
-        <w:t xml:space="preserve"> </w:t>
-      </w:r>
-      <w:r>
-        <w:t xml:space="preserve">캐럴: 추수감사절 같네. 파이 하나만 하려 했는데 지금 네 개야.</w:t>
-      </w:r>
-    </w:p>
-    <w:p>
-      <w:pPr>
-        <w:numPr>
-          <w:ilvl w:val="0"/>
-          <w:numId w:val="1004"/>
-        </w:numPr>
+    </w:p>
+    <w:p>
+      <w:pPr>
+        <w:pStyle w:val="BodyText"/>
       </w:pPr>
       <w:r>
         <w:t xml:space="preserve">NOAH: So, must-haves: smile lines, twelve months, three times faster, lidocaine, room temperature.</w:t>
       </w:r>
-      <w:r>
-        <w:t xml:space="preserve"> </w:t>
-      </w:r>
-      <w:r>
-        <w:t xml:space="preserve">노아: 그러니까 필수: 팔자주름, 12개월, 세 배 빠르게, 리도카인, 상온 보관.</w:t>
-      </w:r>
-    </w:p>
-    <w:p>
-      <w:pPr>
-        <w:numPr>
-          <w:ilvl w:val="0"/>
-          <w:numId w:val="1004"/>
-        </w:numPr>
+    </w:p>
+    <w:p>
+      <w:pPr>
+        <w:pStyle w:val="BodyText"/>
       </w:pPr>
       <w:r>
         <w:t xml:space="preserve">MARCUS: And the parking lot: glow, men, sizes, lips. For later.</w:t>
-      </w:r>
-      <w:r>
-        <w:t xml:space="preserve"> </w:t>
-      </w:r>
-      <w:r>
-        <w:t xml:space="preserve">마커스: 그리고 보류 목록: 광채, 남성용, 크기, 입술. 나중을 위해.</w:t>
       </w:r>
     </w:p>
     <w:bookmarkEnd w:id="24"/>
@@ -2242,257 +1156,122 @@
     </w:p>
     <w:p>
       <w:pPr>
-        <w:numPr>
-          <w:ilvl w:val="0"/>
-          <w:numId w:val="1005"/>
-        </w:numPr>
+        <w:pStyle w:val="FirstParagraph"/>
       </w:pPr>
       <w:r>
         <w:t xml:space="preserve">CAROL: Good. Now close the laptop. It’s Thanksgiving.</w:t>
       </w:r>
-      <w:r>
-        <w:t xml:space="preserve"> </w:t>
-      </w:r>
-      <w:r>
-        <w:t xml:space="preserve">캐럴: 좋아. 이제 노트북 덮어. 추수감사절이잖니.</w:t>
-      </w:r>
-    </w:p>
-    <w:p>
-      <w:pPr>
-        <w:numPr>
-          <w:ilvl w:val="0"/>
-          <w:numId w:val="1005"/>
-        </w:numPr>
+    </w:p>
+    <w:p>
+      <w:pPr>
+        <w:pStyle w:val="BodyText"/>
       </w:pPr>
       <w:r>
         <w:t xml:space="preserve">NOAH: Closing it. One second. Marcus, any news from Diane?</w:t>
       </w:r>
-      <w:r>
-        <w:t xml:space="preserve"> </w:t>
-      </w:r>
-      <w:r>
-        <w:t xml:space="preserve">노아: 덮을게. 잠깐만. 마커스, 다이앤한테서 소식 있어요?</w:t>
-      </w:r>
-    </w:p>
-    <w:p>
-      <w:pPr>
-        <w:numPr>
-          <w:ilvl w:val="0"/>
-          <w:numId w:val="1005"/>
-        </w:numPr>
+    </w:p>
+    <w:p>
+      <w:pPr>
+        <w:pStyle w:val="BodyText"/>
       </w:pPr>
       <w:r>
         <w:t xml:space="preserve">MARCUS: She sent the reply to Halvern yesterday. Three sentences. She said a short, calm letter tells them we’re not scared and we’re not hiding anything. No answer yet.</w:t>
       </w:r>
-      <w:r>
-        <w:t xml:space="preserve"> </w:t>
-      </w:r>
-      <w:r>
-        <w:t xml:space="preserve">마커스: 어제 할번에 답장 보냈대. 세 문장. 짧고 침착한 편지가 우리가 겁먹지도 않았고 숨기는 것도 없다는 걸 보여 준다더라. 아직 답은 없고.</w:t>
-      </w:r>
-    </w:p>
-    <w:p>
-      <w:pPr>
-        <w:numPr>
-          <w:ilvl w:val="0"/>
-          <w:numId w:val="1005"/>
-        </w:numPr>
+    </w:p>
+    <w:p>
+      <w:pPr>
+        <w:pStyle w:val="BodyText"/>
       </w:pPr>
       <w:r>
         <w:t xml:space="preserve">ELENA: Three sentences. That’s Diane.</w:t>
       </w:r>
-      <w:r>
-        <w:t xml:space="preserve"> </w:t>
-      </w:r>
-      <w:r>
-        <w:t xml:space="preserve">엘레나: 세 문장. 다이앤답네요.</w:t>
-      </w:r>
-    </w:p>
-    <w:p>
-      <w:pPr>
-        <w:numPr>
-          <w:ilvl w:val="0"/>
-          <w:numId w:val="1005"/>
-        </w:numPr>
+    </w:p>
+    <w:p>
+      <w:pPr>
+        <w:pStyle w:val="BodyText"/>
       </w:pPr>
       <w:r>
         <w:t xml:space="preserve">MARCUS: And Kevin Liu from Meridian called back. Monday, ten a.m.</w:t>
       </w:r>
-      <w:r>
-        <w:t xml:space="preserve"> </w:t>
-      </w:r>
-      <w:r>
-        <w:t xml:space="preserve">마커스: 그리고 메리디언의 케빈 리우가 회신했어. 월요일 오전 10시.</w:t>
-      </w:r>
-    </w:p>
-    <w:p>
-      <w:pPr>
-        <w:numPr>
-          <w:ilvl w:val="0"/>
-          <w:numId w:val="1005"/>
-        </w:numPr>
+    </w:p>
+    <w:p>
+      <w:pPr>
+        <w:pStyle w:val="BodyText"/>
       </w:pPr>
       <w:r>
         <w:t xml:space="preserve">NOAH: The manufacturer in New Jersey? Great. Happy Thanksgiving, Marcus.</w:t>
       </w:r>
-      <w:r>
-        <w:t xml:space="preserve"> </w:t>
-      </w:r>
-      <w:r>
-        <w:t xml:space="preserve">노아: 뉴저지 그 생산업체요? 좋네요. 추수감사절 잘 보내요, 마커스.</w:t>
-      </w:r>
-    </w:p>
-    <w:p>
-      <w:pPr>
-        <w:numPr>
-          <w:ilvl w:val="0"/>
-          <w:numId w:val="1005"/>
-        </w:numPr>
+    </w:p>
+    <w:p>
+      <w:pPr>
+        <w:pStyle w:val="BodyText"/>
       </w:pPr>
       <w:r>
         <w:t xml:space="preserve">CAROL: Okay. Before we eat, everyone says one thing they’re grateful for.</w:t>
       </w:r>
-      <w:r>
-        <w:t xml:space="preserve"> </w:t>
-      </w:r>
-      <w:r>
-        <w:t xml:space="preserve">캐럴: 자. 먹기 전에 다들 감사한 거 하나씩 말해.</w:t>
-      </w:r>
-    </w:p>
-    <w:p>
-      <w:pPr>
-        <w:numPr>
-          <w:ilvl w:val="0"/>
-          <w:numId w:val="1005"/>
-        </w:numPr>
+    </w:p>
+    <w:p>
+      <w:pPr>
+        <w:pStyle w:val="BodyText"/>
       </w:pPr>
       <w:r>
         <w:t xml:space="preserve">LILY: I’m grateful for Dr. Ruiz. And for concealer.</w:t>
       </w:r>
-      <w:r>
-        <w:t xml:space="preserve"> </w:t>
-      </w:r>
-      <w:r>
-        <w:t xml:space="preserve">릴리: 루이스 선생님한테 감사해. 그리고 컨실러한테도.</w:t>
-      </w:r>
-    </w:p>
-    <w:p>
-      <w:pPr>
-        <w:numPr>
-          <w:ilvl w:val="0"/>
-          <w:numId w:val="1005"/>
-        </w:numPr>
+    </w:p>
+    <w:p>
+      <w:pPr>
+        <w:pStyle w:val="BodyText"/>
       </w:pPr>
       <w:r>
         <w:t xml:space="preserve">PRIYA: I’m grateful for a visa that’s filed. And this family.</w:t>
       </w:r>
-      <w:r>
-        <w:t xml:space="preserve"> </w:t>
-      </w:r>
-      <w:r>
-        <w:t xml:space="preserve">프리야: 신청된 비자에 감사해요. 그리고 이 가족한테도요.</w:t>
-      </w:r>
-    </w:p>
-    <w:p>
-      <w:pPr>
-        <w:numPr>
-          <w:ilvl w:val="0"/>
-          <w:numId w:val="1005"/>
-        </w:numPr>
+    </w:p>
+    <w:p>
+      <w:pPr>
+        <w:pStyle w:val="BodyText"/>
       </w:pPr>
       <w:r>
         <w:t xml:space="preserve">ELENA: I’m grateful for a team that argues honestly. And for pie.</w:t>
       </w:r>
-      <w:r>
-        <w:t xml:space="preserve"> </w:t>
-      </w:r>
-      <w:r>
-        <w:t xml:space="preserve">엘레나: 정직하게 다투는 팀에 감사해요. 그리고 파이에도.</w:t>
-      </w:r>
-    </w:p>
-    <w:p>
-      <w:pPr>
-        <w:numPr>
-          <w:ilvl w:val="0"/>
-          <w:numId w:val="1005"/>
-        </w:numPr>
+    </w:p>
+    <w:p>
+      <w:pPr>
+        <w:pStyle w:val="BodyText"/>
       </w:pPr>
       <w:r>
         <w:t xml:space="preserve">NOAH: I’m grateful for all of you. And for Mom’s recipe card idea.</w:t>
       </w:r>
-      <w:r>
-        <w:t xml:space="preserve"> </w:t>
-      </w:r>
-      <w:r>
-        <w:t xml:space="preserve">노아: 여러분 모두에게 감사해요. 그리고 엄마의 레시피 카드 아이디어에도.</w:t>
-      </w:r>
-    </w:p>
-    <w:p>
-      <w:pPr>
-        <w:numPr>
-          <w:ilvl w:val="0"/>
-          <w:numId w:val="1005"/>
-        </w:numPr>
+    </w:p>
+    <w:p>
+      <w:pPr>
+        <w:pStyle w:val="BodyText"/>
       </w:pPr>
       <w:r>
         <w:t xml:space="preserve">CAROL: And I’m grateful my children are alive. And brave. And a little crazy. Five years ago I lost your father, and some days I’m still scared of losing more. Today I’m not.</w:t>
       </w:r>
-      <w:r>
-        <w:t xml:space="preserve"> </w:t>
-      </w:r>
-      <w:r>
-        <w:t xml:space="preserve">캐럴: 그리고 난 내 아이들이 살아 있어서 감사해. 용감하고. 조금 미친 것도. 5년 전에 너희 아빠를 잃고 나서, 아직도 어떤 날은 더 잃을까 봐 무서워. 오늘은 아니야.</w:t>
-      </w:r>
-    </w:p>
-    <w:p>
-      <w:pPr>
-        <w:numPr>
-          <w:ilvl w:val="0"/>
-          <w:numId w:val="1005"/>
-        </w:numPr>
+    </w:p>
+    <w:p>
+      <w:pPr>
+        <w:pStyle w:val="BodyText"/>
       </w:pPr>
       <w:r>
         <w:t xml:space="preserve">LILY: Mom.</w:t>
       </w:r>
-      <w:r>
-        <w:t xml:space="preserve"> </w:t>
-      </w:r>
-      <w:r>
-        <w:t xml:space="preserve">릴리: 엄마.</w:t>
-      </w:r>
-    </w:p>
-    <w:p>
-      <w:pPr>
-        <w:numPr>
-          <w:ilvl w:val="0"/>
-          <w:numId w:val="1005"/>
-        </w:numPr>
+    </w:p>
+    <w:p>
+      <w:pPr>
+        <w:pStyle w:val="BodyText"/>
       </w:pPr>
       <w:r>
         <w:t xml:space="preserve">CAROL: Noah. Your father would be proud of you. And very worried.</w:t>
       </w:r>
-      <w:r>
-        <w:t xml:space="preserve"> </w:t>
-      </w:r>
-      <w:r>
-        <w:t xml:space="preserve">캐럴: 노아. 너희 아빠가 널 자랑스러워했을 거야. 그리고 엄청 걱정했을 거고.</w:t>
-      </w:r>
-    </w:p>
-    <w:p>
-      <w:pPr>
-        <w:numPr>
-          <w:ilvl w:val="0"/>
-          <w:numId w:val="1005"/>
-        </w:numPr>
+    </w:p>
+    <w:p>
+      <w:pPr>
+        <w:pStyle w:val="BodyText"/>
       </w:pPr>
       <w:r>
         <w:t xml:space="preserve">NOAH: Both are fair, Mom. Both are fair.</w:t>
-      </w:r>
-      <w:r>
-        <w:t xml:space="preserve"> </w:t>
-      </w:r>
-      <w:r>
-        <w:t xml:space="preserve">노아: 둘 다 맞는 말이야, 엄마. 둘 다.</w:t>
       </w:r>
     </w:p>
     <w:p>
@@ -2633,7 +1412,7 @@
               <w:jc w:val="left"/>
             </w:pPr>
             <w:r>
-              <w:t xml:space="preserve">15턴. 비전문가에게 설명할 때 스스로 다짐하는 말.</w:t>
+              <w:t xml:space="preserve">도입. 비전문가에게 설명할 때 스스로 다짐하는 말.</w:t>
             </w:r>
           </w:p>
         </w:tc>
@@ -2683,7 +1462,7 @@
               <w:jc w:val="left"/>
             </w:pPr>
             <w:r>
-              <w:t xml:space="preserve">23턴. 비유로 제품 가치를 한 문장에 담는 법.</w:t>
+              <w:t xml:space="preserve">장면1. 비유로 제품 가치를 한 문장에 담는 법.</w:t>
             </w:r>
           </w:p>
         </w:tc>
@@ -2733,7 +1512,7 @@
               <w:jc w:val="left"/>
             </w:pPr>
             <w:r>
-              <w:t xml:space="preserve">32턴. Target Product Profile(TPP)의 쉬운 정의.</w:t>
+              <w:t xml:space="preserve">장면1. Target Product Profile(TPP)의 쉬운 정의.</w:t>
             </w:r>
           </w:p>
         </w:tc>
@@ -2831,7 +1610,7 @@
               <w:jc w:val="left"/>
             </w:pPr>
             <w:r>
-              <w:t xml:space="preserve">72턴. 선택의 문제를 순서의 문제로 바꾸는 사고.</w:t>
+              <w:t xml:space="preserve">장면2. 선택의 문제를 순서의 문제로 바꾸는 사고.</w:t>
             </w:r>
           </w:p>
         </w:tc>
@@ -2881,7 +1660,7 @@
               <w:jc w:val="left"/>
             </w:pPr>
             <w:r>
-              <w:t xml:space="preserve">64턴. 상대 논리를 뒤집어 반박할 때.</w:t>
+              <w:t xml:space="preserve">장면2. 상대 논리를 뒤집어 반박할 때.</w:t>
             </w:r>
           </w:p>
         </w:tc>
@@ -2931,7 +1710,7 @@
               <w:jc w:val="left"/>
             </w:pPr>
             <w:r>
-              <w:t xml:space="preserve">79턴. 첫 프로젝트·첫 시장 선택의 원칙.</w:t>
+              <w:t xml:space="preserve">장면2. 첫 프로젝트·첫 시장 선택의 원칙.</w:t>
             </w:r>
           </w:p>
         </w:tc>
@@ -2981,7 +1760,7 @@
               <w:jc w:val="left"/>
             </w:pPr>
             <w:r>
-              <w:t xml:space="preserve">89턴. 우선순위를 나누는 기본 프레임.</w:t>
+              <w:t xml:space="preserve">절정·전환. 우선순위를 나누는 기본 프레임.</w:t>
             </w:r>
           </w:p>
         </w:tc>
@@ -3031,7 +1810,7 @@
               <w:jc w:val="left"/>
             </w:pPr>
             <w:r>
-              <w:t xml:space="preserve">95턴. 좋은 아이디어지만 지금은 아니라고 할 때.</w:t>
+              <w:t xml:space="preserve">절정·전환. 좋은 아이디어지만 지금은 아니라고 할 때.</w:t>
             </w:r>
           </w:p>
         </w:tc>
@@ -3081,7 +1860,7 @@
               <w:jc w:val="left"/>
             </w:pPr>
             <w:r>
-              <w:t xml:space="preserve">105턴. 회의에서 나중에 다룰 안건을 모아 두는 목록.</w:t>
+              <w:t xml:space="preserve">절정·전환. 회의에서 나중에 다룰 안건을 모아 두는 목록.</w:t>
             </w:r>
           </w:p>
         </w:tc>
@@ -3131,7 +1910,7 @@
               <w:jc w:val="left"/>
             </w:pPr>
             <w:r>
-              <w:t xml:space="preserve">101턴. 프로젝트 관리의 대표 위험 요소.</w:t>
+              <w:t xml:space="preserve">절정·전환. 프로젝트 관리의 대표 위험 요소.</w:t>
             </w:r>
           </w:p>
         </w:tc>
@@ -3585,7 +2364,7 @@
           <w:bCs/>
           <w:b/>
         </w:rPr>
-        <w:t xml:space="preserve">102턴 PRIYA:</w:t>
+        <w:t xml:space="preserve">PRIYA (절정·전환):</w:t>
       </w:r>
       <w:r>
         <w:t xml:space="preserve"> </w:t>
@@ -3872,9 +2651,1177 @@
         <w:t xml:space="preserve">는 제안에 같은 구조로 30단어 안팎으로 답해 보기.</w:t>
       </w:r>
     </w:p>
+    <w:p>
+      <w:r>
+        <w:pict>
+          <v:rect style="width:0;height:1.5pt" o:hralign="center" o:hrstd="t" o:hr="t"/>
+        </w:pict>
+      </w:r>
+    </w:p>
     <w:bookmarkEnd w:id="30"/>
     <w:bookmarkEnd w:id="31"/>
+    <w:bookmarkStart w:id="37" w:name="한국어-번역"/>
+    <w:p>
+      <w:pPr>
+        <w:pStyle w:val="Heading2"/>
+      </w:pPr>
+      <w:r>
+        <w:t xml:space="preserve">한국어 번역</w:t>
+      </w:r>
+    </w:p>
+    <w:bookmarkStart w:id="32" w:name="도입-추수감사절-오후-4시-1"/>
+    <w:p>
+      <w:pPr>
+        <w:pStyle w:val="Heading3"/>
+      </w:pPr>
+      <w:r>
+        <w:t xml:space="preserve">도입 — 추수감사절, 오후 4시</w:t>
+      </w:r>
+    </w:p>
+    <w:p>
+      <w:pPr>
+        <w:pStyle w:val="FirstParagraph"/>
+      </w:pPr>
+      <w:r>
+        <w:t xml:space="preserve">캐럴: 노아! 이리 와. 얼굴 좀 보자. 너무 말랐다.</w:t>
+      </w:r>
+    </w:p>
+    <w:p>
+      <w:pPr>
+        <w:pStyle w:val="BodyText"/>
+      </w:pPr>
+      <w:r>
+        <w:t xml:space="preserve">노아: 안녕, 엄마. 먹고 있어. 주로 밥.</w:t>
+      </w:r>
+    </w:p>
+    <w:p>
+      <w:pPr>
+        <w:pStyle w:val="BodyText"/>
+      </w:pPr>
+      <w:r>
+        <w:t xml:space="preserve">캐럴: 밥은 식품군이 아니야. 그리고 내 딸은 어디 있니?</w:t>
+      </w:r>
+    </w:p>
+    <w:p>
+      <w:pPr>
+        <w:pStyle w:val="BodyText"/>
+      </w:pPr>
+      <w:r>
+        <w:t xml:space="preserve">릴리: 여기 있어, 엄마. 내 코 쳐다보지 마.</w:t>
+      </w:r>
+    </w:p>
+    <w:p>
+      <w:pPr>
+        <w:pStyle w:val="BodyText"/>
+      </w:pPr>
+      <w:r>
+        <w:t xml:space="preserve">캐럴: 쳐다보는 거 아니야. 사랑스럽게… 보는 거지.</w:t>
+      </w:r>
+    </w:p>
+    <w:p>
+      <w:pPr>
+        <w:pStyle w:val="BodyText"/>
+      </w:pPr>
+      <w:r>
+        <w:t xml:space="preserve">릴리: 그게 같은 거야, 엄마.</w:t>
+      </w:r>
+    </w:p>
+    <w:p>
+      <w:pPr>
+        <w:pStyle w:val="BodyText"/>
+      </w:pPr>
+      <w:r>
+        <w:t xml:space="preserve">노아: 엄마, 이쪽은 프리야. 내 공동창업자. 화학자.</w:t>
+      </w:r>
+    </w:p>
+    <w:p>
+      <w:pPr>
+        <w:pStyle w:val="BodyText"/>
+      </w:pPr>
+      <w:r>
+        <w:t xml:space="preserve">프리야: 추수감사절 축하드려요, 베넷 여사님. 초대해 주셔서 감사해요.</w:t>
+      </w:r>
+    </w:p>
+    <w:p>
+      <w:pPr>
+        <w:pStyle w:val="BodyText"/>
+      </w:pPr>
+      <w:r>
+        <w:t xml:space="preserve">캐럴: 캐럴이라고 불러요. 노아 말로는 가족이 인도에 있다고?</w:t>
+      </w:r>
+    </w:p>
+    <w:p>
+      <w:pPr>
+        <w:pStyle w:val="BodyText"/>
+      </w:pPr>
+      <w:r>
+        <w:t xml:space="preserve">프리야: 첸나이에요. 거긴 새벽 3시예요. 다들 자고 있어요.</w:t>
+      </w:r>
+    </w:p>
+    <w:p>
+      <w:pPr>
+        <w:pStyle w:val="BodyText"/>
+      </w:pPr>
+      <w:r>
+        <w:t xml:space="preserve">캐럴: 그럼 오늘은 여기가 가족이야. 앉아. 콘브레드 좀 먹어요.</w:t>
+      </w:r>
+    </w:p>
+    <w:p>
+      <w:pPr>
+        <w:pStyle w:val="BodyText"/>
+      </w:pPr>
+      <w:r>
+        <w:t xml:space="preserve">프리야: 감사합니다. 정말 친절하세요.</w:t>
+      </w:r>
+    </w:p>
+    <w:p>
+      <w:pPr>
+        <w:pStyle w:val="BodyText"/>
+      </w:pPr>
+      <w:r>
+        <w:t xml:space="preserve">캐럴: 자. 누가 이 회사 좀 설명해 줘. 노아 이메일은 도무지 이해가 안 돼. 매번 두 번씩 읽는데도, 우리 아들이 대체 무슨 일을 하는지 독서 모임에 설명을 못 하겠어.</w:t>
+      </w:r>
+    </w:p>
+    <w:p>
+      <w:pPr>
+        <w:pStyle w:val="BodyText"/>
+      </w:pPr>
+      <w:r>
+        <w:t xml:space="preserve">릴리: 오빠 이메일은 전부 유행어뿐이야, 엄마.</w:t>
+      </w:r>
+    </w:p>
+    <w:p>
+      <w:pPr>
+        <w:pStyle w:val="BodyText"/>
+      </w:pPr>
+      <w:r>
+        <w:t xml:space="preserve">노아: 알았어, 알았어. 쉬운 말로. 나 쉬운 말 할 수 있어.</w:t>
+      </w:r>
+    </w:p>
     <w:bookmarkEnd w:id="32"/>
+    <w:bookmarkStart w:id="33" w:name="장면1-엄마에게-제품-설명하기-1"/>
+    <w:p>
+      <w:pPr>
+        <w:pStyle w:val="Heading3"/>
+      </w:pPr>
+      <w:r>
+        <w:t xml:space="preserve">장면1 — 엄마에게 제품 설명하기</w:t>
+      </w:r>
+    </w:p>
+    <w:p>
+      <w:pPr>
+        <w:pStyle w:val="FirstParagraph"/>
+      </w:pPr>
+      <w:r>
+        <w:t xml:space="preserve">노아: 엄마, 필러 알지? 주름에 놓는 주사?</w:t>
+      </w:r>
+    </w:p>
+    <w:p>
+      <w:pPr>
+        <w:pStyle w:val="BodyText"/>
+      </w:pPr>
+      <w:r>
+        <w:t xml:space="preserve">캐럴: 당연하지. 우리 독서 모임 절반이 맞아. 인정은 안 하지만.</w:t>
+      </w:r>
+    </w:p>
+    <w:p>
+      <w:pPr>
+        <w:pStyle w:val="BodyText"/>
+      </w:pPr>
+      <w:r>
+        <w:t xml:space="preserve">노아: 가끔 필러가 혈관을 막아. 릴리한테 일어난 게 그거야.</w:t>
+      </w:r>
+    </w:p>
+    <w:p>
+      <w:pPr>
+        <w:pStyle w:val="BodyText"/>
+      </w:pPr>
+      <w:r>
+        <w:t xml:space="preserve">캐럴: 알아. 40분을 울었어. 릴리가 말했겠지.</w:t>
+      </w:r>
+    </w:p>
+    <w:p>
+      <w:pPr>
+        <w:pStyle w:val="BodyText"/>
+      </w:pPr>
+      <w:r>
+        <w:t xml:space="preserve">릴리: 다들한테 말했지, 엄마.</w:t>
+      </w:r>
+    </w:p>
+    <w:p>
+      <w:pPr>
+        <w:pStyle w:val="BodyText"/>
+      </w:pPr>
+      <w:r>
+        <w:t xml:space="preserve">노아: 의사가 필러를 녹일 수 있어. 근데 지금은 느려. 너무 느려.</w:t>
+      </w:r>
+    </w:p>
+    <w:p>
+      <w:pPr>
+        <w:pStyle w:val="BodyText"/>
+      </w:pPr>
+      <w:r>
+        <w:t xml:space="preserve">프리야: 우리 필러는 다른 필러만큼 오래가요. 1년 정도요. 하지만 문제가 생기면, 의사가 쓰는 효소로 세 배 빨리 녹아요. 그게 핵심이에요.</w:t>
+      </w:r>
+    </w:p>
+    <w:p>
+      <w:pPr>
+        <w:pStyle w:val="BodyText"/>
+      </w:pPr>
+      <w:r>
+        <w:t xml:space="preserve">캐럴: 그러니까 비상구네. 제품 안에 들어 있는.</w:t>
+      </w:r>
+    </w:p>
+    <w:p>
+      <w:pPr>
+        <w:pStyle w:val="BodyText"/>
+      </w:pPr>
+      <w:r>
+        <w:t xml:space="preserve">노아: 엄마. 바로 그거야. 내 이메일보다 낫네.</w:t>
+      </w:r>
+    </w:p>
+    <w:p>
+      <w:pPr>
+        <w:pStyle w:val="BodyText"/>
+      </w:pPr>
+      <w:r>
+        <w:t xml:space="preserve">캐럴: 내가 널 키웠잖니. 당연히 네 이메일보단 낫지.</w:t>
+      </w:r>
+    </w:p>
+    <w:p>
+      <w:pPr>
+        <w:pStyle w:val="BodyText"/>
+      </w:pPr>
+      <w:r>
+        <w:t xml:space="preserve">릴리: 근데 누구를 위한 건데? 엄마 또래? 아니면 내 또래?</w:t>
+      </w:r>
+    </w:p>
+    <w:p>
+      <w:pPr>
+        <w:pStyle w:val="BodyText"/>
+      </w:pPr>
+      <w:r>
+        <w:t xml:space="preserve">노아: 그게 사실 이번 주에 우리가 정하고 있는 질문이야.</w:t>
+      </w:r>
+    </w:p>
+    <w:p>
+      <w:pPr>
+        <w:pStyle w:val="BodyText"/>
+      </w:pPr>
+      <w:r>
+        <w:t xml:space="preserve">프리야: 목표 제품 프로파일이라고 해요. TPP요.</w:t>
+      </w:r>
+    </w:p>
+    <w:p>
+      <w:pPr>
+        <w:pStyle w:val="BodyText"/>
+      </w:pPr>
+      <w:r>
+        <w:t xml:space="preserve">캐럴: 마커스가 싫어하겠네. 노아 말로는 약자 목록을 만든다며.</w:t>
+      </w:r>
+    </w:p>
+    <w:p>
+      <w:pPr>
+        <w:pStyle w:val="BodyText"/>
+      </w:pPr>
+      <w:r>
+        <w:t xml:space="preserve">노아: 지금 서른한 개야. TPP가 서른두 번째고.</w:t>
+      </w:r>
+    </w:p>
+    <w:p>
+      <w:pPr>
+        <w:pStyle w:val="BodyText"/>
+      </w:pPr>
+      <w:r>
+        <w:t xml:space="preserve">캐럴: 그래서 그 목표… 프로파일이 뭔데?</w:t>
+      </w:r>
+    </w:p>
+    <w:p>
+      <w:pPr>
+        <w:pStyle w:val="BodyText"/>
+      </w:pPr>
+      <w:r>
+        <w:t xml:space="preserve">프리야: 제품에 대한 희망 목록이에요. 만들기 전에 쓰는 거죠. 나중에 내리는 모든 결정, 그러니까 화학, 임상, 공장까지 전부 그 한 장과 맞춰 보는 거예요.</w:t>
+      </w:r>
+    </w:p>
+    <w:p>
+      <w:pPr>
+        <w:pStyle w:val="BodyText"/>
+      </w:pPr>
+      <w:r>
+        <w:t xml:space="preserve">노아: 뭘 치료하는지. 얼마나 오래가는지. 어떻게 보관하는지. 얼마인지.</w:t>
+      </w:r>
+    </w:p>
+    <w:p>
+      <w:pPr>
+        <w:pStyle w:val="BodyText"/>
+      </w:pPr>
+      <w:r>
+        <w:t xml:space="preserve">캐럴: 요리 시작하기 전의 레시피 카드 같은 거네.</w:t>
+      </w:r>
+    </w:p>
+    <w:p>
+      <w:pPr>
+        <w:pStyle w:val="BodyText"/>
+      </w:pPr>
+      <w:r>
+        <w:t xml:space="preserve">프리야: 딱 그거예요. 캐럴은 이 일 잘하시겠어요.</w:t>
+      </w:r>
+    </w:p>
+    <w:p>
+      <w:pPr>
+        <w:pStyle w:val="BodyText"/>
+      </w:pPr>
+      <w:r>
+        <w:t xml:space="preserve">릴리: 부추기지 마요. 엄마가 프리야한테도 이메일 보내기 시작할 거예요.</w:t>
+      </w:r>
+    </w:p>
+    <w:p>
+      <w:pPr>
+        <w:pStyle w:val="BodyText"/>
+      </w:pPr>
+      <w:r>
+        <w:t xml:space="preserve">캐럴: 지금까지 그 레시피 카드엔 뭐라고 쓰여 있어?</w:t>
+      </w:r>
+    </w:p>
+    <w:p>
+      <w:pPr>
+        <w:pStyle w:val="BodyText"/>
+      </w:pPr>
+      <w:r>
+        <w:t xml:space="preserve">노아: 여기. 내 노트북에. 첫 줄: 얼굴의 어느 부위인지.</w:t>
+      </w:r>
+    </w:p>
+    <w:p>
+      <w:pPr>
+        <w:pStyle w:val="BodyText"/>
+      </w:pPr>
+      <w:r>
+        <w:t xml:space="preserve">캐럴: 그래서 뭐라고 돼 있는데?</w:t>
+      </w:r>
+    </w:p>
+    <w:p>
+      <w:pPr>
+        <w:pStyle w:val="BodyText"/>
+      </w:pPr>
+      <w:r>
+        <w:t xml:space="preserve">노아:</w:t>
+      </w:r>
+      <w:r>
+        <w:t xml:space="preserve"> </w:t>
+      </w:r>
+      <w:r>
+        <w:t xml:space="preserve">“</w:t>
+      </w:r>
+      <w:r>
+        <w:t xml:space="preserve">물음표</w:t>
+      </w:r>
+      <w:r>
+        <w:t xml:space="preserve">”</w:t>
+      </w:r>
+      <w:r>
+        <w:t xml:space="preserve">라고 돼 있어. 그게 싸움거리야.</w:t>
+      </w:r>
+    </w:p>
+    <w:p>
+      <w:pPr>
+        <w:pStyle w:val="BodyText"/>
+      </w:pPr>
+      <w:r>
+        <w:t xml:space="preserve">엘레나: 똑똑! 피칸 파이 들고 왔어요.</w:t>
+      </w:r>
+    </w:p>
+    <w:p>
+      <w:pPr>
+        <w:pStyle w:val="BodyText"/>
+      </w:pPr>
+      <w:r>
+        <w:t xml:space="preserve">노아: 엘레나! 오셨네요. 엄마, 이쪽이 루이스 선생님이야.</w:t>
+      </w:r>
+    </w:p>
+    <w:p>
+      <w:pPr>
+        <w:pStyle w:val="BodyText"/>
+      </w:pPr>
+      <w:r>
+        <w:t xml:space="preserve">캐럴: 그 선생님. 우리 딸 얼굴을 살려 주신 분.</w:t>
+      </w:r>
+    </w:p>
+    <w:p>
+      <w:pPr>
+        <w:pStyle w:val="BodyText"/>
+      </w:pPr>
+      <w:r>
+        <w:t xml:space="preserve">엘레나: 베넷 여사님, 힘든 건 릴리가 했어요. 침착하게 있어 줘서 제가 빨리 처치할 수 있었고, 처음 몇 분 동안은 그게 피부를 지켜 주거든요. 저는 제 일을 했을 뿐이에요.</w:t>
+      </w:r>
+    </w:p>
+    <w:p>
+      <w:pPr>
+        <w:pStyle w:val="BodyText"/>
+      </w:pPr>
+      <w:r>
+        <w:t xml:space="preserve">릴리: 나 침착하지 않았어요. 울면서 엄마 찾았잖아요.</w:t>
+      </w:r>
+    </w:p>
+    <w:p>
+      <w:pPr>
+        <w:pStyle w:val="BodyText"/>
+      </w:pPr>
+      <w:r>
+        <w:t xml:space="preserve">캐럴: 그런데 난 없었지. 누가</w:t>
+      </w:r>
+      <w:r>
+        <w:t xml:space="preserve"> </w:t>
+      </w:r>
+      <w:r>
+        <w:t xml:space="preserve">“</w:t>
+      </w:r>
+      <w:r>
+        <w:t xml:space="preserve">엄마한텐 말하지 마</w:t>
+      </w:r>
+      <w:r>
+        <w:t xml:space="preserve">”</w:t>
+      </w:r>
+      <w:r>
+        <w:t xml:space="preserve">라고 해서.</w:t>
+      </w:r>
+    </w:p>
+    <w:p>
+      <w:pPr>
+        <w:pStyle w:val="BodyText"/>
+      </w:pPr>
+      <w:r>
+        <w:t xml:space="preserve">릴리: 알았어, 그건 실수였어. 이제 먹으면 안 돼?</w:t>
+      </w:r>
+    </w:p>
+    <w:p>
+      <w:pPr>
+        <w:pStyle w:val="BodyText"/>
+      </w:pPr>
+      <w:r>
+        <w:t xml:space="preserve">캐럴: 선생님 앉으시고 나서. 루이스 선생님, 감사해요. 진심으로.</w:t>
+      </w:r>
+    </w:p>
+    <w:p>
+      <w:pPr>
+        <w:pStyle w:val="BodyText"/>
+      </w:pPr>
+      <w:r>
+        <w:t xml:space="preserve">엘레나: 엘레나라고 하세요. 그리고 별말씀을요. 우리 가족은 2시에 먹어서 이제 자유예요.</w:t>
+      </w:r>
+    </w:p>
+    <w:p>
+      <w:pPr>
+        <w:pStyle w:val="BodyText"/>
+      </w:pPr>
+      <w:r>
+        <w:t xml:space="preserve">노아: 타이밍 완벽해요. 막 TPP 갖고 싸우려던 참이었어요.</w:t>
+      </w:r>
+    </w:p>
+    <w:bookmarkEnd w:id="33"/>
+    <w:bookmarkStart w:id="34" w:name="장면2-팔자주름이냐-입술이냐-1"/>
+    <w:p>
+      <w:pPr>
+        <w:pStyle w:val="Heading3"/>
+      </w:pPr>
+      <w:r>
+        <w:t xml:space="preserve">장면2 — 팔자주름이냐 입술이냐</w:t>
+      </w:r>
+    </w:p>
+    <w:p>
+      <w:pPr>
+        <w:pStyle w:val="FirstParagraph"/>
+      </w:pPr>
+      <w:r>
+        <w:t xml:space="preserve">엘레나: 부위 문제요? 팔자주름이냐 입술이냐?</w:t>
+      </w:r>
+    </w:p>
+    <w:p>
+      <w:pPr>
+        <w:pStyle w:val="BodyText"/>
+      </w:pPr>
+      <w:r>
+        <w:t xml:space="preserve">캐럴: 나조… 뭐?</w:t>
+      </w:r>
+    </w:p>
+    <w:p>
+      <w:pPr>
+        <w:pStyle w:val="BodyText"/>
+      </w:pPr>
+      <w:r>
+        <w:t xml:space="preserve">엘레나: 팔자주름이요. 코에서 입꼬리까지 이어지는 선.</w:t>
+      </w:r>
+    </w:p>
+    <w:p>
+      <w:pPr>
+        <w:pStyle w:val="BodyText"/>
+      </w:pPr>
+      <w:r>
+        <w:t xml:space="preserve">노아: 전 입술로 하고 싶어요. 입술이 가장 빨리 성장하는 시장이고, 고객도 젊어요. 그 말은 몇 년이고 계속 다시 온다는 거죠. 요점은 이거예요. 돈이 그쪽으로 가고 있어요.</w:t>
+      </w:r>
+    </w:p>
+    <w:p>
+      <w:pPr>
+        <w:pStyle w:val="BodyText"/>
+      </w:pPr>
+      <w:r>
+        <w:t xml:space="preserve">엘레나: 그리고 난 팔자주름이요. 최소한 첫 임상은요.</w:t>
+      </w:r>
+    </w:p>
+    <w:p>
+      <w:pPr>
+        <w:pStyle w:val="BodyText"/>
+      </w:pPr>
+      <w:r>
+        <w:t xml:space="preserve">캐럴: 그게 왜 중요해? 같은 필러 아니야?</w:t>
+      </w:r>
+    </w:p>
+    <w:p>
+      <w:pPr>
+        <w:pStyle w:val="BodyText"/>
+      </w:pPr>
+      <w:r>
+        <w:t xml:space="preserve">프리야: 꼭 그렇진 않아요. 입술엔 더 부드러운 젤, 팔자주름엔 더 단단한 젤이 필요해요.</w:t>
+      </w:r>
+    </w:p>
+    <w:p>
+      <w:pPr>
+        <w:pStyle w:val="BodyText"/>
+      </w:pPr>
+      <w:r>
+        <w:t xml:space="preserve">노아: 그러니까 배합이 두 개. 일이 두 배.</w:t>
+      </w:r>
+    </w:p>
+    <w:p>
+      <w:pPr>
+        <w:pStyle w:val="BodyText"/>
+      </w:pPr>
+      <w:r>
+        <w:t xml:space="preserve">엘레나: 그리고 FDA 입장에선 팔자주름이 잘 알려진 경로예요.</w:t>
+      </w:r>
+    </w:p>
+    <w:p>
+      <w:pPr>
+        <w:pStyle w:val="BodyText"/>
+      </w:pPr>
+      <w:r>
+        <w:t xml:space="preserve">릴리: 어떻게 잘 알려졌는데요?</w:t>
+      </w:r>
+    </w:p>
+    <w:p>
+      <w:pPr>
+        <w:pStyle w:val="BodyText"/>
+      </w:pPr>
+      <w:r>
+        <w:t xml:space="preserve">엘레나: 대부분의 필러가 거기서 먼저 승인받았어요. 그래서 FDA가 뭘 기대해야 할지 정확히 알아요. 결과를 측정하는 표준 척도도 있어서, 효과가 있었는지를 두고 아무도 다투지 않아요.</w:t>
+      </w:r>
+    </w:p>
+    <w:p>
+      <w:pPr>
+        <w:pStyle w:val="BodyText"/>
+      </w:pPr>
+      <w:r>
+        <w:t xml:space="preserve">프리야: 그러니까 임상 설계가 더 명확해요. 리스크가 적고요.</w:t>
+      </w:r>
+    </w:p>
+    <w:p>
+      <w:pPr>
+        <w:pStyle w:val="BodyText"/>
+      </w:pPr>
+      <w:r>
+        <w:t xml:space="preserve">노아: 근데 할번이 올봄에 루마덤 립스를 출시해요. 그 계획 절반은 제가 썼고요.</w:t>
+      </w:r>
+    </w:p>
+    <w:p>
+      <w:pPr>
+        <w:pStyle w:val="BodyText"/>
+      </w:pPr>
+      <w:r>
+        <w:t xml:space="preserve">엘레나: 그러니까 더더욱 거기서 먼저 싸우면 안 되죠.</w:t>
+      </w:r>
+    </w:p>
+    <w:p>
+      <w:pPr>
+        <w:pStyle w:val="BodyText"/>
+      </w:pPr>
+      <w:r>
+        <w:t xml:space="preserve">노아: 왜요? 바로 옆에서 맞붙는 건데요. 정면 승부.</w:t>
+      </w:r>
+    </w:p>
+    <w:p>
+      <w:pPr>
+        <w:pStyle w:val="BodyText"/>
+      </w:pPr>
+      <w:r>
+        <w:t xml:space="preserve">엘레나: 뭘 갖고요? 우린 몇 년간 제품이 없을 거예요.</w:t>
+      </w:r>
+    </w:p>
+    <w:p>
+      <w:pPr>
+        <w:pStyle w:val="BodyText"/>
+      </w:pPr>
+      <w:r>
+        <w:t xml:space="preserve">캐럴: 나도 한마디 해도 될까? 고객으로서?</w:t>
+      </w:r>
+    </w:p>
+    <w:p>
+      <w:pPr>
+        <w:pStyle w:val="BodyText"/>
+      </w:pPr>
+      <w:r>
+        <w:t xml:space="preserve">노아: 당연하지, 엄마.</w:t>
+      </w:r>
+    </w:p>
+    <w:p>
+      <w:pPr>
+        <w:pStyle w:val="BodyText"/>
+      </w:pPr>
+      <w:r>
+        <w:t xml:space="preserve">캐럴: 난 예순하나야. 입술 크게 하고 싶지 않아. 그런데 매일 아침 거울을 보면 이 주름이 점점 깊어지는 게 보여. 내가 너희 고객이라면, 팔자주름을 먼저 하고 싶을 거야.</w:t>
+      </w:r>
+    </w:p>
+    <w:p>
+      <w:pPr>
+        <w:pStyle w:val="BodyText"/>
+      </w:pPr>
+      <w:r>
+        <w:t xml:space="preserve">릴리: 그리고 내 친구들은 입술을 원해. 한 명도 빠짐없이.</w:t>
+      </w:r>
+    </w:p>
+    <w:p>
+      <w:pPr>
+        <w:pStyle w:val="BodyText"/>
+      </w:pPr>
+      <w:r>
+        <w:t xml:space="preserve">프리야: 그러니까 두 시장 다 진짜야. 문제는 순서지.</w:t>
+      </w:r>
+    </w:p>
+    <w:p>
+      <w:pPr>
+        <w:pStyle w:val="BodyText"/>
+      </w:pPr>
+      <w:r>
+        <w:t xml:space="preserve">엘레나: 바로 그거예요.</w:t>
+      </w:r>
+      <w:r>
+        <w:t xml:space="preserve"> </w:t>
+      </w:r>
+      <w:r>
+        <w:t xml:space="preserve">“</w:t>
+      </w:r>
+      <w:r>
+        <w:t xml:space="preserve">어느 쪽</w:t>
+      </w:r>
+      <w:r>
+        <w:t xml:space="preserve">”</w:t>
+      </w:r>
+      <w:r>
+        <w:t xml:space="preserve">이 아니라</w:t>
+      </w:r>
+      <w:r>
+        <w:t xml:space="preserve"> </w:t>
+      </w:r>
+      <w:r>
+        <w:t xml:space="preserve">“</w:t>
+      </w:r>
+      <w:r>
+        <w:t xml:space="preserve">어느 쪽 먼저</w:t>
+      </w:r>
+      <w:r>
+        <w:t xml:space="preserve">”</w:t>
+      </w:r>
+      <w:r>
+        <w:t xml:space="preserve">.</w:t>
+      </w:r>
+    </w:p>
+    <w:p>
+      <w:pPr>
+        <w:pStyle w:val="BodyText"/>
+      </w:pPr>
+      <w:r>
+        <w:t xml:space="preserve">노아: 좋아요. 양쪽의 리스크를 보여 주세요.</w:t>
+      </w:r>
+    </w:p>
+    <w:p>
+      <w:pPr>
+        <w:pStyle w:val="BodyText"/>
+      </w:pPr>
+      <w:r>
+        <w:t xml:space="preserve">엘레나: 입술은 표면 가까이에 혈관이 더 많아요. 폐색 위험도 더 크고요.</w:t>
+      </w:r>
+    </w:p>
+    <w:p>
+      <w:pPr>
+        <w:pStyle w:val="BodyText"/>
+      </w:pPr>
+      <w:r>
+        <w:t xml:space="preserve">노아: 잠깐요. 위험이 더 크다는 건 우리 제품이 거기서 더 중요하다는 거잖아요.</w:t>
+      </w:r>
+    </w:p>
+    <w:p>
+      <w:pPr>
+        <w:pStyle w:val="BodyText"/>
+      </w:pPr>
+      <w:r>
+        <w:t xml:space="preserve">엘레나: 네. 그리고 첫 임상에서 문제가 더 생길 수 있다는 뜻이기도 해요.</w:t>
+      </w:r>
+    </w:p>
+    <w:p>
+      <w:pPr>
+        <w:pStyle w:val="BodyText"/>
+      </w:pPr>
+      <w:r>
+        <w:t xml:space="preserve">프리야: 첫 임상은 깔끔해야 해. 실패하면 두 번째는 없어. 투자자들은 그 연구 하나만 보고 결정해. 첫 임상에서 실패한 회사에 두 번째 기회를 주는 사람은 없어.</w:t>
+      </w:r>
+    </w:p>
+    <w:p>
+      <w:pPr>
+        <w:pStyle w:val="BodyText"/>
+      </w:pPr>
+      <w:r>
+        <w:t xml:space="preserve">노아: 돈이 바닥나니까.</w:t>
+      </w:r>
+    </w:p>
+    <w:p>
+      <w:pPr>
+        <w:pStyle w:val="BodyText"/>
+      </w:pPr>
+      <w:r>
+        <w:t xml:space="preserve">프리야: 돈이 바닥나니까. 길이 가장 분명한 데서 시작해.</w:t>
+      </w:r>
+    </w:p>
+    <w:p>
+      <w:pPr>
+        <w:pStyle w:val="BodyText"/>
+      </w:pPr>
+      <w:r>
+        <w:t xml:space="preserve">캐럴: 너희 아빠가 그런 말을 하곤 했지.</w:t>
+      </w:r>
+      <w:r>
+        <w:t xml:space="preserve"> </w:t>
+      </w:r>
+      <w:r>
+        <w:t xml:space="preserve">“</w:t>
+      </w:r>
+      <w:r>
+        <w:t xml:space="preserve">끝낼 수 있는 다리를 지어라.</w:t>
+      </w:r>
+      <w:r>
+        <w:t xml:space="preserve">”</w:t>
+      </w:r>
+    </w:p>
+    <w:bookmarkEnd w:id="34"/>
+    <w:bookmarkStart w:id="35" w:name="절정전환-범위-확장과의-싸움-1"/>
+    <w:p>
+      <w:pPr>
+        <w:pStyle w:val="Heading3"/>
+      </w:pPr>
+      <w:r>
+        <w:t xml:space="preserve">절정·전환 — 범위 확장과의 싸움</w:t>
+      </w:r>
+    </w:p>
+    <w:p>
+      <w:pPr>
+        <w:pStyle w:val="FirstParagraph"/>
+      </w:pPr>
+      <w:r>
+        <w:t xml:space="preserve">엘레나: 아버님이 엔지니어셨어요?</w:t>
+      </w:r>
+    </w:p>
+    <w:p>
+      <w:pPr>
+        <w:pStyle w:val="BodyText"/>
+      </w:pPr>
+      <w:r>
+        <w:t xml:space="preserve">캐럴: 토목 엔지니어. 다리랑 고속도로. 5년 전에 세상을 떠났어요.</w:t>
+      </w:r>
+    </w:p>
+    <w:p>
+      <w:pPr>
+        <w:pStyle w:val="BodyText"/>
+      </w:pPr>
+      <w:r>
+        <w:t xml:space="preserve">엘레나: 안타깝네요. 현명한 분이셨던 것 같아요.</w:t>
+      </w:r>
+    </w:p>
+    <w:p>
+      <w:pPr>
+        <w:pStyle w:val="BodyText"/>
+      </w:pPr>
+      <w:r>
+        <w:t xml:space="preserve">노아: 그랬어요. 좋아요.</w:t>
+      </w:r>
+      <w:r>
+        <w:t xml:space="preserve"> </w:t>
+      </w:r>
+      <w:r>
+        <w:t xml:space="preserve">“</w:t>
+      </w:r>
+      <w:r>
+        <w:t xml:space="preserve">끝낼 수 있는 다리를 지어라.</w:t>
+      </w:r>
+      <w:r>
+        <w:t xml:space="preserve">”</w:t>
+      </w:r>
+      <w:r>
+        <w:t xml:space="preserve"> </w:t>
+      </w:r>
+      <w:r>
+        <w:t xml:space="preserve">팔자주름 먼저.</w:t>
+      </w:r>
+    </w:p>
+    <w:p>
+      <w:pPr>
+        <w:pStyle w:val="BodyText"/>
+      </w:pPr>
+      <w:r>
+        <w:t xml:space="preserve">프리야: 진짜? 동의하는 거야?</w:t>
+      </w:r>
+    </w:p>
+    <w:p>
+      <w:pPr>
+        <w:pStyle w:val="BodyText"/>
+      </w:pPr>
+      <w:r>
+        <w:t xml:space="preserve">노아:</w:t>
+      </w:r>
+      <w:r>
+        <w:t xml:space="preserve"> </w:t>
+      </w:r>
+      <w:r>
+        <w:t xml:space="preserve">“</w:t>
+      </w:r>
+      <w:r>
+        <w:t xml:space="preserve">반대하되 따른다</w:t>
+      </w:r>
+      <w:r>
+        <w:t xml:space="preserve">”</w:t>
+      </w:r>
+      <w:r>
+        <w:t xml:space="preserve">가 아니라 진짜 동의해. 입술은 두 번째.</w:t>
+      </w:r>
+    </w:p>
+    <w:p>
+      <w:pPr>
+        <w:pStyle w:val="BodyText"/>
+      </w:pPr>
+      <w:r>
+        <w:t xml:space="preserve">엘레나: 좋아요. 이제 레시피 카드를 마저 써요. 또 뭐가 있죠?</w:t>
+      </w:r>
+    </w:p>
+    <w:p>
+      <w:pPr>
+        <w:pStyle w:val="BodyText"/>
+      </w:pPr>
+      <w:r>
+        <w:t xml:space="preserve">노아: 12개월. 세 배 빠르게. 통증 줄이는 리도카인.</w:t>
+      </w:r>
+    </w:p>
+    <w:p>
+      <w:pPr>
+        <w:pStyle w:val="BodyText"/>
+      </w:pPr>
+      <w:r>
+        <w:t xml:space="preserve">엘레나: 리도카인은 이제 표준이에요. 필수.</w:t>
+      </w:r>
+    </w:p>
+    <w:p>
+      <w:pPr>
+        <w:pStyle w:val="BodyText"/>
+      </w:pPr>
+      <w:r>
+        <w:t xml:space="preserve">노아: 상온 보관. 유통기한 2년.</w:t>
+      </w:r>
+    </w:p>
+    <w:p>
+      <w:pPr>
+        <w:pStyle w:val="BodyText"/>
+      </w:pPr>
+      <w:r>
+        <w:t xml:space="preserve">마커스: 필수야. 병원들은 냉장고를 싫어해. 그나저나 나 스피커로 듣고 있어.</w:t>
+      </w:r>
+    </w:p>
+    <w:p>
+      <w:pPr>
+        <w:pStyle w:val="BodyText"/>
+      </w:pPr>
+      <w:r>
+        <w:t xml:space="preserve">프리야: 안녕, 마커스! 추수감사절 축하해요!</w:t>
+      </w:r>
+    </w:p>
+    <w:p>
+      <w:pPr>
+        <w:pStyle w:val="BodyText"/>
+      </w:pPr>
+      <w:r>
+        <w:t xml:space="preserve">마커스: 자네들도. 데니스가 안부 전하래. 계속해, 노아.</w:t>
+      </w:r>
+    </w:p>
+    <w:p>
+      <w:pPr>
+        <w:pStyle w:val="BodyText"/>
+      </w:pPr>
+      <w:r>
+        <w:t xml:space="preserve">노아: 그리고</w:t>
+      </w:r>
+      <w:r>
+        <w:t xml:space="preserve"> </w:t>
+      </w:r>
+      <w:r>
+        <w:t xml:space="preserve">“</w:t>
+      </w:r>
+      <w:r>
+        <w:t xml:space="preserve">광채</w:t>
+      </w:r>
+      <w:r>
+        <w:t xml:space="preserve">”</w:t>
+      </w:r>
+      <w:r>
+        <w:t xml:space="preserve"> </w:t>
+      </w:r>
+      <w:r>
+        <w:t xml:space="preserve">성분. 피부 결을 위해서. 환자들은 광채를 좋아하거든.</w:t>
+      </w:r>
+    </w:p>
+    <w:p>
+      <w:pPr>
+        <w:pStyle w:val="BodyText"/>
+      </w:pPr>
+      <w:r>
+        <w:t xml:space="preserve">프리야: 그건 일단 보류하자.</w:t>
+      </w:r>
+    </w:p>
+    <w:p>
+      <w:pPr>
+        <w:pStyle w:val="BodyText"/>
+      </w:pPr>
+      <w:r>
+        <w:t xml:space="preserve">노아: 그리고 남성용 버전. 남성 시장이 커지고 있어.</w:t>
+      </w:r>
+    </w:p>
+    <w:p>
+      <w:pPr>
+        <w:pStyle w:val="BodyText"/>
+      </w:pPr>
+      <w:r>
+        <w:t xml:space="preserve">엘레나: 그것도 보류요.</w:t>
+      </w:r>
+    </w:p>
+    <w:p>
+      <w:pPr>
+        <w:pStyle w:val="BodyText"/>
+      </w:pPr>
+      <w:r>
+        <w:t xml:space="preserve">노아: 그리고 제품 크기 세 가지. 소, 중, 대.</w:t>
+      </w:r>
+    </w:p>
+    <w:p>
+      <w:pPr>
+        <w:pStyle w:val="BodyText"/>
+      </w:pPr>
+      <w:r>
+        <w:t xml:space="preserve">마커스: 보류. 크기마다 생산을 따로 돌려야 하고, 시험도 서류도 따로야. 한 가지 크기로 시작해서 완벽하게 해내고, 나머지는 나중에 추가해.</w:t>
+      </w:r>
+    </w:p>
+    <w:p>
+      <w:pPr>
+        <w:pStyle w:val="BodyText"/>
+      </w:pPr>
+      <w:r>
+        <w:t xml:space="preserve">릴리: 오빠, 목록이 계속 늘어나. 그게 정상이야?</w:t>
+      </w:r>
+    </w:p>
+    <w:p>
+      <w:pPr>
+        <w:pStyle w:val="BodyText"/>
+      </w:pPr>
+      <w:r>
+        <w:t xml:space="preserve">엘레나: 그걸 범위 확장이라고 해요. 모든 프로젝트가 겪죠.</w:t>
+      </w:r>
+    </w:p>
+    <w:p>
+      <w:pPr>
+        <w:pStyle w:val="BodyText"/>
+      </w:pPr>
+      <w:r>
+        <w:t xml:space="preserve">프리야:</w:t>
+      </w:r>
+      <w:r>
+        <w:t xml:space="preserve"> </w:t>
+      </w:r>
+      <w:r>
+        <w:t xml:space="preserve">“</w:t>
+      </w:r>
+      <w:r>
+        <w:t xml:space="preserve">작은</w:t>
+      </w:r>
+      <w:r>
+        <w:t xml:space="preserve">”</w:t>
+      </w:r>
+      <w:r>
+        <w:t xml:space="preserve"> </w:t>
+      </w:r>
+      <w:r>
+        <w:t xml:space="preserve">추가 하나마다 몇 달이 늘어나요. 돈도요. 광채 성분을 넣으면 안전성 시험을 새로 해야 하고, 남성용을 만들면 임상을 새로 해야 해요. 순식간에 계획이 두 배가 되고, 예산도 두 배가 되죠.</w:t>
+      </w:r>
+    </w:p>
+    <w:p>
+      <w:pPr>
+        <w:pStyle w:val="BodyText"/>
+      </w:pPr>
+      <w:r>
+        <w:t xml:space="preserve">캐럴: 추수감사절 같네. 파이 하나만 하려 했는데 지금 네 개야.</w:t>
+      </w:r>
+    </w:p>
+    <w:p>
+      <w:pPr>
+        <w:pStyle w:val="BodyText"/>
+      </w:pPr>
+      <w:r>
+        <w:t xml:space="preserve">노아: 그러니까 필수: 팔자주름, 12개월, 세 배 빠르게, 리도카인, 상온 보관.</w:t>
+      </w:r>
+    </w:p>
+    <w:p>
+      <w:pPr>
+        <w:pStyle w:val="BodyText"/>
+      </w:pPr>
+      <w:r>
+        <w:t xml:space="preserve">마커스: 그리고 보류 목록: 광채, 남성용, 크기, 입술. 나중을 위해.</w:t>
+      </w:r>
+    </w:p>
+    <w:bookmarkEnd w:id="35"/>
+    <w:bookmarkStart w:id="36" w:name="마무리-감사의-말-1"/>
+    <w:p>
+      <w:pPr>
+        <w:pStyle w:val="Heading3"/>
+      </w:pPr>
+      <w:r>
+        <w:t xml:space="preserve">마무리 — 감사의 말</w:t>
+      </w:r>
+    </w:p>
+    <w:p>
+      <w:pPr>
+        <w:pStyle w:val="FirstParagraph"/>
+      </w:pPr>
+      <w:r>
+        <w:t xml:space="preserve">캐럴: 좋아. 이제 노트북 덮어. 추수감사절이잖니.</w:t>
+      </w:r>
+    </w:p>
+    <w:p>
+      <w:pPr>
+        <w:pStyle w:val="BodyText"/>
+      </w:pPr>
+      <w:r>
+        <w:t xml:space="preserve">노아: 덮을게. 잠깐만. 마커스, 다이앤한테서 소식 있어요?</w:t>
+      </w:r>
+    </w:p>
+    <w:p>
+      <w:pPr>
+        <w:pStyle w:val="BodyText"/>
+      </w:pPr>
+      <w:r>
+        <w:t xml:space="preserve">마커스: 어제 할번에 답장 보냈대. 세 문장. 짧고 침착한 편지가 우리가 겁먹지도 않았고 숨기는 것도 없다는 걸 보여 준다더라. 아직 답은 없고.</w:t>
+      </w:r>
+    </w:p>
+    <w:p>
+      <w:pPr>
+        <w:pStyle w:val="BodyText"/>
+      </w:pPr>
+      <w:r>
+        <w:t xml:space="preserve">엘레나: 세 문장. 다이앤답네요.</w:t>
+      </w:r>
+    </w:p>
+    <w:p>
+      <w:pPr>
+        <w:pStyle w:val="BodyText"/>
+      </w:pPr>
+      <w:r>
+        <w:t xml:space="preserve">마커스: 그리고 메리디언의 케빈 리우가 회신했어. 월요일 오전 10시.</w:t>
+      </w:r>
+    </w:p>
+    <w:p>
+      <w:pPr>
+        <w:pStyle w:val="BodyText"/>
+      </w:pPr>
+      <w:r>
+        <w:t xml:space="preserve">노아: 뉴저지 그 생산업체요? 좋네요. 추수감사절 잘 보내요, 마커스.</w:t>
+      </w:r>
+    </w:p>
+    <w:p>
+      <w:pPr>
+        <w:pStyle w:val="BodyText"/>
+      </w:pPr>
+      <w:r>
+        <w:t xml:space="preserve">캐럴: 자. 먹기 전에 다들 감사한 거 하나씩 말해.</w:t>
+      </w:r>
+    </w:p>
+    <w:p>
+      <w:pPr>
+        <w:pStyle w:val="BodyText"/>
+      </w:pPr>
+      <w:r>
+        <w:t xml:space="preserve">릴리: 루이스 선생님한테 감사해. 그리고 컨실러한테도.</w:t>
+      </w:r>
+    </w:p>
+    <w:p>
+      <w:pPr>
+        <w:pStyle w:val="BodyText"/>
+      </w:pPr>
+      <w:r>
+        <w:t xml:space="preserve">프리야: 신청된 비자에 감사해요. 그리고 이 가족한테도요.</w:t>
+      </w:r>
+    </w:p>
+    <w:p>
+      <w:pPr>
+        <w:pStyle w:val="BodyText"/>
+      </w:pPr>
+      <w:r>
+        <w:t xml:space="preserve">엘레나: 정직하게 다투는 팀에 감사해요. 그리고 파이에도.</w:t>
+      </w:r>
+    </w:p>
+    <w:p>
+      <w:pPr>
+        <w:pStyle w:val="BodyText"/>
+      </w:pPr>
+      <w:r>
+        <w:t xml:space="preserve">노아: 여러분 모두에게 감사해요. 그리고 엄마의 레시피 카드 아이디어에도.</w:t>
+      </w:r>
+    </w:p>
+    <w:p>
+      <w:pPr>
+        <w:pStyle w:val="BodyText"/>
+      </w:pPr>
+      <w:r>
+        <w:t xml:space="preserve">캐럴: 그리고 난 내 아이들이 살아 있어서 감사해. 용감하고. 조금 미친 것도. 5년 전에 너희 아빠를 잃고 나서, 아직도 어떤 날은 더 잃을까 봐 무서워. 오늘은 아니야.</w:t>
+      </w:r>
+    </w:p>
+    <w:p>
+      <w:pPr>
+        <w:pStyle w:val="BodyText"/>
+      </w:pPr>
+      <w:r>
+        <w:t xml:space="preserve">릴리: 엄마.</w:t>
+      </w:r>
+    </w:p>
+    <w:p>
+      <w:pPr>
+        <w:pStyle w:val="BodyText"/>
+      </w:pPr>
+      <w:r>
+        <w:t xml:space="preserve">캐럴: 노아. 너희 아빠가 널 자랑스러워했을 거야. 그리고 엄청 걱정했을 거고.</w:t>
+      </w:r>
+    </w:p>
+    <w:p>
+      <w:pPr>
+        <w:pStyle w:val="BodyText"/>
+      </w:pPr>
+      <w:r>
+        <w:t xml:space="preserve">노아: 둘 다 맞는 말이야, 엄마. 둘 다.</w:t>
+      </w:r>
+    </w:p>
+    <w:bookmarkEnd w:id="36"/>
+    <w:bookmarkEnd w:id="37"/>
+    <w:bookmarkEnd w:id="38"/>
     <w:sectPr/>
   </w:body>
 </w:document>
@@ -3981,583 +3928,8 @@
       </w:pPr>
     </w:lvl>
   </w:abstractNum>
-  <w:abstractNum w:abstractNumId="99411">
-    <w:nsid w:val="A99411"/>
-    <w:multiLevelType w:val="multilevel"/>
-    <w:lvl w:ilvl="0">
-      <w:start w:val="1"/>
-      <w:numFmt w:val="decimal"/>
-      <w:lvlText w:val="%1."/>
-      <w:lvlJc w:val="left"/>
-      <w:pPr>
-        <w:ind w:left="720" w:hanging="480"/>
-      </w:pPr>
-    </w:lvl>
-    <w:lvl w:ilvl="1">
-      <w:start w:val="1"/>
-      <w:numFmt w:val="decimal"/>
-      <w:lvlText w:val="%2."/>
-      <w:lvlJc w:val="left"/>
-      <w:pPr>
-        <w:ind w:left="1440" w:hanging="480"/>
-      </w:pPr>
-    </w:lvl>
-    <w:lvl w:ilvl="2">
-      <w:start w:val="1"/>
-      <w:numFmt w:val="decimal"/>
-      <w:lvlText w:val="%3."/>
-      <w:lvlJc w:val="left"/>
-      <w:pPr>
-        <w:ind w:left="2160" w:hanging="480"/>
-      </w:pPr>
-    </w:lvl>
-    <w:lvl w:ilvl="3">
-      <w:start w:val="1"/>
-      <w:numFmt w:val="decimal"/>
-      <w:lvlText w:val="%4."/>
-      <w:lvlJc w:val="left"/>
-      <w:pPr>
-        <w:ind w:left="2880" w:hanging="480"/>
-      </w:pPr>
-    </w:lvl>
-    <w:lvl w:ilvl="4">
-      <w:start w:val="1"/>
-      <w:numFmt w:val="decimal"/>
-      <w:lvlText w:val="%5."/>
-      <w:lvlJc w:val="left"/>
-      <w:pPr>
-        <w:ind w:left="3600" w:hanging="480"/>
-      </w:pPr>
-    </w:lvl>
-    <w:lvl w:ilvl="5">
-      <w:start w:val="1"/>
-      <w:numFmt w:val="decimal"/>
-      <w:lvlText w:val="%6."/>
-      <w:lvlJc w:val="left"/>
-      <w:pPr>
-        <w:ind w:left="4320" w:hanging="480"/>
-      </w:pPr>
-    </w:lvl>
-    <w:lvl w:ilvl="6">
-      <w:start w:val="1"/>
-      <w:numFmt w:val="decimal"/>
-      <w:lvlText w:val="%7."/>
-      <w:lvlJc w:val="left"/>
-      <w:pPr>
-        <w:ind w:left="5040" w:hanging="480"/>
-      </w:pPr>
-    </w:lvl>
-    <w:lvl w:ilvl="7">
-      <w:start w:val="1"/>
-      <w:numFmt w:val="decimal"/>
-      <w:lvlText w:val="%8."/>
-      <w:lvlJc w:val="left"/>
-      <w:pPr>
-        <w:ind w:left="5760" w:hanging="480"/>
-      </w:pPr>
-    </w:lvl>
-    <w:lvl w:ilvl="8">
-      <w:start w:val="1"/>
-      <w:numFmt w:val="decimal"/>
-      <w:lvlText w:val="%9."/>
-      <w:lvlJc w:val="left"/>
-      <w:pPr>
-        <w:ind w:left="6480" w:hanging="480"/>
-      </w:pPr>
-    </w:lvl>
-  </w:abstractNum>
-  <w:abstractNum w:abstractNumId="994116">
-    <w:nsid w:val="A994116"/>
-    <w:multiLevelType w:val="multilevel"/>
-    <w:lvl w:ilvl="0">
-      <w:start w:val="16"/>
-      <w:numFmt w:val="decimal"/>
-      <w:lvlText w:val="%1."/>
-      <w:lvlJc w:val="left"/>
-      <w:pPr>
-        <w:ind w:left="720" w:hanging="480"/>
-      </w:pPr>
-    </w:lvl>
-    <w:lvl w:ilvl="1">
-      <w:start w:val="16"/>
-      <w:numFmt w:val="decimal"/>
-      <w:lvlText w:val="%2."/>
-      <w:lvlJc w:val="left"/>
-      <w:pPr>
-        <w:ind w:left="1440" w:hanging="480"/>
-      </w:pPr>
-    </w:lvl>
-    <w:lvl w:ilvl="2">
-      <w:start w:val="16"/>
-      <w:numFmt w:val="decimal"/>
-      <w:lvlText w:val="%3."/>
-      <w:lvlJc w:val="left"/>
-      <w:pPr>
-        <w:ind w:left="2160" w:hanging="480"/>
-      </w:pPr>
-    </w:lvl>
-    <w:lvl w:ilvl="3">
-      <w:start w:val="16"/>
-      <w:numFmt w:val="decimal"/>
-      <w:lvlText w:val="%4."/>
-      <w:lvlJc w:val="left"/>
-      <w:pPr>
-        <w:ind w:left="2880" w:hanging="480"/>
-      </w:pPr>
-    </w:lvl>
-    <w:lvl w:ilvl="4">
-      <w:start w:val="16"/>
-      <w:numFmt w:val="decimal"/>
-      <w:lvlText w:val="%5."/>
-      <w:lvlJc w:val="left"/>
-      <w:pPr>
-        <w:ind w:left="3600" w:hanging="480"/>
-      </w:pPr>
-    </w:lvl>
-    <w:lvl w:ilvl="5">
-      <w:start w:val="16"/>
-      <w:numFmt w:val="decimal"/>
-      <w:lvlText w:val="%6."/>
-      <w:lvlJc w:val="left"/>
-      <w:pPr>
-        <w:ind w:left="4320" w:hanging="480"/>
-      </w:pPr>
-    </w:lvl>
-    <w:lvl w:ilvl="6">
-      <w:start w:val="16"/>
-      <w:numFmt w:val="decimal"/>
-      <w:lvlText w:val="%7."/>
-      <w:lvlJc w:val="left"/>
-      <w:pPr>
-        <w:ind w:left="5040" w:hanging="480"/>
-      </w:pPr>
-    </w:lvl>
-    <w:lvl w:ilvl="7">
-      <w:start w:val="16"/>
-      <w:numFmt w:val="decimal"/>
-      <w:lvlText w:val="%8."/>
-      <w:lvlJc w:val="left"/>
-      <w:pPr>
-        <w:ind w:left="5760" w:hanging="480"/>
-      </w:pPr>
-    </w:lvl>
-    <w:lvl w:ilvl="8">
-      <w:start w:val="16"/>
-      <w:numFmt w:val="decimal"/>
-      <w:lvlText w:val="%9."/>
-      <w:lvlJc w:val="left"/>
-      <w:pPr>
-        <w:ind w:left="6480" w:hanging="480"/>
-      </w:pPr>
-    </w:lvl>
-  </w:abstractNum>
-  <w:abstractNum w:abstractNumId="994151">
-    <w:nsid w:val="A994151"/>
-    <w:multiLevelType w:val="multilevel"/>
-    <w:lvl w:ilvl="0">
-      <w:start w:val="51"/>
-      <w:numFmt w:val="decimal"/>
-      <w:lvlText w:val="%1."/>
-      <w:lvlJc w:val="left"/>
-      <w:pPr>
-        <w:ind w:left="720" w:hanging="480"/>
-      </w:pPr>
-    </w:lvl>
-    <w:lvl w:ilvl="1">
-      <w:start w:val="51"/>
-      <w:numFmt w:val="decimal"/>
-      <w:lvlText w:val="%2."/>
-      <w:lvlJc w:val="left"/>
-      <w:pPr>
-        <w:ind w:left="1440" w:hanging="480"/>
-      </w:pPr>
-    </w:lvl>
-    <w:lvl w:ilvl="2">
-      <w:start w:val="51"/>
-      <w:numFmt w:val="decimal"/>
-      <w:lvlText w:val="%3."/>
-      <w:lvlJc w:val="left"/>
-      <w:pPr>
-        <w:ind w:left="2160" w:hanging="480"/>
-      </w:pPr>
-    </w:lvl>
-    <w:lvl w:ilvl="3">
-      <w:start w:val="51"/>
-      <w:numFmt w:val="decimal"/>
-      <w:lvlText w:val="%4."/>
-      <w:lvlJc w:val="left"/>
-      <w:pPr>
-        <w:ind w:left="2880" w:hanging="480"/>
-      </w:pPr>
-    </w:lvl>
-    <w:lvl w:ilvl="4">
-      <w:start w:val="51"/>
-      <w:numFmt w:val="decimal"/>
-      <w:lvlText w:val="%5."/>
-      <w:lvlJc w:val="left"/>
-      <w:pPr>
-        <w:ind w:left="3600" w:hanging="480"/>
-      </w:pPr>
-    </w:lvl>
-    <w:lvl w:ilvl="5">
-      <w:start w:val="51"/>
-      <w:numFmt w:val="decimal"/>
-      <w:lvlText w:val="%6."/>
-      <w:lvlJc w:val="left"/>
-      <w:pPr>
-        <w:ind w:left="4320" w:hanging="480"/>
-      </w:pPr>
-    </w:lvl>
-    <w:lvl w:ilvl="6">
-      <w:start w:val="51"/>
-      <w:numFmt w:val="decimal"/>
-      <w:lvlText w:val="%7."/>
-      <w:lvlJc w:val="left"/>
-      <w:pPr>
-        <w:ind w:left="5040" w:hanging="480"/>
-      </w:pPr>
-    </w:lvl>
-    <w:lvl w:ilvl="7">
-      <w:start w:val="51"/>
-      <w:numFmt w:val="decimal"/>
-      <w:lvlText w:val="%8."/>
-      <w:lvlJc w:val="left"/>
-      <w:pPr>
-        <w:ind w:left="5760" w:hanging="480"/>
-      </w:pPr>
-    </w:lvl>
-    <w:lvl w:ilvl="8">
-      <w:start w:val="51"/>
-      <w:numFmt w:val="decimal"/>
-      <w:lvlText w:val="%9."/>
-      <w:lvlJc w:val="left"/>
-      <w:pPr>
-        <w:ind w:left="6480" w:hanging="480"/>
-      </w:pPr>
-    </w:lvl>
-  </w:abstractNum>
-  <w:abstractNum w:abstractNumId="994181">
-    <w:nsid w:val="A994181"/>
-    <w:multiLevelType w:val="multilevel"/>
-    <w:lvl w:ilvl="0">
-      <w:start w:val="81"/>
-      <w:numFmt w:val="decimal"/>
-      <w:lvlText w:val="%1."/>
-      <w:lvlJc w:val="left"/>
-      <w:pPr>
-        <w:ind w:left="720" w:hanging="480"/>
-      </w:pPr>
-    </w:lvl>
-    <w:lvl w:ilvl="1">
-      <w:start w:val="81"/>
-      <w:numFmt w:val="decimal"/>
-      <w:lvlText w:val="%2."/>
-      <w:lvlJc w:val="left"/>
-      <w:pPr>
-        <w:ind w:left="1440" w:hanging="480"/>
-      </w:pPr>
-    </w:lvl>
-    <w:lvl w:ilvl="2">
-      <w:start w:val="81"/>
-      <w:numFmt w:val="decimal"/>
-      <w:lvlText w:val="%3."/>
-      <w:lvlJc w:val="left"/>
-      <w:pPr>
-        <w:ind w:left="2160" w:hanging="480"/>
-      </w:pPr>
-    </w:lvl>
-    <w:lvl w:ilvl="3">
-      <w:start w:val="81"/>
-      <w:numFmt w:val="decimal"/>
-      <w:lvlText w:val="%4."/>
-      <w:lvlJc w:val="left"/>
-      <w:pPr>
-        <w:ind w:left="2880" w:hanging="480"/>
-      </w:pPr>
-    </w:lvl>
-    <w:lvl w:ilvl="4">
-      <w:start w:val="81"/>
-      <w:numFmt w:val="decimal"/>
-      <w:lvlText w:val="%5."/>
-      <w:lvlJc w:val="left"/>
-      <w:pPr>
-        <w:ind w:left="3600" w:hanging="480"/>
-      </w:pPr>
-    </w:lvl>
-    <w:lvl w:ilvl="5">
-      <w:start w:val="81"/>
-      <w:numFmt w:val="decimal"/>
-      <w:lvlText w:val="%6."/>
-      <w:lvlJc w:val="left"/>
-      <w:pPr>
-        <w:ind w:left="4320" w:hanging="480"/>
-      </w:pPr>
-    </w:lvl>
-    <w:lvl w:ilvl="6">
-      <w:start w:val="81"/>
-      <w:numFmt w:val="decimal"/>
-      <w:lvlText w:val="%7."/>
-      <w:lvlJc w:val="left"/>
-      <w:pPr>
-        <w:ind w:left="5040" w:hanging="480"/>
-      </w:pPr>
-    </w:lvl>
-    <w:lvl w:ilvl="7">
-      <w:start w:val="81"/>
-      <w:numFmt w:val="decimal"/>
-      <w:lvlText w:val="%8."/>
-      <w:lvlJc w:val="left"/>
-      <w:pPr>
-        <w:ind w:left="5760" w:hanging="480"/>
-      </w:pPr>
-    </w:lvl>
-    <w:lvl w:ilvl="8">
-      <w:start w:val="81"/>
-      <w:numFmt w:val="decimal"/>
-      <w:lvlText w:val="%9."/>
-      <w:lvlJc w:val="left"/>
-      <w:pPr>
-        <w:ind w:left="6480" w:hanging="480"/>
-      </w:pPr>
-    </w:lvl>
-  </w:abstractNum>
-  <w:abstractNum w:abstractNumId="9941106">
-    <w:nsid w:val="A9941106"/>
-    <w:multiLevelType w:val="multilevel"/>
-    <w:lvl w:ilvl="0">
-      <w:start w:val="106"/>
-      <w:numFmt w:val="decimal"/>
-      <w:lvlText w:val="%1."/>
-      <w:lvlJc w:val="left"/>
-      <w:pPr>
-        <w:ind w:left="720" w:hanging="480"/>
-      </w:pPr>
-    </w:lvl>
-    <w:lvl w:ilvl="1">
-      <w:start w:val="106"/>
-      <w:numFmt w:val="decimal"/>
-      <w:lvlText w:val="%2."/>
-      <w:lvlJc w:val="left"/>
-      <w:pPr>
-        <w:ind w:left="1440" w:hanging="480"/>
-      </w:pPr>
-    </w:lvl>
-    <w:lvl w:ilvl="2">
-      <w:start w:val="106"/>
-      <w:numFmt w:val="decimal"/>
-      <w:lvlText w:val="%3."/>
-      <w:lvlJc w:val="left"/>
-      <w:pPr>
-        <w:ind w:left="2160" w:hanging="480"/>
-      </w:pPr>
-    </w:lvl>
-    <w:lvl w:ilvl="3">
-      <w:start w:val="106"/>
-      <w:numFmt w:val="decimal"/>
-      <w:lvlText w:val="%4."/>
-      <w:lvlJc w:val="left"/>
-      <w:pPr>
-        <w:ind w:left="2880" w:hanging="480"/>
-      </w:pPr>
-    </w:lvl>
-    <w:lvl w:ilvl="4">
-      <w:start w:val="106"/>
-      <w:numFmt w:val="decimal"/>
-      <w:lvlText w:val="%5."/>
-      <w:lvlJc w:val="left"/>
-      <w:pPr>
-        <w:ind w:left="3600" w:hanging="480"/>
-      </w:pPr>
-    </w:lvl>
-    <w:lvl w:ilvl="5">
-      <w:start w:val="106"/>
-      <w:numFmt w:val="decimal"/>
-      <w:lvlText w:val="%6."/>
-      <w:lvlJc w:val="left"/>
-      <w:pPr>
-        <w:ind w:left="4320" w:hanging="480"/>
-      </w:pPr>
-    </w:lvl>
-    <w:lvl w:ilvl="6">
-      <w:start w:val="106"/>
-      <w:numFmt w:val="decimal"/>
-      <w:lvlText w:val="%7."/>
-      <w:lvlJc w:val="left"/>
-      <w:pPr>
-        <w:ind w:left="5040" w:hanging="480"/>
-      </w:pPr>
-    </w:lvl>
-    <w:lvl w:ilvl="7">
-      <w:start w:val="106"/>
-      <w:numFmt w:val="decimal"/>
-      <w:lvlText w:val="%8."/>
-      <w:lvlJc w:val="left"/>
-      <w:pPr>
-        <w:ind w:left="5760" w:hanging="480"/>
-      </w:pPr>
-    </w:lvl>
-    <w:lvl w:ilvl="8">
-      <w:start w:val="106"/>
-      <w:numFmt w:val="decimal"/>
-      <w:lvlText w:val="%9."/>
-      <w:lvlJc w:val="left"/>
-      <w:pPr>
-        <w:ind w:left="6480" w:hanging="480"/>
-      </w:pPr>
-    </w:lvl>
-  </w:abstractNum>
   <w:num w:numId="1000">
     <w:abstractNumId w:val="990"/>
-  </w:num>
-  <w:num w:numId="1001">
-    <w:abstractNumId w:val="99411"/>
-    <w:lvlOverride w:ilvl="0">
-      <w:startOverride w:val="1"/>
-    </w:lvlOverride>
-    <w:lvlOverride w:ilvl="1">
-      <w:startOverride w:val="1"/>
-    </w:lvlOverride>
-    <w:lvlOverride w:ilvl="2">
-      <w:startOverride w:val="1"/>
-    </w:lvlOverride>
-    <w:lvlOverride w:ilvl="3">
-      <w:startOverride w:val="1"/>
-    </w:lvlOverride>
-    <w:lvlOverride w:ilvl="4">
-      <w:startOverride w:val="1"/>
-    </w:lvlOverride>
-    <w:lvlOverride w:ilvl="5">
-      <w:startOverride w:val="1"/>
-    </w:lvlOverride>
-    <w:lvlOverride w:ilvl="6">
-      <w:startOverride w:val="1"/>
-    </w:lvlOverride>
-    <w:lvlOverride w:ilvl="7">
-      <w:startOverride w:val="1"/>
-    </w:lvlOverride>
-    <w:lvlOverride w:ilvl="8">
-      <w:startOverride w:val="1"/>
-    </w:lvlOverride>
-  </w:num>
-  <w:num w:numId="1002">
-    <w:abstractNumId w:val="994116"/>
-    <w:lvlOverride w:ilvl="0">
-      <w:startOverride w:val="16"/>
-    </w:lvlOverride>
-    <w:lvlOverride w:ilvl="1">
-      <w:startOverride w:val="16"/>
-    </w:lvlOverride>
-    <w:lvlOverride w:ilvl="2">
-      <w:startOverride w:val="16"/>
-    </w:lvlOverride>
-    <w:lvlOverride w:ilvl="3">
-      <w:startOverride w:val="16"/>
-    </w:lvlOverride>
-    <w:lvlOverride w:ilvl="4">
-      <w:startOverride w:val="16"/>
-    </w:lvlOverride>
-    <w:lvlOverride w:ilvl="5">
-      <w:startOverride w:val="16"/>
-    </w:lvlOverride>
-    <w:lvlOverride w:ilvl="6">
-      <w:startOverride w:val="16"/>
-    </w:lvlOverride>
-    <w:lvlOverride w:ilvl="7">
-      <w:startOverride w:val="16"/>
-    </w:lvlOverride>
-    <w:lvlOverride w:ilvl="8">
-      <w:startOverride w:val="16"/>
-    </w:lvlOverride>
-  </w:num>
-  <w:num w:numId="1003">
-    <w:abstractNumId w:val="994151"/>
-    <w:lvlOverride w:ilvl="0">
-      <w:startOverride w:val="51"/>
-    </w:lvlOverride>
-    <w:lvlOverride w:ilvl="1">
-      <w:startOverride w:val="51"/>
-    </w:lvlOverride>
-    <w:lvlOverride w:ilvl="2">
-      <w:startOverride w:val="51"/>
-    </w:lvlOverride>
-    <w:lvlOverride w:ilvl="3">
-      <w:startOverride w:val="51"/>
-    </w:lvlOverride>
-    <w:lvlOverride w:ilvl="4">
-      <w:startOverride w:val="51"/>
-    </w:lvlOverride>
-    <w:lvlOverride w:ilvl="5">
-      <w:startOverride w:val="51"/>
-    </w:lvlOverride>
-    <w:lvlOverride w:ilvl="6">
-      <w:startOverride w:val="51"/>
-    </w:lvlOverride>
-    <w:lvlOverride w:ilvl="7">
-      <w:startOverride w:val="51"/>
-    </w:lvlOverride>
-    <w:lvlOverride w:ilvl="8">
-      <w:startOverride w:val="51"/>
-    </w:lvlOverride>
-  </w:num>
-  <w:num w:numId="1004">
-    <w:abstractNumId w:val="994181"/>
-    <w:lvlOverride w:ilvl="0">
-      <w:startOverride w:val="81"/>
-    </w:lvlOverride>
-    <w:lvlOverride w:ilvl="1">
-      <w:startOverride w:val="81"/>
-    </w:lvlOverride>
-    <w:lvlOverride w:ilvl="2">
-      <w:startOverride w:val="81"/>
-    </w:lvlOverride>
-    <w:lvlOverride w:ilvl="3">
-      <w:startOverride w:val="81"/>
-    </w:lvlOverride>
-    <w:lvlOverride w:ilvl="4">
-      <w:startOverride w:val="81"/>
-    </w:lvlOverride>
-    <w:lvlOverride w:ilvl="5">
-      <w:startOverride w:val="81"/>
-    </w:lvlOverride>
-    <w:lvlOverride w:ilvl="6">
-      <w:startOverride w:val="81"/>
-    </w:lvlOverride>
-    <w:lvlOverride w:ilvl="7">
-      <w:startOverride w:val="81"/>
-    </w:lvlOverride>
-    <w:lvlOverride w:ilvl="8">
-      <w:startOverride w:val="81"/>
-    </w:lvlOverride>
-  </w:num>
-  <w:num w:numId="1005">
-    <w:abstractNumId w:val="9941106"/>
-    <w:lvlOverride w:ilvl="0">
-      <w:startOverride w:val="106"/>
-    </w:lvlOverride>
-    <w:lvlOverride w:ilvl="1">
-      <w:startOverride w:val="106"/>
-    </w:lvlOverride>
-    <w:lvlOverride w:ilvl="2">
-      <w:startOverride w:val="106"/>
-    </w:lvlOverride>
-    <w:lvlOverride w:ilvl="3">
-      <w:startOverride w:val="106"/>
-    </w:lvlOverride>
-    <w:lvlOverride w:ilvl="4">
-      <w:startOverride w:val="106"/>
-    </w:lvlOverride>
-    <w:lvlOverride w:ilvl="5">
-      <w:startOverride w:val="106"/>
-    </w:lvlOverride>
-    <w:lvlOverride w:ilvl="6">
-      <w:startOverride w:val="106"/>
-    </w:lvlOverride>
-    <w:lvlOverride w:ilvl="7">
-      <w:startOverride w:val="106"/>
-    </w:lvlOverride>
-    <w:lvlOverride w:ilvl="8">
-      <w:startOverride w:val="106"/>
-    </w:lvlOverride>
   </w:num>
 </w:numbering>
 </file>
